--- a/대본/4부/10화_One_Bad_Post.docx
+++ b/대본/4부/10화_One_Bad_Post.docx
@@ -2,7 +2,7 @@
 <file path=word/document.xml><?xml version="1.0" encoding="utf-8"?>
 <w:document xmlns:w="http://schemas.openxmlformats.org/wordprocessingml/2006/main" xmlns:m="http://schemas.openxmlformats.org/officeDocument/2006/math" xmlns:r="http://schemas.openxmlformats.org/officeDocument/2006/relationships" xmlns:o="urn:schemas-microsoft-com:office:office" xmlns:v="urn:schemas-microsoft-com:vml" xmlns:w10="urn:schemas-microsoft-com:office:word" xmlns:a="http://schemas.openxmlformats.org/drawingml/2006/main" xmlns:pic="http://schemas.openxmlformats.org/drawingml/2006/picture" xmlns:wp="http://schemas.openxmlformats.org/drawingml/2006/wordprocessingDrawing">
   <w:body>
-    <w:bookmarkStart w:id="31" w:name="ship-it-4부-10화"/>
+    <w:bookmarkStart w:id="32" w:name="ship-it-4부-10화"/>
     <w:p>
       <w:pPr>
         <w:pStyle w:val="Heading1"/>
@@ -65,7 +65,7 @@
         <w:t xml:space="preserve"> </w:t>
       </w:r>
       <w:r>
-        <w:t xml:space="preserve">- 규칙: 지문 없음. 전 화 100% 「화자명: 대사」. 1턴 15단어 이내(공개 응답 인용 예외 1줄).</w:t>
+        <w:t xml:space="preserve">- 규칙: 지문 없음. 전 화 100% 「화자명: 대사」. 1턴 15단어 이내 + 긴 턴 10~15회(25~35단어)(공개 응답 인용 예외 1줄).</w:t>
       </w:r>
       <w:r>
         <w:t xml:space="preserve"> </w:t>
@@ -397,13 +397,13 @@
         </w:numPr>
       </w:pPr>
       <w:r>
-        <w:t xml:space="preserve">DEREK: Thirty thousand followers. Half are doctors. This is serious.</w:t>
-      </w:r>
-      <w:r>
-        <w:t xml:space="preserve"> </w:t>
-      </w:r>
-      <w:r>
-        <w:t xml:space="preserve">데릭: 팔로워 3만. 절반이 의사예요. 심각해요.</w:t>
+        <w:t xml:space="preserve">DEREK: Thirty thousand followers, and half of them are doctors. That’s not random noise online. Those are exactly the people we need to train and sell to, so this is serious.</w:t>
+      </w:r>
+      <w:r>
+        <w:t xml:space="preserve"> </w:t>
+      </w:r>
+      <w:r>
+        <w:t xml:space="preserve">데릭: 팔로워 3만, 그중 절반이 의사예요. 그냥 온라인 소음이 아니에요. 바로 우리가 교육하고 팔아야 하는 사람들이에요. 그러니 심각해요.</w:t>
       </w:r>
     </w:p>
     <w:p>
@@ -465,13 +465,13 @@
         </w:numPr>
       </w:pPr>
       <w:r>
-        <w:t xml:space="preserve">ELENA: He didn’t use that word. I watched it twice. He’s angry. But careful.</w:t>
-      </w:r>
-      <w:r>
-        <w:t xml:space="preserve"> </w:t>
-      </w:r>
-      <w:r>
-        <w:t xml:space="preserve">엘레나: 그 단어는 안 썼어요. 두 번 봤어요. 화났지만. 신중해요.</w:t>
+        <w:t xml:space="preserve">ELENA: He didn’t use that word, Zoe. I watched it twice. He’s angry, yes, but he’s careful. Every point he makes is something we could check ourselves.</w:t>
+      </w:r>
+      <w:r>
+        <w:t xml:space="preserve"> </w:t>
+      </w:r>
+      <w:r>
+        <w:t xml:space="preserve">엘레나: 그 단어는 안 썼어요, 조이. 두 번 봤어요. 화난 건 맞지만 신중해요. 그가 말하는 모든 요점은 우리가 직접 확인해 볼 수 있는 것들이에요.</w:t>
       </w:r>
     </w:p>
     <w:p>
@@ -763,13 +763,13 @@
         </w:numPr>
       </w:pPr>
       <w:r>
-        <w:t xml:space="preserve">NOAH: He’s right. Training is good business. And good medicine. Both can be true.</w:t>
-      </w:r>
-      <w:r>
-        <w:t xml:space="preserve"> </w:t>
-      </w:r>
-      <w:r>
-        <w:t xml:space="preserve">노아: 데릭 말이 맞아요. 교육은 좋은 사업이에요. 그리고 좋은 의학이고요. 둘 다 사실일 수 있어요.</w:t>
+        <w:t xml:space="preserve">NOAH: He’s right, Zoe. Training is good business for us, and it’s also good medicine. Both can be true at the same time. The problem is only if we pretend it isn’t.</w:t>
+      </w:r>
+      <w:r>
+        <w:t xml:space="preserve"> </w:t>
+      </w:r>
+      <w:r>
+        <w:t xml:space="preserve">노아: 데릭 말이 맞아요, 조이. 교육은 우리에게 좋은 사업이고, 동시에 좋은 의학이에요. 둘 다 동시에 사실일 수 있어요. 문제는 우리가 아닌 척할 때뿐이에요.</w:t>
       </w:r>
     </w:p>
     <w:p>
@@ -919,13 +919,13 @@
         </w:numPr>
       </w:pPr>
       <w:r>
-        <w:t xml:space="preserve">ELENA: So a twenty-year surgeon with perfect training. Not on our map.</w:t>
-      </w:r>
-      <w:r>
-        <w:t xml:space="preserve"> </w:t>
-      </w:r>
-      <w:r>
-        <w:t xml:space="preserve">엘레나: 그러니까 완벽하게 교육받은 20년 차 외과의는. 우리 지도에 없는 거죠.</w:t>
+        <w:t xml:space="preserve">ELENA: So think about a twenty-year surgeon with perfect training who just doesn’t buy from us. He’s not on our map. And nobody looking at the map would ever know why.</w:t>
+      </w:r>
+      <w:r>
+        <w:t xml:space="preserve"> </w:t>
+      </w:r>
+      <w:r>
+        <w:t xml:space="preserve">엘레나: 그러니까 완벽하게 교육받았지만 그냥 우리 제품을 안 사는 20년 차 외과의를 생각해 봐요. 우리 지도에 없어요. 그리고 지도를 보는 사람은 아무도 그 이유를 모르죠.</w:t>
       </w:r>
     </w:p>
     <w:p>
@@ -1021,13 +1021,13 @@
         </w:numPr>
       </w:pPr>
       <w:r>
-        <w:t xml:space="preserve">ZOE: I hate this. But you’re right. I built that map.</w:t>
-      </w:r>
-      <w:r>
-        <w:t xml:space="preserve"> </w:t>
-      </w:r>
-      <w:r>
-        <w:t xml:space="preserve">조이: 싫지만. 맞아요. 그 지도를 내가 만들었어요.</w:t>
+        <w:t xml:space="preserve">ZOE: I hate this, but you’re right. I built that map, and I was so focused on the funnel that I never asked how it looks to a doctor who isn’t on it.</w:t>
+      </w:r>
+      <w:r>
+        <w:t xml:space="preserve"> </w:t>
+      </w:r>
+      <w:r>
+        <w:t xml:space="preserve">조이: 싫지만 맞아요. 그 지도를 내가 만들었는데, 퍼널에만 너무 집중해서 거기 없는 의사한테 어떻게 보일지는 한 번도 생각해 보지 않았어요.</w:t>
       </w:r>
     </w:p>
     <w:p>
@@ -1123,13 +1123,13 @@
         </w:numPr>
       </w:pPr>
       <w:r>
-        <w:t xml:space="preserve">NOAH: Three. Meet him. In person. Before we say anything.</w:t>
-      </w:r>
-      <w:r>
-        <w:t xml:space="preserve"> </w:t>
-      </w:r>
-      <w:r>
-        <w:t xml:space="preserve">노아: 셋. 만난다. 직접. 아무 말도 하기 전에.</w:t>
+        <w:t xml:space="preserve">NOAH: Three. We meet him, in person, before we say anything in public. If we talk to him first, we understand him better, and a private conversation can’t go viral.</w:t>
+      </w:r>
+      <w:r>
+        <w:t xml:space="preserve"> </w:t>
+      </w:r>
+      <w:r>
+        <w:t xml:space="preserve">노아: 셋. 공개적으로 무슨 말을 하기 전에 직접 만난다. 먼저 이야기하면 그를 더 잘 이해하게 되고, 사적인 대화는 퍼질 일도 없어요.</w:t>
       </w:r>
     </w:p>
     <w:p>
@@ -1286,13 +1286,13 @@
         </w:numPr>
       </w:pPr>
       <w:r>
-        <w:t xml:space="preserve">PIERCE: Hmm. Last week, a patient cancelled. Twelve years with me.</w:t>
-      </w:r>
-      <w:r>
-        <w:t xml:space="preserve"> </w:t>
-      </w:r>
-      <w:r>
-        <w:t xml:space="preserve">피어스: 흠. 지난주에 환자 한 명이 취소했어요. 나랑 12년 된 환자.</w:t>
+        <w:t xml:space="preserve">PIERCE: Hmm. Let me tell you why I posted. Last week, a patient cancelled her appointment. She’d been with me for twelve years. Twelve years, and suddenly she didn’t trust me.</w:t>
+      </w:r>
+      <w:r>
+        <w:t xml:space="preserve"> </w:t>
+      </w:r>
+      <w:r>
+        <w:t xml:space="preserve">피어스: 흠. 내가 왜 글을 올렸는지 말해 주죠. 지난주에 환자 한 명이 예약을 취소했어요. 나랑 12년 된 환자예요. 12년인데, 갑자기 나를 믿지 않게 된 거죠.</w:t>
       </w:r>
     </w:p>
     <w:p>
@@ -1441,7 +1441,7 @@
         </w:numPr>
       </w:pPr>
       <w:r>
-        <w:t xml:space="preserve">PIERCE: My nurse has trained for nine years. Her patients now ask if she’s</w:t>
+        <w:t xml:space="preserve">PIERCE: My nurse has trained for nine years. She’s careful and she’s skilled. Now her patients ask if she’s</w:t>
       </w:r>
       <w:r>
         <w:t xml:space="preserve"> </w:t>
@@ -1459,7 +1459,13 @@
         <w:t xml:space="preserve"> </w:t>
       </w:r>
       <w:r>
-        <w:t xml:space="preserve">피어스: 우리 간호사는 9년 동안 교육받았어요. 이제 환자들이 그녀에게</w:t>
+        <w:t xml:space="preserve">Nine years of work, questioned by one video.</w:t>
+      </w:r>
+      <w:r>
+        <w:t xml:space="preserve"> </w:t>
+      </w:r>
+      <w:r>
+        <w:t xml:space="preserve">피어스: 우리 간호사는 9년 동안 교육받았어요. 신중하고 숙련된 사람이에요. 그런데 이제 환자들이 그녀에게</w:t>
       </w:r>
       <w:r>
         <w:t xml:space="preserve"> </w:t>
@@ -1474,7 +1480,7 @@
         <w:t xml:space="preserve">”</w:t>
       </w:r>
       <w:r>
-        <w:t xml:space="preserve">고 물어요.</w:t>
+        <w:t xml:space="preserve">고 물어요. 9년의 노력이 영상 하나로 의심받는 거죠.</w:t>
       </w:r>
     </w:p>
     <w:p>
@@ -1502,13 +1508,13 @@
         </w:numPr>
       </w:pPr>
       <w:r>
-        <w:t xml:space="preserve">NOAH: You’re right. That’s not what we meant. But it’s what we did.</w:t>
-      </w:r>
-      <w:r>
-        <w:t xml:space="preserve"> </w:t>
-      </w:r>
-      <w:r>
-        <w:t xml:space="preserve">노아: 맞는 말씀이에요. 우리가 의도한 건 아니었어요. 하지만 우리가 한 일이죠.</w:t>
+        <w:t xml:space="preserve">NOAH: You’re right. That’s not what we meant, but intent doesn’t matter much to your patient. It’s what we did. And if we did it, we’re the ones who fix it.</w:t>
+      </w:r>
+      <w:r>
+        <w:t xml:space="preserve"> </w:t>
+      </w:r>
+      <w:r>
+        <w:t xml:space="preserve">노아: 맞는 말씀이에요. 우리가 의도한 건 아니었지만, 선생님 환자에겐 의도가 별로 중요하지 않죠. 그건 우리가 한 일이에요. 우리가 했으니, 고치는 것도 우리 몫이에요.</w:t>
       </w:r>
     </w:p>
     <w:p>
@@ -1553,13 +1559,13 @@
         </w:numPr>
       </w:pPr>
       <w:r>
-        <w:t xml:space="preserve">PIERCE: Separate the map from your sales. Safety isn’t a customer list.</w:t>
-      </w:r>
-      <w:r>
-        <w:t xml:space="preserve"> </w:t>
-      </w:r>
-      <w:r>
-        <w:t xml:space="preserve">피어스: 지도를 당신네 판매와 분리해요. 안전은 고객 명단이 아니에요.</w:t>
+        <w:t xml:space="preserve">PIERCE: Separate the map from your sales. Safety isn’t a customer list. If your map only shows buyers, then it’s an advertisement, and patients deserve to know that.</w:t>
+      </w:r>
+      <w:r>
+        <w:t xml:space="preserve"> </w:t>
+      </w:r>
+      <w:r>
+        <w:t xml:space="preserve">피어스: 지도를 당신네 판매와 분리해요. 안전은 고객 명단이 아니에요. 지도에 구매자만 나온다면 그건 광고고, 환자들은 그걸 알 권리가 있어요.</w:t>
       </w:r>
     </w:p>
     <w:p>
@@ -1848,13 +1854,13 @@
         </w:numPr>
       </w:pPr>
       <w:r>
-        <w:t xml:space="preserve">NOAH: Not off. We add everyone trained. Our customers stay. With a filter.</w:t>
-      </w:r>
-      <w:r>
-        <w:t xml:space="preserve"> </w:t>
-      </w:r>
-      <w:r>
-        <w:t xml:space="preserve">노아: 빼는 게 아니에요. 교육받은 모두를 추가하는 거죠. 고객은 그대로. 필터와 함께.</w:t>
+        <w:t xml:space="preserve">NOAH: Not off. We add everyone who’s trained, whatever product they use. Our customers stay on the map, and they get a filter, so Jess can still find them if she wants.</w:t>
+      </w:r>
+      <w:r>
+        <w:t xml:space="preserve"> </w:t>
+      </w:r>
+      <w:r>
+        <w:t xml:space="preserve">노아: 빼는 게 아니에요. 어떤 제품을 쓰든 교육받은 모두를 추가하는 거죠. 우리 고객은 지도에 그대로 있고 필터도 생겨요. 그래서 제스가 원하면 여전히 찾을 수 있어요.</w:t>
       </w:r>
     </w:p>
     <w:p>
@@ -2104,13 +2110,13 @@
         </w:numPr>
       </w:pPr>
       <w:r>
-        <w:t xml:space="preserve">DIANE: Absolutely not. A paid influencer attacking a doctor? That’s a disaster.</w:t>
-      </w:r>
-      <w:r>
-        <w:t xml:space="preserve"> </w:t>
-      </w:r>
-      <w:r>
-        <w:t xml:space="preserve">다이앤: 절대 안 돼요. 돈 받은 인플루언서가 의사를 공격한다고요? 그건 재앙이에요.</w:t>
+        <w:t xml:space="preserve">DIANE: Absolutely not. A paid influencer attacking a doctor online? That’s a disaster. It looks like we sent her, and legally, as her sponsor, we could be responsible for what she says.</w:t>
+      </w:r>
+      <w:r>
+        <w:t xml:space="preserve"> </w:t>
+      </w:r>
+      <w:r>
+        <w:t xml:space="preserve">다이앤: 절대 안 돼요. 돈 받은 인플루언서가 온라인에서 의사를 공격한다고요? 그건 재앙이에요. 우리가 시킨 것처럼 보이고, 법적으로도 협찬사인 우리가 그녀의 말에 책임질 수 있어요.</w:t>
       </w:r>
     </w:p>
     <w:p>
@@ -2138,13 +2144,13 @@
         </w:numPr>
       </w:pPr>
       <w:r>
-        <w:t xml:space="preserve">ZOE: He’s fair, Brooke. He’s just not nice. We’re fixing the video.</w:t>
-      </w:r>
-      <w:r>
-        <w:t xml:space="preserve"> </w:t>
-      </w:r>
-      <w:r>
-        <w:t xml:space="preserve">조이: 공정한 사람이에요, 브룩. 친절하지 않을 뿐. 우리가 영상을 고칠 거예요.</w:t>
+        <w:t xml:space="preserve">ZOE: He’s fair, Brooke. He’s just not nice. We’re fixing the video, and if you fight him now, it only makes things worse, for you and for us.</w:t>
+      </w:r>
+      <w:r>
+        <w:t xml:space="preserve"> </w:t>
+      </w:r>
+      <w:r>
+        <w:t xml:space="preserve">조이: 공정한 사람이에요, 브룩. 친절하지 않을 뿐이에요. 우린 영상을 고칠 거예요. 지금 그 사람이랑 싸우면 당신한테도 우리한테도 상황만 더 나빠져요.</w:t>
       </w:r>
     </w:p>
     <w:p>
@@ -2436,13 +2442,13 @@
         </w:numPr>
       </w:pPr>
       <w:r>
-        <w:t xml:space="preserve">DIANE: Zoe. It’s an apology. Not a launch.</w:t>
-      </w:r>
-      <w:r>
-        <w:t xml:space="preserve"> </w:t>
-      </w:r>
-      <w:r>
-        <w:t xml:space="preserve">다이앤: 조이. 이건 사과예요. 출시가 아니라.</w:t>
+        <w:t xml:space="preserve">DIANE: Zoe, it’s an apology, not a launch. The moment we sound excited, people will think we’re celebrating instead of fixing. Plain words show we took it seriously.</w:t>
+      </w:r>
+      <w:r>
+        <w:t xml:space="preserve"> </w:t>
+      </w:r>
+      <w:r>
+        <w:t xml:space="preserve">다이앤: 조이, 이건 출시가 아니라 사과예요. 우리가 들뜬 것처럼 들리는 순간, 사람들은 우리가 고치는 대신 축하하고 있다고 생각할 거예요. 담백한 말이 진지하게 받아들였다는 걸 보여 줘요.</w:t>
       </w:r>
     </w:p>
     <w:p>
@@ -2885,7 +2891,7 @@
     </w:p>
     <w:bookmarkEnd w:id="25"/>
     <w:bookmarkEnd w:id="26"/>
-    <w:bookmarkStart w:id="30" w:name="학습-부록"/>
+    <w:bookmarkStart w:id="31" w:name="학습-부록"/>
     <w:p>
       <w:pPr>
         <w:pStyle w:val="Heading2"/>
@@ -3935,8 +3941,298 @@
       </w:r>
     </w:p>
     <w:bookmarkEnd w:id="29"/>
+    <w:bookmarkStart w:id="30" w:name="긴-발화-분석"/>
+    <w:p>
+      <w:pPr>
+        <w:pStyle w:val="Heading3"/>
+      </w:pPr>
+      <w:r>
+        <w:t xml:space="preserve">④ 긴 발화 분석</w:t>
+      </w:r>
+    </w:p>
+    <w:p>
+      <w:pPr>
+        <w:pStyle w:val="BlockText"/>
+      </w:pPr>
+      <w:r>
+        <w:rPr>
+          <w:bCs/>
+          <w:b/>
+        </w:rPr>
+        <w:t xml:space="preserve">64턴 NOAH:</w:t>
+      </w:r>
+      <w:r>
+        <w:t xml:space="preserve"> </w:t>
+      </w:r>
+      <w:r>
+        <w:t xml:space="preserve">“</w:t>
+      </w:r>
+      <w:r>
+        <w:t xml:space="preserve">You’re right. That’s not what we meant, but intent doesn’t matter much to your patient. It’s what we did. And if we did it, we’re the ones who fix it.</w:t>
+      </w:r>
+      <w:r>
+        <w:t xml:space="preserve">”</w:t>
+      </w:r>
+    </w:p>
+    <w:tbl>
+      <w:tblPr>
+        <w:tblStyle w:val="Table"/>
+        <w:tblW w:type="pct" w:w="5000"/>
+        <w:tblLook w:firstRow="1" w:lastRow="0" w:firstColumn="0" w:lastColumn="0" w:noHBand="0" w:noVBand="0" w:val="0020"/>
+        <w:jc w:val="start"/>
+      </w:tblPr>
+      <w:tblGrid>
+        <w:gridCol w:w="2640"/>
+        <w:gridCol w:w="2640"/>
+        <w:gridCol w:w="2640"/>
+      </w:tblGrid>
+      <w:tr>
+        <w:trPr>
+          <w:tblHeader w:val="true"/>
+        </w:trPr>
+        <w:tc>
+          <w:tcPr/>
+          <w:p>
+            <w:pPr>
+              <w:pStyle w:val="Compact"/>
+              <w:jc w:val="left"/>
+            </w:pPr>
+            <w:r>
+              <w:t xml:space="preserve">구조</w:t>
+            </w:r>
+          </w:p>
+        </w:tc>
+        <w:tc>
+          <w:tcPr/>
+          <w:p>
+            <w:pPr>
+              <w:pStyle w:val="Compact"/>
+              <w:jc w:val="left"/>
+            </w:pPr>
+            <w:r>
+              <w:t xml:space="preserve">영어</w:t>
+            </w:r>
+          </w:p>
+        </w:tc>
+        <w:tc>
+          <w:tcPr/>
+          <w:p>
+            <w:pPr>
+              <w:pStyle w:val="Compact"/>
+              <w:jc w:val="left"/>
+            </w:pPr>
+            <w:r>
+              <w:t xml:space="preserve">기능</w:t>
+            </w:r>
+          </w:p>
+        </w:tc>
+      </w:tr>
+      <w:tr>
+        <w:tc>
+          <w:tcPr/>
+          <w:p>
+            <w:pPr>
+              <w:pStyle w:val="Compact"/>
+              <w:jc w:val="left"/>
+            </w:pPr>
+            <w:r>
+              <w:t xml:space="preserve">① 인정</w:t>
+            </w:r>
+          </w:p>
+        </w:tc>
+        <w:tc>
+          <w:tcPr/>
+          <w:p>
+            <w:pPr>
+              <w:pStyle w:val="Compact"/>
+              <w:jc w:val="left"/>
+            </w:pPr>
+            <w:r>
+              <w:t xml:space="preserve">You’re right.</w:t>
+            </w:r>
+          </w:p>
+        </w:tc>
+        <w:tc>
+          <w:tcPr/>
+          <w:p>
+            <w:pPr>
+              <w:pStyle w:val="Compact"/>
+              <w:jc w:val="left"/>
+            </w:pPr>
+            <w:r>
+              <w:t xml:space="preserve">변명 전에 상대 말이 옳다고 먼저 인정</w:t>
+            </w:r>
+          </w:p>
+        </w:tc>
+      </w:tr>
+      <w:tr>
+        <w:tc>
+          <w:tcPr/>
+          <w:p>
+            <w:pPr>
+              <w:pStyle w:val="Compact"/>
+              <w:jc w:val="left"/>
+            </w:pPr>
+            <w:r>
+              <w:t xml:space="preserve">② 의도 vs 영향</w:t>
+            </w:r>
+          </w:p>
+        </w:tc>
+        <w:tc>
+          <w:tcPr/>
+          <w:p>
+            <w:pPr>
+              <w:pStyle w:val="Compact"/>
+              <w:jc w:val="left"/>
+            </w:pPr>
+            <w:r>
+              <w:t xml:space="preserve">That’s not what we meant, but intent doesn’t matter much to your patient.</w:t>
+            </w:r>
+          </w:p>
+        </w:tc>
+        <w:tc>
+          <w:tcPr/>
+          <w:p>
+            <w:pPr>
+              <w:pStyle w:val="Compact"/>
+              <w:jc w:val="left"/>
+            </w:pPr>
+            <w:r>
+              <w:t xml:space="preserve">의도를 짧게 밝히되, 중요한 건 상대가 받은 영향임을 인정</w:t>
+            </w:r>
+          </w:p>
+        </w:tc>
+      </w:tr>
+      <w:tr>
+        <w:tc>
+          <w:tcPr/>
+          <w:p>
+            <w:pPr>
+              <w:pStyle w:val="Compact"/>
+              <w:jc w:val="left"/>
+            </w:pPr>
+            <w:r>
+              <w:t xml:space="preserve">③ 책임 수용</w:t>
+            </w:r>
+          </w:p>
+        </w:tc>
+        <w:tc>
+          <w:tcPr/>
+          <w:p>
+            <w:pPr>
+              <w:pStyle w:val="Compact"/>
+              <w:jc w:val="left"/>
+            </w:pPr>
+            <w:r>
+              <w:t xml:space="preserve">It’s what we did.</w:t>
+            </w:r>
+          </w:p>
+        </w:tc>
+        <w:tc>
+          <w:tcPr/>
+          <w:p>
+            <w:pPr>
+              <w:pStyle w:val="Compact"/>
+              <w:jc w:val="left"/>
+            </w:pPr>
+            <w:r>
+              <w:t xml:space="preserve">주어를 we로 두어 책임을 분명히 함</w:t>
+            </w:r>
+          </w:p>
+        </w:tc>
+      </w:tr>
+      <w:tr>
+        <w:tc>
+          <w:tcPr/>
+          <w:p>
+            <w:pPr>
+              <w:pStyle w:val="Compact"/>
+              <w:jc w:val="left"/>
+            </w:pPr>
+            <w:r>
+              <w:t xml:space="preserve">④ 행동 약속</w:t>
+            </w:r>
+          </w:p>
+        </w:tc>
+        <w:tc>
+          <w:tcPr/>
+          <w:p>
+            <w:pPr>
+              <w:pStyle w:val="Compact"/>
+              <w:jc w:val="left"/>
+            </w:pPr>
+            <w:r>
+              <w:t xml:space="preserve">And if we did it, we’re the ones who fix it.</w:t>
+            </w:r>
+          </w:p>
+        </w:tc>
+        <w:tc>
+          <w:tcPr/>
+          <w:p>
+            <w:pPr>
+              <w:pStyle w:val="Compact"/>
+              <w:jc w:val="left"/>
+            </w:pPr>
+            <w:r>
+              <w:t xml:space="preserve">사과를 ’고치겠다’는 행동으로 연결</w:t>
+            </w:r>
+          </w:p>
+        </w:tc>
+      </w:tr>
+    </w:tbl>
+    <w:p>
+      <w:pPr>
+        <w:pStyle w:val="BodyText"/>
+      </w:pPr>
+      <w:r>
+        <w:rPr>
+          <w:bCs/>
+          <w:b/>
+        </w:rPr>
+        <w:t xml:space="preserve">활용 패턴:</w:t>
+      </w:r>
+      <w:r>
+        <w:t xml:space="preserve"> </w:t>
+      </w:r>
+      <w:r>
+        <w:t xml:space="preserve">You’re right → not what we meant, but… → It’s what we did → we’re the ones who fix it</w:t>
+      </w:r>
+      <w:r>
+        <w:t xml:space="preserve"> </w:t>
+      </w:r>
+      <w:r>
+        <w:rPr>
+          <w:bCs/>
+          <w:b/>
+        </w:rPr>
+        <w:t xml:space="preserve">연결 표현:</w:t>
+      </w:r>
+      <w:r>
+        <w:t xml:space="preserve"> </w:t>
+      </w:r>
+      <w:r>
+        <w:t xml:space="preserve">That’s not what we meant(의도한 건 아니었다) · doesn’t matter much to(~에겐 별로 중요하지 않다) · we’re the ones who…(~하는 건 바로 우리다)</w:t>
+      </w:r>
+      <w:r>
+        <w:t xml:space="preserve"> </w:t>
+      </w:r>
+      <w:r>
+        <w:rPr>
+          <w:bCs/>
+          <w:b/>
+        </w:rPr>
+        <w:t xml:space="preserve">연습:</w:t>
+      </w:r>
+      <w:r>
+        <w:t xml:space="preserve"> </w:t>
+      </w:r>
+      <w:r>
+        <w:t xml:space="preserve">고객이 우리 회사 안내문 때문에 오해를 받았다고 항의할 때, 같은 구조로 책임을 인정하는 말을 30단어 안팎으로 해 보기.</w:t>
+      </w:r>
+    </w:p>
     <w:bookmarkEnd w:id="30"/>
     <w:bookmarkEnd w:id="31"/>
+    <w:bookmarkEnd w:id="32"/>
     <w:sectPr/>
   </w:body>
 </w:document>

--- a/대본/4부/10화_One_Bad_Post.docx
+++ b/대본/4부/10화_One_Bad_Post.docx
@@ -2,7 +2,7 @@
 <file path=word/document.xml><?xml version="1.0" encoding="utf-8"?>
 <w:document xmlns:w="http://schemas.openxmlformats.org/wordprocessingml/2006/main" xmlns:m="http://schemas.openxmlformats.org/officeDocument/2006/math" xmlns:r="http://schemas.openxmlformats.org/officeDocument/2006/relationships" xmlns:o="urn:schemas-microsoft-com:office:office" xmlns:v="urn:schemas-microsoft-com:vml" xmlns:w10="urn:schemas-microsoft-com:office:word" xmlns:a="http://schemas.openxmlformats.org/drawingml/2006/main" xmlns:pic="http://schemas.openxmlformats.org/drawingml/2006/picture" xmlns:wp="http://schemas.openxmlformats.org/drawingml/2006/wordprocessingDrawing">
   <w:body>
-    <w:bookmarkStart w:id="32" w:name="ship-it-4부-10화"/>
+    <w:bookmarkStart w:id="38" w:name="ship-it-4부-10화"/>
     <w:p>
       <w:pPr>
         <w:pStyle w:val="Heading1"/>
@@ -222,44 +222,23 @@
     </w:p>
     <w:p>
       <w:pPr>
-        <w:numPr>
-          <w:ilvl w:val="0"/>
-          <w:numId w:val="1001"/>
-        </w:numPr>
+        <w:pStyle w:val="FirstParagraph"/>
       </w:pPr>
       <w:r>
         <w:t xml:space="preserve">AVA: The video is four minutes. Twelve thousand views now. Shares still climbing.</w:t>
       </w:r>
-      <w:r>
-        <w:t xml:space="preserve"> </w:t>
-      </w:r>
-      <w:r>
-        <w:t xml:space="preserve">에이바: 영상은 4분이에요. 지금 조회수 1만 2천. 공유 계속 올라가요.</w:t>
-      </w:r>
-    </w:p>
-    <w:p>
-      <w:pPr>
-        <w:numPr>
-          <w:ilvl w:val="0"/>
-          <w:numId w:val="1001"/>
-        </w:numPr>
+    </w:p>
+    <w:p>
+      <w:pPr>
+        <w:pStyle w:val="BodyText"/>
       </w:pPr>
       <w:r>
         <w:t xml:space="preserve">NOAH: Summarize it. The main points. Calmly.</w:t>
       </w:r>
-      <w:r>
-        <w:t xml:space="preserve"> </w:t>
-      </w:r>
-      <w:r>
-        <w:t xml:space="preserve">노아: 요약해 줘요. 핵심만. 차분하게.</w:t>
-      </w:r>
-    </w:p>
-    <w:p>
-      <w:pPr>
-        <w:numPr>
-          <w:ilvl w:val="0"/>
-          <w:numId w:val="1001"/>
-        </w:numPr>
+    </w:p>
+    <w:p>
+      <w:pPr>
+        <w:pStyle w:val="BodyText"/>
       </w:pPr>
       <w:r>
         <w:t xml:space="preserve">AVA: Four points. One.</w:t>
@@ -282,230 +261,101 @@
       <w:r>
         <w:t xml:space="preserve">is fear marketing. Selling fear to sell filler.</w:t>
       </w:r>
-      <w:r>
-        <w:t xml:space="preserve"> </w:t>
-      </w:r>
-      <w:r>
-        <w:t xml:space="preserve">에이바: 네 가지예요. 하나.</w:t>
-      </w:r>
-      <w:r>
-        <w:t xml:space="preserve"> </w:t>
-      </w:r>
-      <w:r>
-        <w:t xml:space="preserve">“</w:t>
-      </w:r>
-      <w:r>
-        <w:t xml:space="preserve">비상구</w:t>
-      </w:r>
-      <w:r>
-        <w:t xml:space="preserve">”</w:t>
-      </w:r>
-      <w:r>
-        <w:t xml:space="preserve">는 공포 마케팅. 필러를 팔려고 공포를 판다.</w:t>
-      </w:r>
-    </w:p>
-    <w:p>
-      <w:pPr>
-        <w:numPr>
-          <w:ilvl w:val="0"/>
-          <w:numId w:val="1001"/>
-        </w:numPr>
+    </w:p>
+    <w:p>
+      <w:pPr>
+        <w:pStyle w:val="BodyText"/>
       </w:pPr>
       <w:r>
         <w:t xml:space="preserve">DEREK: Two. The benefit isn’t proven. He quotes our label. Exactly.</w:t>
       </w:r>
-      <w:r>
-        <w:t xml:space="preserve"> </w:t>
-      </w:r>
-      <w:r>
-        <w:t xml:space="preserve">데릭: 둘. 이점이 입증되지 않았다. 우리 라벨을 인용해요. 그대로.</w:t>
-      </w:r>
-    </w:p>
-    <w:p>
-      <w:pPr>
-        <w:numPr>
-          <w:ilvl w:val="0"/>
-          <w:numId w:val="1001"/>
-        </w:numPr>
+    </w:p>
+    <w:p>
+      <w:pPr>
+        <w:pStyle w:val="BodyText"/>
       </w:pPr>
       <w:r>
         <w:t xml:space="preserve">ELENA: That one’s true. We say it ourselves.</w:t>
       </w:r>
-      <w:r>
-        <w:t xml:space="preserve"> </w:t>
-      </w:r>
-      <w:r>
-        <w:t xml:space="preserve">엘레나: 그건 사실이에요. 우리도 직접 말하잖아요.</w:t>
-      </w:r>
-    </w:p>
-    <w:p>
-      <w:pPr>
-        <w:numPr>
-          <w:ilvl w:val="0"/>
-          <w:numId w:val="1001"/>
-        </w:numPr>
+    </w:p>
+    <w:p>
+      <w:pPr>
+        <w:pStyle w:val="BodyText"/>
       </w:pPr>
       <w:r>
         <w:t xml:space="preserve">AVA: Three. Our campaign makes good injectors look dangerous. If they don’t have our sticker.</w:t>
       </w:r>
-      <w:r>
-        <w:t xml:space="preserve"> </w:t>
-      </w:r>
-      <w:r>
-        <w:t xml:space="preserve">에이바: 셋. 우리 캠페인이 좋은 시술자를 위험해 보이게 만든다. 우리 스티커가 없으면.</w:t>
-      </w:r>
-    </w:p>
-    <w:p>
-      <w:pPr>
-        <w:numPr>
-          <w:ilvl w:val="0"/>
-          <w:numId w:val="1001"/>
-        </w:numPr>
+    </w:p>
+    <w:p>
+      <w:pPr>
+        <w:pStyle w:val="BodyText"/>
       </w:pPr>
       <w:r>
         <w:t xml:space="preserve">ZOE: That’s not what the campaign says!</w:t>
       </w:r>
-      <w:r>
-        <w:t xml:space="preserve"> </w:t>
-      </w:r>
-      <w:r>
-        <w:t xml:space="preserve">조이: 캠페인은 그런 말 안 해요!</w:t>
-      </w:r>
-    </w:p>
-    <w:p>
-      <w:pPr>
-        <w:numPr>
-          <w:ilvl w:val="0"/>
-          <w:numId w:val="1001"/>
-        </w:numPr>
+    </w:p>
+    <w:p>
+      <w:pPr>
+        <w:pStyle w:val="BodyText"/>
       </w:pPr>
       <w:r>
         <w:t xml:space="preserve">AVA: Four. Our training is a sales funnel. Disguised as safety.</w:t>
       </w:r>
-      <w:r>
-        <w:t xml:space="preserve"> </w:t>
-      </w:r>
-      <w:r>
-        <w:t xml:space="preserve">에이바: 넷. 우리 교육은 영업 깔때기다. 안전으로 위장한.</w:t>
-      </w:r>
-    </w:p>
-    <w:p>
-      <w:pPr>
-        <w:numPr>
-          <w:ilvl w:val="0"/>
-          <w:numId w:val="1001"/>
-        </w:numPr>
+    </w:p>
+    <w:p>
+      <w:pPr>
+        <w:pStyle w:val="BodyText"/>
       </w:pPr>
       <w:r>
         <w:t xml:space="preserve">DEREK: Thirty thousand followers, and half of them are doctors. That’s not random noise online. Those are exactly the people we need to train and sell to, so this is serious.</w:t>
       </w:r>
-      <w:r>
-        <w:t xml:space="preserve"> </w:t>
-      </w:r>
-      <w:r>
-        <w:t xml:space="preserve">데릭: 팔로워 3만, 그중 절반이 의사예요. 그냥 온라인 소음이 아니에요. 바로 우리가 교육하고 팔아야 하는 사람들이에요. 그러니 심각해요.</w:t>
-      </w:r>
-    </w:p>
-    <w:p>
-      <w:pPr>
-        <w:numPr>
-          <w:ilvl w:val="0"/>
-          <w:numId w:val="1001"/>
-        </w:numPr>
+    </w:p>
+    <w:p>
+      <w:pPr>
+        <w:pStyle w:val="BodyText"/>
       </w:pPr>
       <w:r>
         <w:t xml:space="preserve">ZOE: I’m writing a reply. Right now. Point by point.</w:t>
       </w:r>
-      <w:r>
-        <w:t xml:space="preserve"> </w:t>
-      </w:r>
-      <w:r>
-        <w:t xml:space="preserve">조이: 답글 쓸게요. 지금 당장. 하나하나.</w:t>
-      </w:r>
-    </w:p>
-    <w:p>
-      <w:pPr>
-        <w:numPr>
-          <w:ilvl w:val="0"/>
-          <w:numId w:val="1001"/>
-        </w:numPr>
+    </w:p>
+    <w:p>
+      <w:pPr>
+        <w:pStyle w:val="BodyText"/>
       </w:pPr>
       <w:r>
         <w:t xml:space="preserve">NOAH: Zoe. Stop. Let’s not get defensive.</w:t>
       </w:r>
-      <w:r>
-        <w:t xml:space="preserve"> </w:t>
-      </w:r>
-      <w:r>
-        <w:t xml:space="preserve">노아: 조이. 멈춰요. 방어적으로 굴지 말아요.</w:t>
-      </w:r>
-    </w:p>
-    <w:p>
-      <w:pPr>
-        <w:numPr>
-          <w:ilvl w:val="0"/>
-          <w:numId w:val="1001"/>
-        </w:numPr>
+    </w:p>
+    <w:p>
+      <w:pPr>
+        <w:pStyle w:val="BodyText"/>
       </w:pPr>
       <w:r>
         <w:t xml:space="preserve">ZOE: He called us liars, basically!</w:t>
       </w:r>
-      <w:r>
-        <w:t xml:space="preserve"> </w:t>
-      </w:r>
-      <w:r>
-        <w:t xml:space="preserve">조이: 기본적으로 우리를 거짓말쟁이라고 했잖아요!</w:t>
-      </w:r>
-    </w:p>
-    <w:p>
-      <w:pPr>
-        <w:numPr>
-          <w:ilvl w:val="0"/>
-          <w:numId w:val="1001"/>
-        </w:numPr>
+    </w:p>
+    <w:p>
+      <w:pPr>
+        <w:pStyle w:val="BodyText"/>
       </w:pPr>
       <w:r>
         <w:t xml:space="preserve">ELENA: He didn’t use that word, Zoe. I watched it twice. He’s angry, yes, but he’s careful. Every point he makes is something we could check ourselves.</w:t>
       </w:r>
-      <w:r>
-        <w:t xml:space="preserve"> </w:t>
-      </w:r>
-      <w:r>
-        <w:t xml:space="preserve">엘레나: 그 단어는 안 썼어요, 조이. 두 번 봤어요. 화난 건 맞지만 신중해요. 그가 말하는 모든 요점은 우리가 직접 확인해 볼 수 있는 것들이에요.</w:t>
-      </w:r>
-    </w:p>
-    <w:p>
-      <w:pPr>
-        <w:numPr>
-          <w:ilvl w:val="0"/>
-          <w:numId w:val="1001"/>
-        </w:numPr>
+    </w:p>
+    <w:p>
+      <w:pPr>
+        <w:pStyle w:val="BodyText"/>
       </w:pPr>
       <w:r>
         <w:t xml:space="preserve">DIANE: Nothing goes public until I read it. Nothing. Not a comment. Not a like.</w:t>
       </w:r>
-      <w:r>
-        <w:t xml:space="preserve"> </w:t>
-      </w:r>
-      <w:r>
-        <w:t xml:space="preserve">다이앤: 내가 읽기 전엔 아무것도 공개하지 마요. 아무것도. 댓글도. 좋아요도.</w:t>
-      </w:r>
-    </w:p>
-    <w:p>
-      <w:pPr>
-        <w:numPr>
-          <w:ilvl w:val="0"/>
-          <w:numId w:val="1001"/>
-        </w:numPr>
+    </w:p>
+    <w:p>
+      <w:pPr>
+        <w:pStyle w:val="BodyText"/>
       </w:pPr>
       <w:r>
         <w:t xml:space="preserve">NOAH: Agreed. First, we understand. Then we answer.</w:t>
-      </w:r>
-      <w:r>
-        <w:t xml:space="preserve"> </w:t>
-      </w:r>
-      <w:r>
-        <w:t xml:space="preserve">노아: 동의해요. 먼저 이해하고. 그다음 답해요.</w:t>
       </w:r>
     </w:p>
     <w:bookmarkEnd w:id="21"/>
@@ -520,78 +370,39 @@
     </w:p>
     <w:p>
       <w:pPr>
-        <w:numPr>
-          <w:ilvl w:val="0"/>
-          <w:numId w:val="1002"/>
-        </w:numPr>
+        <w:pStyle w:val="FirstParagraph"/>
       </w:pPr>
       <w:r>
         <w:t xml:space="preserve">NOAH: Four points. Let’s sort them. Fair. Partly fair. Misunderstanding.</w:t>
       </w:r>
-      <w:r>
-        <w:t xml:space="preserve"> </w:t>
-      </w:r>
-      <w:r>
-        <w:t xml:space="preserve">노아: 네 가지. 분류해 봐요. 정당. 부분적으로 정당. 오해.</w:t>
-      </w:r>
-    </w:p>
-    <w:p>
-      <w:pPr>
-        <w:numPr>
-          <w:ilvl w:val="0"/>
-          <w:numId w:val="1002"/>
-        </w:numPr>
+    </w:p>
+    <w:p>
+      <w:pPr>
+        <w:pStyle w:val="BodyText"/>
       </w:pPr>
       <w:r>
         <w:t xml:space="preserve">ELENA: Point two is fair. Completely. Our label says it.</w:t>
       </w:r>
-      <w:r>
-        <w:t xml:space="preserve"> </w:t>
-      </w:r>
-      <w:r>
-        <w:t xml:space="preserve">엘레나: 둘째는 정당해요. 완전히. 우리 라벨에 있어요.</w:t>
-      </w:r>
-    </w:p>
-    <w:p>
-      <w:pPr>
-        <w:numPr>
-          <w:ilvl w:val="0"/>
-          <w:numId w:val="1002"/>
-        </w:numPr>
+    </w:p>
+    <w:p>
+      <w:pPr>
+        <w:pStyle w:val="BodyText"/>
       </w:pPr>
       <w:r>
         <w:t xml:space="preserve">ZOE: But we’ve always said it! He’s attacking us for being honest.</w:t>
       </w:r>
-      <w:r>
-        <w:t xml:space="preserve"> </w:t>
-      </w:r>
-      <w:r>
-        <w:t xml:space="preserve">조이: 하지만 우린 항상 말해 왔잖아요! 정직하다는 이유로 공격하는 거예요.</w:t>
-      </w:r>
-    </w:p>
-    <w:p>
-      <w:pPr>
-        <w:numPr>
-          <w:ilvl w:val="0"/>
-          <w:numId w:val="1002"/>
-        </w:numPr>
+    </w:p>
+    <w:p>
+      <w:pPr>
+        <w:pStyle w:val="BodyText"/>
       </w:pPr>
       <w:r>
         <w:t xml:space="preserve">NOAH: Then we thank him for repeating it. Next. Point one. Fear marketing.</w:t>
       </w:r>
-      <w:r>
-        <w:t xml:space="preserve"> </w:t>
-      </w:r>
-      <w:r>
-        <w:t xml:space="preserve">노아: 그럼 반복해 줘서 고맙다고 하죠. 다음. 첫째. 공포 마케팅.</w:t>
-      </w:r>
-    </w:p>
-    <w:p>
-      <w:pPr>
-        <w:numPr>
-          <w:ilvl w:val="0"/>
-          <w:numId w:val="1002"/>
-        </w:numPr>
+    </w:p>
+    <w:p>
+      <w:pPr>
+        <w:pStyle w:val="BodyText"/>
       </w:pPr>
       <w:r>
         <w:t xml:space="preserve">DEREK: Partly fair.</w:t>
@@ -614,11 +425,93 @@
       <w:r>
         <w:t xml:space="preserve">does sound dramatic.</w:t>
       </w:r>
-      <w:r>
-        <w:t xml:space="preserve"> </w:t>
-      </w:r>
-      <w:r>
-        <w:t xml:space="preserve">데릭: 부분적으로 정당해요.</w:t>
+    </w:p>
+    <w:p>
+      <w:pPr>
+        <w:pStyle w:val="BodyText"/>
+      </w:pPr>
+      <w:r>
+        <w:t xml:space="preserve">ELENA: But occlusions are real. Sixty-one percent of webinar doctors had one.</w:t>
+      </w:r>
+    </w:p>
+    <w:p>
+      <w:pPr>
+        <w:pStyle w:val="BodyText"/>
+      </w:pPr>
+      <w:r>
+        <w:t xml:space="preserve">NOAH: So the risk is real. The tone could be calmer. Partly fair.</w:t>
+      </w:r>
+    </w:p>
+    <w:p>
+      <w:pPr>
+        <w:pStyle w:val="BodyText"/>
+      </w:pPr>
+      <w:r>
+        <w:t xml:space="preserve">AVA: Point four. Training is a sales funnel.</w:t>
+      </w:r>
+    </w:p>
+    <w:p>
+      <w:pPr>
+        <w:pStyle w:val="BodyText"/>
+      </w:pPr>
+      <w:r>
+        <w:t xml:space="preserve">ZOE: Module four is free! For everyone! Any brand!</w:t>
+      </w:r>
+    </w:p>
+    <w:p>
+      <w:pPr>
+        <w:pStyle w:val="BodyText"/>
+      </w:pPr>
+      <w:r>
+        <w:t xml:space="preserve">DEREK: But the full certification leads to orders. Eighty-three percent. It’s on our dashboard.</w:t>
+      </w:r>
+    </w:p>
+    <w:p>
+      <w:pPr>
+        <w:pStyle w:val="BodyText"/>
+      </w:pPr>
+      <w:r>
+        <w:t xml:space="preserve">ZOE: Derek!</w:t>
+      </w:r>
+    </w:p>
+    <w:p>
+      <w:pPr>
+        <w:pStyle w:val="BodyText"/>
+      </w:pPr>
+      <w:r>
+        <w:t xml:space="preserve">DEREK: What? It’s true. Training sells. Tasha said it herself.</w:t>
+      </w:r>
+    </w:p>
+    <w:p>
+      <w:pPr>
+        <w:pStyle w:val="BodyText"/>
+      </w:pPr>
+      <w:r>
+        <w:t xml:space="preserve">NOAH: He’s right, Zoe. Training is good business for us, and it’s also good medicine. Both can be true at the same time. The problem is only if we pretend it isn’t.</w:t>
+      </w:r>
+    </w:p>
+    <w:p>
+      <w:pPr>
+        <w:pStyle w:val="BodyText"/>
+      </w:pPr>
+      <w:r>
+        <w:t xml:space="preserve">ELENA: Partly fair. We should say that openly. Not hide it.</w:t>
+      </w:r>
+    </w:p>
+    <w:p>
+      <w:pPr>
+        <w:pStyle w:val="BodyText"/>
+      </w:pPr>
+      <w:r>
+        <w:t xml:space="preserve">NOAH: Point three. The campaign makes good injectors look dangerous.</w:t>
+      </w:r>
+    </w:p>
+    <w:p>
+      <w:pPr>
+        <w:pStyle w:val="BodyText"/>
+      </w:pPr>
+      <w:r>
+        <w:t xml:space="preserve">ZOE: That’s the misunderstanding. We never said</w:t>
       </w:r>
       <w:r>
         <w:t xml:space="preserve"> </w:t>
@@ -627,194 +520,18 @@
         <w:t xml:space="preserve">“</w:t>
       </w:r>
       <w:r>
-        <w:t xml:space="preserve">비상구</w:t>
+        <w:t xml:space="preserve">dangerous.</w:t>
       </w:r>
       <w:r>
         <w:t xml:space="preserve">”</w:t>
       </w:r>
-      <w:r>
-        <w:t xml:space="preserve">는 극적으로 들리긴 해요.</w:t>
-      </w:r>
-    </w:p>
-    <w:p>
-      <w:pPr>
-        <w:numPr>
-          <w:ilvl w:val="0"/>
-          <w:numId w:val="1002"/>
-        </w:numPr>
-      </w:pPr>
-      <w:r>
-        <w:t xml:space="preserve">ELENA: But occlusions are real. Sixty-one percent of webinar doctors had one.</w:t>
-      </w:r>
-      <w:r>
-        <w:t xml:space="preserve"> </w:t>
-      </w:r>
-      <w:r>
-        <w:t xml:space="preserve">엘레나: 하지만 혈관 폐색은 실제예요. 웨비나 의사 61퍼센트가 겪었어요.</w:t>
-      </w:r>
-    </w:p>
-    <w:p>
-      <w:pPr>
-        <w:numPr>
-          <w:ilvl w:val="0"/>
-          <w:numId w:val="1002"/>
-        </w:numPr>
-      </w:pPr>
-      <w:r>
-        <w:t xml:space="preserve">NOAH: So the risk is real. The tone could be calmer. Partly fair.</w:t>
-      </w:r>
-      <w:r>
-        <w:t xml:space="preserve"> </w:t>
-      </w:r>
-      <w:r>
-        <w:t xml:space="preserve">노아: 그러니 위험은 실제예요. 어조는 더 차분할 수 있고요. 부분적으로 정당.</w:t>
-      </w:r>
-    </w:p>
-    <w:p>
-      <w:pPr>
-        <w:numPr>
-          <w:ilvl w:val="0"/>
-          <w:numId w:val="1002"/>
-        </w:numPr>
-      </w:pPr>
-      <w:r>
-        <w:t xml:space="preserve">AVA: Point four. Training is a sales funnel.</w:t>
-      </w:r>
-      <w:r>
-        <w:t xml:space="preserve"> </w:t>
-      </w:r>
-      <w:r>
-        <w:t xml:space="preserve">에이바: 넷째. 교육은 영업 깔때기.</w:t>
-      </w:r>
-    </w:p>
-    <w:p>
-      <w:pPr>
-        <w:numPr>
-          <w:ilvl w:val="0"/>
-          <w:numId w:val="1002"/>
-        </w:numPr>
-      </w:pPr>
-      <w:r>
-        <w:t xml:space="preserve">ZOE: Module four is free! For everyone! Any brand!</w:t>
-      </w:r>
-      <w:r>
-        <w:t xml:space="preserve"> </w:t>
-      </w:r>
-      <w:r>
-        <w:t xml:space="preserve">조이: 모듈 4는 무료예요! 모두에게! 어떤 브랜드든!</w:t>
-      </w:r>
-    </w:p>
-    <w:p>
-      <w:pPr>
-        <w:numPr>
-          <w:ilvl w:val="0"/>
-          <w:numId w:val="1002"/>
-        </w:numPr>
-      </w:pPr>
-      <w:r>
-        <w:t xml:space="preserve">DEREK: But the full certification leads to orders. Eighty-three percent. It’s on our dashboard.</w:t>
-      </w:r>
-      <w:r>
-        <w:t xml:space="preserve"> </w:t>
-      </w:r>
-      <w:r>
-        <w:t xml:space="preserve">데릭: 하지만 전체 인증은 주문으로 이어져요. 83퍼센트. 우리 대시보드에 있어요.</w:t>
-      </w:r>
-    </w:p>
-    <w:p>
-      <w:pPr>
-        <w:numPr>
-          <w:ilvl w:val="0"/>
-          <w:numId w:val="1002"/>
-        </w:numPr>
-      </w:pPr>
-      <w:r>
-        <w:t xml:space="preserve">ZOE: Derek!</w:t>
-      </w:r>
-      <w:r>
-        <w:t xml:space="preserve"> </w:t>
-      </w:r>
-      <w:r>
-        <w:t xml:space="preserve">조이: 데릭!</w:t>
-      </w:r>
-    </w:p>
-    <w:p>
-      <w:pPr>
-        <w:numPr>
-          <w:ilvl w:val="0"/>
-          <w:numId w:val="1002"/>
-        </w:numPr>
-      </w:pPr>
-      <w:r>
-        <w:t xml:space="preserve">DEREK: What? It’s true. Training sells. Tasha said it herself.</w:t>
-      </w:r>
-      <w:r>
-        <w:t xml:space="preserve"> </w:t>
-      </w:r>
-      <w:r>
-        <w:t xml:space="preserve">데릭: 왜요? 사실이잖아요. 교육은 팔려요. 타샤가 직접 말했어요.</w:t>
-      </w:r>
-    </w:p>
-    <w:p>
-      <w:pPr>
-        <w:numPr>
-          <w:ilvl w:val="0"/>
-          <w:numId w:val="1002"/>
-        </w:numPr>
-      </w:pPr>
-      <w:r>
-        <w:t xml:space="preserve">NOAH: He’s right, Zoe. Training is good business for us, and it’s also good medicine. Both can be true at the same time. The problem is only if we pretend it isn’t.</w:t>
-      </w:r>
-      <w:r>
-        <w:t xml:space="preserve"> </w:t>
-      </w:r>
-      <w:r>
-        <w:t xml:space="preserve">노아: 데릭 말이 맞아요, 조이. 교육은 우리에게 좋은 사업이고, 동시에 좋은 의학이에요. 둘 다 동시에 사실일 수 있어요. 문제는 우리가 아닌 척할 때뿐이에요.</w:t>
-      </w:r>
-    </w:p>
-    <w:p>
-      <w:pPr>
-        <w:numPr>
-          <w:ilvl w:val="0"/>
-          <w:numId w:val="1002"/>
-        </w:numPr>
-      </w:pPr>
-      <w:r>
-        <w:t xml:space="preserve">ELENA: Partly fair. We should say that openly. Not hide it.</w:t>
-      </w:r>
-      <w:r>
-        <w:t xml:space="preserve"> </w:t>
-      </w:r>
-      <w:r>
-        <w:t xml:space="preserve">엘레나: 부분적으로 정당해요. 그걸 공개적으로 말해야 해요. 숨기지 말고.</w:t>
-      </w:r>
-    </w:p>
-    <w:p>
-      <w:pPr>
-        <w:numPr>
-          <w:ilvl w:val="0"/>
-          <w:numId w:val="1002"/>
-        </w:numPr>
-      </w:pPr>
-      <w:r>
-        <w:t xml:space="preserve">NOAH: Point three. The campaign makes good injectors look dangerous.</w:t>
-      </w:r>
-      <w:r>
-        <w:t xml:space="preserve"> </w:t>
-      </w:r>
-      <w:r>
-        <w:t xml:space="preserve">노아: 셋째. 캠페인이 좋은 시술자를 위험해 보이게 한다.</w:t>
-      </w:r>
-    </w:p>
-    <w:p>
-      <w:pPr>
-        <w:numPr>
-          <w:ilvl w:val="0"/>
-          <w:numId w:val="1002"/>
-        </w:numPr>
-      </w:pPr>
-      <w:r>
-        <w:t xml:space="preserve">ZOE: That’s the misunderstanding. We never said</w:t>
+    </w:p>
+    <w:p>
+      <w:pPr>
+        <w:pStyle w:val="BodyText"/>
+      </w:pPr>
+      <w:r>
+        <w:t xml:space="preserve">AVA: But Brooke’s video says,</w:t>
       </w:r>
       <w:r>
         <w:t xml:space="preserve"> </w:t>
@@ -823,381 +540,154 @@
         <w:t xml:space="preserve">“</w:t>
       </w:r>
       <w:r>
-        <w:t xml:space="preserve">dangerous.</w:t>
+        <w:t xml:space="preserve">Ask if they’re Veyra Ready Certified.</w:t>
       </w:r>
       <w:r>
         <w:t xml:space="preserve">”</w:t>
       </w:r>
-      <w:r>
-        <w:t xml:space="preserve"> </w:t>
-      </w:r>
-      <w:r>
-        <w:t xml:space="preserve">조이: 그게 오해예요. 우린</w:t>
-      </w:r>
-      <w:r>
-        <w:t xml:space="preserve"> </w:t>
-      </w:r>
-      <w:r>
-        <w:t xml:space="preserve">“</w:t>
-      </w:r>
-      <w:r>
-        <w:t xml:space="preserve">위험하다</w:t>
-      </w:r>
-      <w:r>
-        <w:t xml:space="preserve">”</w:t>
-      </w:r>
-      <w:r>
-        <w:t xml:space="preserve">고 한 적 없어요.</w:t>
-      </w:r>
-    </w:p>
-    <w:p>
-      <w:pPr>
-        <w:numPr>
-          <w:ilvl w:val="0"/>
-          <w:numId w:val="1002"/>
-        </w:numPr>
-      </w:pPr>
-      <w:r>
-        <w:t xml:space="preserve">AVA: But Brooke’s video says,</w:t>
-      </w:r>
-      <w:r>
-        <w:t xml:space="preserve"> </w:t>
-      </w:r>
-      <w:r>
-        <w:t xml:space="preserve">“</w:t>
-      </w:r>
-      <w:r>
-        <w:t xml:space="preserve">Ask if they’re Veyra Ready Certified.</w:t>
-      </w:r>
-      <w:r>
-        <w:t xml:space="preserve">”</w:t>
-      </w:r>
-      <w:r>
-        <w:t xml:space="preserve"> </w:t>
-      </w:r>
-      <w:r>
-        <w:t xml:space="preserve">에이바: 하지만 브룩 영상에서</w:t>
-      </w:r>
-      <w:r>
-        <w:t xml:space="preserve"> </w:t>
-      </w:r>
-      <w:r>
-        <w:t xml:space="preserve">“</w:t>
-      </w:r>
-      <w:r>
-        <w:t xml:space="preserve">베이라 레디 인증을 받았는지 물어보세요</w:t>
-      </w:r>
-      <w:r>
-        <w:t xml:space="preserve">”</w:t>
-      </w:r>
-      <w:r>
-        <w:t xml:space="preserve">라고 해요.</w:t>
-      </w:r>
-    </w:p>
-    <w:p>
-      <w:pPr>
-        <w:numPr>
-          <w:ilvl w:val="0"/>
-          <w:numId w:val="1002"/>
-        </w:numPr>
+    </w:p>
+    <w:p>
+      <w:pPr>
+        <w:pStyle w:val="BodyText"/>
       </w:pPr>
       <w:r>
         <w:t xml:space="preserve">DEREK: And the locator only shows clinics that bought from us.</w:t>
       </w:r>
-      <w:r>
-        <w:t xml:space="preserve"> </w:t>
-      </w:r>
-      <w:r>
-        <w:t xml:space="preserve">데릭: 그리고 병원 찾기엔 우리 제품을 산 병원만 나와요.</w:t>
-      </w:r>
-    </w:p>
-    <w:p>
-      <w:pPr>
-        <w:numPr>
-          <w:ilvl w:val="0"/>
-          <w:numId w:val="1002"/>
-        </w:numPr>
+    </w:p>
+    <w:p>
+      <w:pPr>
+        <w:pStyle w:val="BodyText"/>
       </w:pPr>
       <w:r>
         <w:t xml:space="preserve">ELENA: So think about a twenty-year surgeon with perfect training who just doesn’t buy from us. He’s not on our map. And nobody looking at the map would ever know why.</w:t>
       </w:r>
-      <w:r>
-        <w:t xml:space="preserve"> </w:t>
-      </w:r>
-      <w:r>
-        <w:t xml:space="preserve">엘레나: 그러니까 완벽하게 교육받았지만 그냥 우리 제품을 안 사는 20년 차 외과의를 생각해 봐요. 우리 지도에 없어요. 그리고 지도를 보는 사람은 아무도 그 이유를 모르죠.</w:t>
-      </w:r>
-    </w:p>
-    <w:p>
-      <w:pPr>
-        <w:numPr>
-          <w:ilvl w:val="0"/>
-          <w:numId w:val="1002"/>
-        </w:numPr>
+    </w:p>
+    <w:p>
+      <w:pPr>
+        <w:pStyle w:val="BodyText"/>
       </w:pPr>
       <w:r>
         <w:t xml:space="preserve">DEREK: Like Alan Pierce.</w:t>
       </w:r>
-      <w:r>
-        <w:t xml:space="preserve"> </w:t>
-      </w:r>
-      <w:r>
-        <w:t xml:space="preserve">데릭: 앨런 피어스처럼요.</w:t>
-      </w:r>
-    </w:p>
-    <w:p>
-      <w:pPr>
-        <w:numPr>
-          <w:ilvl w:val="0"/>
-          <w:numId w:val="1002"/>
-        </w:numPr>
+    </w:p>
+    <w:p>
+      <w:pPr>
+        <w:pStyle w:val="BodyText"/>
       </w:pPr>
       <w:r>
         <w:t xml:space="preserve">ZOE: …Oh.</w:t>
       </w:r>
-      <w:r>
-        <w:t xml:space="preserve"> </w:t>
-      </w:r>
-      <w:r>
-        <w:t xml:space="preserve">조이: …아.</w:t>
-      </w:r>
-    </w:p>
-    <w:p>
-      <w:pPr>
-        <w:numPr>
-          <w:ilvl w:val="0"/>
-          <w:numId w:val="1002"/>
-        </w:numPr>
+    </w:p>
+    <w:p>
+      <w:pPr>
+        <w:pStyle w:val="BodyText"/>
       </w:pPr>
       <w:r>
         <w:t xml:space="preserve">NOAH: So what does Jess think? When her surgeon isn’t on the map?</w:t>
       </w:r>
-      <w:r>
-        <w:t xml:space="preserve"> </w:t>
-      </w:r>
-      <w:r>
-        <w:t xml:space="preserve">노아: 그럼 제스는 어떻게 생각할까요? 자기 외과의가 지도에 없으면?</w:t>
-      </w:r>
-    </w:p>
-    <w:p>
-      <w:pPr>
-        <w:numPr>
-          <w:ilvl w:val="0"/>
-          <w:numId w:val="1002"/>
-        </w:numPr>
+    </w:p>
+    <w:p>
+      <w:pPr>
+        <w:pStyle w:val="BodyText"/>
       </w:pPr>
       <w:r>
         <w:t xml:space="preserve">ZOE: She thinks… he’s not ready.</w:t>
       </w:r>
-      <w:r>
-        <w:t xml:space="preserve"> </w:t>
-      </w:r>
-      <w:r>
-        <w:t xml:space="preserve">조이: 그녀는… 그 사람이 준비 안 됐다고 생각하겠죠.</w:t>
-      </w:r>
-    </w:p>
-    <w:p>
-      <w:pPr>
-        <w:numPr>
-          <w:ilvl w:val="0"/>
-          <w:numId w:val="1002"/>
-        </w:numPr>
+    </w:p>
+    <w:p>
+      <w:pPr>
+        <w:pStyle w:val="BodyText"/>
       </w:pPr>
       <w:r>
         <w:t xml:space="preserve">ELENA: Point three is fair. Maybe the fairest of all.</w:t>
       </w:r>
-      <w:r>
-        <w:t xml:space="preserve"> </w:t>
-      </w:r>
-      <w:r>
-        <w:t xml:space="preserve">엘레나: 셋째는 정당해요. 어쩌면 제일 정당하고요.</w:t>
-      </w:r>
-    </w:p>
-    <w:p>
-      <w:pPr>
-        <w:numPr>
-          <w:ilvl w:val="0"/>
-          <w:numId w:val="1002"/>
-        </w:numPr>
+    </w:p>
+    <w:p>
+      <w:pPr>
+        <w:pStyle w:val="BodyText"/>
       </w:pPr>
       <w:r>
         <w:t xml:space="preserve">ZOE: I hate this, but you’re right. I built that map, and I was so focused on the funnel that I never asked how it looks to a doctor who isn’t on it.</w:t>
       </w:r>
-      <w:r>
-        <w:t xml:space="preserve"> </w:t>
-      </w:r>
-      <w:r>
-        <w:t xml:space="preserve">조이: 싫지만 맞아요. 그 지도를 내가 만들었는데, 퍼널에만 너무 집중해서 거기 없는 의사한테 어떻게 보일지는 한 번도 생각해 보지 않았어요.</w:t>
-      </w:r>
-    </w:p>
-    <w:p>
-      <w:pPr>
-        <w:numPr>
-          <w:ilvl w:val="0"/>
-          <w:numId w:val="1002"/>
-        </w:numPr>
+    </w:p>
+    <w:p>
+      <w:pPr>
+        <w:pStyle w:val="BodyText"/>
       </w:pPr>
       <w:r>
         <w:t xml:space="preserve">NOAH: Nobody owns a red. We all built it.</w:t>
       </w:r>
-      <w:r>
-        <w:t xml:space="preserve"> </w:t>
-      </w:r>
-      <w:r>
-        <w:t xml:space="preserve">노아: 빨강의 주인은 없어요. 우리 모두가 만들었죠.</w:t>
-      </w:r>
-    </w:p>
-    <w:p>
-      <w:pPr>
-        <w:numPr>
-          <w:ilvl w:val="0"/>
-          <w:numId w:val="1002"/>
-        </w:numPr>
+    </w:p>
+    <w:p>
+      <w:pPr>
+        <w:pStyle w:val="BodyText"/>
       </w:pPr>
       <w:r>
         <w:t xml:space="preserve">DIANE: So what are the options?</w:t>
       </w:r>
-      <w:r>
-        <w:t xml:space="preserve"> </w:t>
-      </w:r>
-      <w:r>
-        <w:t xml:space="preserve">다이앤: 그럼 선택지는요?</w:t>
-      </w:r>
-    </w:p>
-    <w:p>
-      <w:pPr>
-        <w:numPr>
-          <w:ilvl w:val="0"/>
-          <w:numId w:val="1002"/>
-        </w:numPr>
+    </w:p>
+    <w:p>
+      <w:pPr>
+        <w:pStyle w:val="BodyText"/>
       </w:pPr>
       <w:r>
         <w:t xml:space="preserve">DEREK: One. Reply publicly. Point by point. Risky.</w:t>
       </w:r>
-      <w:r>
-        <w:t xml:space="preserve"> </w:t>
-      </w:r>
-      <w:r>
-        <w:t xml:space="preserve">데릭: 하나. 공개적으로 답한다. 하나하나. 위험해요.</w:t>
-      </w:r>
-    </w:p>
-    <w:p>
-      <w:pPr>
-        <w:numPr>
-          <w:ilvl w:val="0"/>
-          <w:numId w:val="1002"/>
-        </w:numPr>
+    </w:p>
+    <w:p>
+      <w:pPr>
+        <w:pStyle w:val="BodyText"/>
       </w:pPr>
       <w:r>
         <w:t xml:space="preserve">AVA: Two. Ignore it. Wait for it to die.</w:t>
       </w:r>
-      <w:r>
-        <w:t xml:space="preserve"> </w:t>
-      </w:r>
-      <w:r>
-        <w:t xml:space="preserve">에이바: 둘. 무시한다. 잦아들기를 기다린다.</w:t>
-      </w:r>
-    </w:p>
-    <w:p>
-      <w:pPr>
-        <w:numPr>
-          <w:ilvl w:val="0"/>
-          <w:numId w:val="1002"/>
-        </w:numPr>
+    </w:p>
+    <w:p>
+      <w:pPr>
+        <w:pStyle w:val="BodyText"/>
       </w:pPr>
       <w:r>
         <w:t xml:space="preserve">ELENA: It won’t die. Alan doesn’t let things die.</w:t>
       </w:r>
-      <w:r>
-        <w:t xml:space="preserve"> </w:t>
-      </w:r>
-      <w:r>
-        <w:t xml:space="preserve">엘레나: 안 잦아들어요. 앨런은 그냥 넘어가는 법이 없어요.</w:t>
-      </w:r>
-    </w:p>
-    <w:p>
-      <w:pPr>
-        <w:numPr>
-          <w:ilvl w:val="0"/>
-          <w:numId w:val="1002"/>
-        </w:numPr>
+    </w:p>
+    <w:p>
+      <w:pPr>
+        <w:pStyle w:val="BodyText"/>
       </w:pPr>
       <w:r>
         <w:t xml:space="preserve">NOAH: Three. We meet him, in person, before we say anything in public. If we talk to him first, we understand him better, and a private conversation can’t go viral.</w:t>
       </w:r>
-      <w:r>
-        <w:t xml:space="preserve"> </w:t>
-      </w:r>
-      <w:r>
-        <w:t xml:space="preserve">노아: 셋. 공개적으로 무슨 말을 하기 전에 직접 만난다. 먼저 이야기하면 그를 더 잘 이해하게 되고, 사적인 대화는 퍼질 일도 없어요.</w:t>
-      </w:r>
-    </w:p>
-    <w:p>
-      <w:pPr>
-        <w:numPr>
-          <w:ilvl w:val="0"/>
-          <w:numId w:val="1002"/>
-        </w:numPr>
+    </w:p>
+    <w:p>
+      <w:pPr>
+        <w:pStyle w:val="BodyText"/>
       </w:pPr>
       <w:r>
         <w:t xml:space="preserve">ZOE: He won’t meet us. He just attacked us.</w:t>
       </w:r>
-      <w:r>
-        <w:t xml:space="preserve"> </w:t>
-      </w:r>
-      <w:r>
-        <w:t xml:space="preserve">조이: 안 만나 줄 거예요. 방금 우릴 공격했잖아요.</w:t>
-      </w:r>
-    </w:p>
-    <w:p>
-      <w:pPr>
-        <w:numPr>
-          <w:ilvl w:val="0"/>
-          <w:numId w:val="1002"/>
-        </w:numPr>
+    </w:p>
+    <w:p>
+      <w:pPr>
+        <w:pStyle w:val="BodyText"/>
       </w:pPr>
       <w:r>
         <w:t xml:space="preserve">DEREK: Elena has known him twenty years. That should buy one breakfast.</w:t>
       </w:r>
-      <w:r>
-        <w:t xml:space="preserve"> </w:t>
-      </w:r>
-      <w:r>
-        <w:t xml:space="preserve">데릭: 엘레나는 그 사람을 20년 알았잖아요. 아침 한 끼는 살 수 있겠죠.</w:t>
-      </w:r>
-    </w:p>
-    <w:p>
-      <w:pPr>
-        <w:numPr>
-          <w:ilvl w:val="0"/>
-          <w:numId w:val="1002"/>
-        </w:numPr>
+    </w:p>
+    <w:p>
+      <w:pPr>
+        <w:pStyle w:val="BodyText"/>
       </w:pPr>
       <w:r>
         <w:t xml:space="preserve">ELENA: Alan? It’s Elena. I watched it. Twice. Can we take this offline?</w:t>
       </w:r>
-      <w:r>
-        <w:t xml:space="preserve"> </w:t>
-      </w:r>
-      <w:r>
-        <w:t xml:space="preserve">엘레나: 앨런? 엘레나예요. 봤어요. 두 번. 오프라인으로 얘기할 수 있을까요?</w:t>
-      </w:r>
-    </w:p>
-    <w:p>
-      <w:pPr>
-        <w:numPr>
-          <w:ilvl w:val="0"/>
-          <w:numId w:val="1002"/>
-        </w:numPr>
+    </w:p>
+    <w:p>
+      <w:pPr>
+        <w:pStyle w:val="BodyText"/>
       </w:pPr>
       <w:r>
         <w:t xml:space="preserve">PIERCE: Tomorrow. Seven a.m. My clinic. Bring Bennett. Not the marketing person.</w:t>
-      </w:r>
-      <w:r>
-        <w:t xml:space="preserve"> </w:t>
-      </w:r>
-      <w:r>
-        <w:t xml:space="preserve">피어스: 내일. 오전 7시. 내 병원. 베넷을 데려와요. 마케팅 담당자 말고.</w:t>
       </w:r>
     </w:p>
     <w:bookmarkEnd w:id="22"/>
@@ -1212,112 +702,55 @@
     </w:p>
     <w:p>
       <w:pPr>
-        <w:numPr>
-          <w:ilvl w:val="0"/>
-          <w:numId w:val="1003"/>
-        </w:numPr>
+        <w:pStyle w:val="FirstParagraph"/>
       </w:pPr>
       <w:r>
         <w:t xml:space="preserve">PIERCE: Coffee’s on the counter. I didn’t make it. My nurse did. She’s angry too.</w:t>
       </w:r>
-      <w:r>
-        <w:t xml:space="preserve"> </w:t>
-      </w:r>
-      <w:r>
-        <w:t xml:space="preserve">피어스: 커피는 카운터에 있어요. 내가 안 만들었어요. 간호사가 만들었죠. 그 사람도 화났어요.</w:t>
-      </w:r>
-    </w:p>
-    <w:p>
-      <w:pPr>
-        <w:numPr>
-          <w:ilvl w:val="0"/>
-          <w:numId w:val="1003"/>
-        </w:numPr>
+    </w:p>
+    <w:p>
+      <w:pPr>
+        <w:pStyle w:val="BodyText"/>
       </w:pPr>
       <w:r>
         <w:t xml:space="preserve">NOAH: Thank you for seeing us. I’d love to hear your concerns. All of them.</w:t>
       </w:r>
-      <w:r>
-        <w:t xml:space="preserve"> </w:t>
-      </w:r>
-      <w:r>
-        <w:t xml:space="preserve">노아: 만나 주셔서 감사해요. 우려하시는 걸 듣고 싶어요. 전부.</w:t>
-      </w:r>
-    </w:p>
-    <w:p>
-      <w:pPr>
-        <w:numPr>
-          <w:ilvl w:val="0"/>
-          <w:numId w:val="1003"/>
-        </w:numPr>
+    </w:p>
+    <w:p>
+      <w:pPr>
+        <w:pStyle w:val="BodyText"/>
       </w:pPr>
       <w:r>
         <w:t xml:space="preserve">PIERCE: You’re not here to defend yourself?</w:t>
       </w:r>
-      <w:r>
-        <w:t xml:space="preserve"> </w:t>
-      </w:r>
-      <w:r>
-        <w:t xml:space="preserve">피어스: 변호하러 온 게 아니에요?</w:t>
-      </w:r>
-    </w:p>
-    <w:p>
-      <w:pPr>
-        <w:numPr>
-          <w:ilvl w:val="0"/>
-          <w:numId w:val="1003"/>
-        </w:numPr>
+    </w:p>
+    <w:p>
+      <w:pPr>
+        <w:pStyle w:val="BodyText"/>
       </w:pPr>
       <w:r>
         <w:t xml:space="preserve">NOAH: Not today. Today, I’m here to listen.</w:t>
       </w:r>
-      <w:r>
-        <w:t xml:space="preserve"> </w:t>
-      </w:r>
-      <w:r>
-        <w:t xml:space="preserve">노아: 오늘은 아니에요. 오늘은 들으러 왔어요.</w:t>
-      </w:r>
-    </w:p>
-    <w:p>
-      <w:pPr>
-        <w:numPr>
-          <w:ilvl w:val="0"/>
-          <w:numId w:val="1003"/>
-        </w:numPr>
+    </w:p>
+    <w:p>
+      <w:pPr>
+        <w:pStyle w:val="BodyText"/>
       </w:pPr>
       <w:r>
         <w:t xml:space="preserve">PIERCE: Hmm. Let me tell you why I posted. Last week, a patient cancelled her appointment. She’d been with me for twelve years. Twelve years, and suddenly she didn’t trust me.</w:t>
       </w:r>
-      <w:r>
-        <w:t xml:space="preserve"> </w:t>
-      </w:r>
-      <w:r>
-        <w:t xml:space="preserve">피어스: 흠. 내가 왜 글을 올렸는지 말해 주죠. 지난주에 환자 한 명이 예약을 취소했어요. 나랑 12년 된 환자예요. 12년인데, 갑자기 나를 믿지 않게 된 거죠.</w:t>
-      </w:r>
-    </w:p>
-    <w:p>
-      <w:pPr>
-        <w:numPr>
-          <w:ilvl w:val="0"/>
-          <w:numId w:val="1003"/>
-        </w:numPr>
+    </w:p>
+    <w:p>
+      <w:pPr>
+        <w:pStyle w:val="BodyText"/>
       </w:pPr>
       <w:r>
         <w:t xml:space="preserve">ELENA: Why?</w:t>
       </w:r>
-      <w:r>
-        <w:t xml:space="preserve"> </w:t>
-      </w:r>
-      <w:r>
-        <w:t xml:space="preserve">엘레나: 왜요?</w:t>
-      </w:r>
-    </w:p>
-    <w:p>
-      <w:pPr>
-        <w:numPr>
-          <w:ilvl w:val="0"/>
-          <w:numId w:val="1003"/>
-        </w:numPr>
+    </w:p>
+    <w:p>
+      <w:pPr>
+        <w:pStyle w:val="BodyText"/>
       </w:pPr>
       <w:r>
         <w:t xml:space="preserve">PIERCE: Her daughter watched an influencer.</w:t>
@@ -1340,11 +773,45 @@
       <w:r>
         <w:t xml:space="preserve">She checked your map.</w:t>
       </w:r>
-      <w:r>
-        <w:t xml:space="preserve"> </w:t>
-      </w:r>
-      <w:r>
-        <w:t xml:space="preserve">피어스: 딸이 인플루언서 영상을 봤대요.</w:t>
+    </w:p>
+    <w:p>
+      <w:pPr>
+        <w:pStyle w:val="BodyText"/>
+      </w:pPr>
+      <w:r>
+        <w:t xml:space="preserve">NOAH: And you weren’t on it.</w:t>
+      </w:r>
+    </w:p>
+    <w:p>
+      <w:pPr>
+        <w:pStyle w:val="BodyText"/>
+      </w:pPr>
+      <w:r>
+        <w:t xml:space="preserve">PIERCE: I took your module four. I beat the record. One point four seconds.</w:t>
+      </w:r>
+    </w:p>
+    <w:p>
+      <w:pPr>
+        <w:pStyle w:val="BodyText"/>
+      </w:pPr>
+      <w:r>
+        <w:t xml:space="preserve">NOAH: But you didn’t buy our filler. So you’re not on our map.</w:t>
+      </w:r>
+    </w:p>
+    <w:p>
+      <w:pPr>
+        <w:pStyle w:val="BodyText"/>
+      </w:pPr>
+      <w:r>
+        <w:t xml:space="preserve">ELENA: Alan, I’m sorry. That’s wrong. And it’s our fault.</w:t>
+      </w:r>
+    </w:p>
+    <w:p>
+      <w:pPr>
+        <w:pStyle w:val="BodyText"/>
+      </w:pPr>
+      <w:r>
+        <w:t xml:space="preserve">PIERCE: My nurse has trained for nine years. She’s careful and she’s skilled. Now her patients ask if she’s</w:t>
       </w:r>
       <w:r>
         <w:t xml:space="preserve"> </w:t>
@@ -1353,7 +820,7 @@
         <w:t xml:space="preserve">“</w:t>
       </w:r>
       <w:r>
-        <w:t xml:space="preserve">준비됐는지 물어보세요.</w:t>
+        <w:t xml:space="preserve">ready.</w:t>
       </w:r>
       <w:r>
         <w:t xml:space="preserve">”</w:t>
@@ -1362,86 +829,95 @@
         <w:t xml:space="preserve"> </w:t>
       </w:r>
       <w:r>
-        <w:t xml:space="preserve">당신네 지도를 확인했고요.</w:t>
-      </w:r>
-    </w:p>
-    <w:p>
-      <w:pPr>
-        <w:numPr>
-          <w:ilvl w:val="0"/>
-          <w:numId w:val="1003"/>
-        </w:numPr>
-      </w:pPr>
-      <w:r>
-        <w:t xml:space="preserve">NOAH: And you weren’t on it.</w:t>
-      </w:r>
-      <w:r>
-        <w:t xml:space="preserve"> </w:t>
-      </w:r>
-      <w:r>
-        <w:t xml:space="preserve">노아: 그리고 선생님은 없었죠.</w:t>
-      </w:r>
-    </w:p>
-    <w:p>
-      <w:pPr>
-        <w:numPr>
-          <w:ilvl w:val="0"/>
-          <w:numId w:val="1003"/>
-        </w:numPr>
-      </w:pPr>
-      <w:r>
-        <w:t xml:space="preserve">PIERCE: I took your module four. I beat the record. One point four seconds.</w:t>
-      </w:r>
-      <w:r>
-        <w:t xml:space="preserve"> </w:t>
-      </w:r>
-      <w:r>
-        <w:t xml:space="preserve">피어스: 당신네 모듈 4를 들었어요. 기록을 깼죠. 1.4초.</w:t>
-      </w:r>
-    </w:p>
-    <w:p>
-      <w:pPr>
-        <w:numPr>
-          <w:ilvl w:val="0"/>
-          <w:numId w:val="1003"/>
-        </w:numPr>
-      </w:pPr>
-      <w:r>
-        <w:t xml:space="preserve">NOAH: But you didn’t buy our filler. So you’re not on our map.</w:t>
-      </w:r>
-      <w:r>
-        <w:t xml:space="preserve"> </w:t>
-      </w:r>
-      <w:r>
-        <w:t xml:space="preserve">노아: 하지만 저희 필러를 안 사셨죠. 그래서 지도에 없는 거고요.</w:t>
-      </w:r>
-    </w:p>
-    <w:p>
-      <w:pPr>
-        <w:numPr>
-          <w:ilvl w:val="0"/>
-          <w:numId w:val="1003"/>
-        </w:numPr>
-      </w:pPr>
-      <w:r>
-        <w:t xml:space="preserve">ELENA: Alan, I’m sorry. That’s wrong. And it’s our fault.</w:t>
-      </w:r>
-      <w:r>
-        <w:t xml:space="preserve"> </w:t>
-      </w:r>
-      <w:r>
-        <w:t xml:space="preserve">엘레나: 앨런, 미안해요. 그건 잘못됐어요. 그리고 우리 잘못이에요.</w:t>
-      </w:r>
-    </w:p>
-    <w:p>
-      <w:pPr>
-        <w:numPr>
-          <w:ilvl w:val="0"/>
-          <w:numId w:val="1003"/>
-        </w:numPr>
-      </w:pPr>
-      <w:r>
-        <w:t xml:space="preserve">PIERCE: My nurse has trained for nine years. She’s careful and she’s skilled. Now her patients ask if she’s</w:t>
+        <w:t xml:space="preserve">Nine years of work, questioned by one video.</w:t>
+      </w:r>
+    </w:p>
+    <w:p>
+      <w:pPr>
+        <w:pStyle w:val="BodyText"/>
+      </w:pPr>
+      <w:r>
+        <w:t xml:space="preserve">ELENA: As if safety were a sticker. As if one company owned it.</w:t>
+      </w:r>
+    </w:p>
+    <w:p>
+      <w:pPr>
+        <w:pStyle w:val="BodyText"/>
+      </w:pPr>
+      <w:r>
+        <w:t xml:space="preserve">NOAH: You’re right. That’s not what we meant, but intent doesn’t matter much to your patient. It’s what we did. And if we did it, we’re the ones who fix it.</w:t>
+      </w:r>
+    </w:p>
+    <w:p>
+      <w:pPr>
+        <w:pStyle w:val="BodyText"/>
+      </w:pPr>
+      <w:r>
+        <w:t xml:space="preserve">PIERCE: At least you see the difference.</w:t>
+      </w:r>
+    </w:p>
+    <w:p>
+      <w:pPr>
+        <w:pStyle w:val="BodyText"/>
+      </w:pPr>
+      <w:r>
+        <w:t xml:space="preserve">NOAH: What would fix it? In your view?</w:t>
+      </w:r>
+    </w:p>
+    <w:p>
+      <w:pPr>
+        <w:pStyle w:val="BodyText"/>
+      </w:pPr>
+      <w:r>
+        <w:t xml:space="preserve">PIERCE: Separate the map from your sales. Safety isn’t a customer list. If your map only shows buyers, then it’s an advertisement, and patients deserve to know that.</w:t>
+      </w:r>
+    </w:p>
+    <w:p>
+      <w:pPr>
+        <w:pStyle w:val="BodyText"/>
+      </w:pPr>
+      <w:r>
+        <w:t xml:space="preserve">ELENA: Anyone who completes emergency training is on the map. Any product.</w:t>
+      </w:r>
+    </w:p>
+    <w:p>
+      <w:pPr>
+        <w:pStyle w:val="BodyText"/>
+      </w:pPr>
+      <w:r>
+        <w:t xml:space="preserve">PIERCE: And other good programs count. Not just yours. There are several.</w:t>
+      </w:r>
+    </w:p>
+    <w:p>
+      <w:pPr>
+        <w:pStyle w:val="BodyText"/>
+      </w:pPr>
+      <w:r>
+        <w:t xml:space="preserve">NOAH: Done. We’ll recognize other accredited emergency training too.</w:t>
+      </w:r>
+    </w:p>
+    <w:p>
+      <w:pPr>
+        <w:pStyle w:val="BodyText"/>
+      </w:pPr>
+      <w:r>
+        <w:t xml:space="preserve">PIERCE: Done? Just like that? Don’t you need a meeting?</w:t>
+      </w:r>
+    </w:p>
+    <w:p>
+      <w:pPr>
+        <w:pStyle w:val="BodyText"/>
+      </w:pPr>
+      <w:r>
+        <w:t xml:space="preserve">NOAH: We’ll have one. But I already know the answer. Rule one. First, do no harm.</w:t>
+      </w:r>
+    </w:p>
+    <w:p>
+      <w:pPr>
+        <w:pStyle w:val="BodyText"/>
+      </w:pPr>
+      <w:r>
+        <w:t xml:space="preserve">PIERCE: And the</w:t>
       </w:r>
       <w:r>
         <w:t xml:space="preserve"> </w:t>
@@ -1450,373 +926,69 @@
         <w:t xml:space="preserve">“</w:t>
       </w:r>
       <w:r>
-        <w:t xml:space="preserve">ready.</w:t>
+        <w:t xml:space="preserve">fire exit</w:t>
       </w:r>
       <w:r>
         <w:t xml:space="preserve">”</w:t>
       </w:r>
       <w:r>
-        <w:t xml:space="preserve"> </w:t>
-      </w:r>
-      <w:r>
-        <w:t xml:space="preserve">Nine years of work, questioned by one video.</w:t>
-      </w:r>
-      <w:r>
-        <w:t xml:space="preserve"> </w:t>
-      </w:r>
-      <w:r>
-        <w:t xml:space="preserve">피어스: 우리 간호사는 9년 동안 교육받았어요. 신중하고 숙련된 사람이에요. 그런데 이제 환자들이 그녀에게</w:t>
-      </w:r>
-      <w:r>
-        <w:t xml:space="preserve"> </w:t>
-      </w:r>
-      <w:r>
-        <w:t xml:space="preserve">“</w:t>
-      </w:r>
-      <w:r>
-        <w:t xml:space="preserve">준비됐냐</w:t>
-      </w:r>
-      <w:r>
-        <w:t xml:space="preserve">”</w:t>
-      </w:r>
-      <w:r>
-        <w:t xml:space="preserve">고 물어요. 9년의 노력이 영상 하나로 의심받는 거죠.</w:t>
-      </w:r>
-    </w:p>
-    <w:p>
-      <w:pPr>
-        <w:numPr>
-          <w:ilvl w:val="0"/>
-          <w:numId w:val="1003"/>
-        </w:numPr>
-      </w:pPr>
-      <w:r>
-        <w:t xml:space="preserve">ELENA: As if safety were a sticker. As if one company owned it.</w:t>
-      </w:r>
-      <w:r>
-        <w:t xml:space="preserve"> </w:t>
-      </w:r>
-      <w:r>
-        <w:t xml:space="preserve">엘레나: 마치 안전이 스티커인 것처럼. 마치 한 회사가 소유한 것처럼.</w:t>
-      </w:r>
-    </w:p>
-    <w:p>
-      <w:pPr>
-        <w:numPr>
-          <w:ilvl w:val="0"/>
-          <w:numId w:val="1003"/>
-        </w:numPr>
-      </w:pPr>
-      <w:r>
-        <w:t xml:space="preserve">NOAH: You’re right. That’s not what we meant, but intent doesn’t matter much to your patient. It’s what we did. And if we did it, we’re the ones who fix it.</w:t>
-      </w:r>
-      <w:r>
-        <w:t xml:space="preserve"> </w:t>
-      </w:r>
-      <w:r>
-        <w:t xml:space="preserve">노아: 맞는 말씀이에요. 우리가 의도한 건 아니었지만, 선생님 환자에겐 의도가 별로 중요하지 않죠. 그건 우리가 한 일이에요. 우리가 했으니, 고치는 것도 우리 몫이에요.</w:t>
-      </w:r>
-    </w:p>
-    <w:p>
-      <w:pPr>
-        <w:numPr>
-          <w:ilvl w:val="0"/>
-          <w:numId w:val="1003"/>
-        </w:numPr>
-      </w:pPr>
-      <w:r>
-        <w:t xml:space="preserve">PIERCE: At least you see the difference.</w:t>
-      </w:r>
-      <w:r>
-        <w:t xml:space="preserve"> </w:t>
-      </w:r>
-      <w:r>
-        <w:t xml:space="preserve">피어스: 적어도 그 차이는 아네요.</w:t>
-      </w:r>
-    </w:p>
-    <w:p>
-      <w:pPr>
-        <w:numPr>
-          <w:ilvl w:val="0"/>
-          <w:numId w:val="1003"/>
-        </w:numPr>
-      </w:pPr>
-      <w:r>
-        <w:t xml:space="preserve">NOAH: What would fix it? In your view?</w:t>
-      </w:r>
-      <w:r>
-        <w:t xml:space="preserve"> </w:t>
-      </w:r>
-      <w:r>
-        <w:t xml:space="preserve">노아: 어떻게 하면 고쳐질까요? 선생님 생각엔?</w:t>
-      </w:r>
-    </w:p>
-    <w:p>
-      <w:pPr>
-        <w:numPr>
-          <w:ilvl w:val="0"/>
-          <w:numId w:val="1003"/>
-        </w:numPr>
-      </w:pPr>
-      <w:r>
-        <w:t xml:space="preserve">PIERCE: Separate the map from your sales. Safety isn’t a customer list. If your map only shows buyers, then it’s an advertisement, and patients deserve to know that.</w:t>
-      </w:r>
-      <w:r>
-        <w:t xml:space="preserve"> </w:t>
-      </w:r>
-      <w:r>
-        <w:t xml:space="preserve">피어스: 지도를 당신네 판매와 분리해요. 안전은 고객 명단이 아니에요. 지도에 구매자만 나온다면 그건 광고고, 환자들은 그걸 알 권리가 있어요.</w:t>
-      </w:r>
-    </w:p>
-    <w:p>
-      <w:pPr>
-        <w:numPr>
-          <w:ilvl w:val="0"/>
-          <w:numId w:val="1003"/>
-        </w:numPr>
-      </w:pPr>
-      <w:r>
-        <w:t xml:space="preserve">ELENA: Anyone who completes emergency training is on the map. Any product.</w:t>
-      </w:r>
-      <w:r>
-        <w:t xml:space="preserve"> </w:t>
-      </w:r>
-      <w:r>
-        <w:t xml:space="preserve">엘레나: 응급 교육을 이수한 사람은 누구나 지도에 올라가요. 어떤 제품이든.</w:t>
-      </w:r>
-    </w:p>
-    <w:p>
-      <w:pPr>
-        <w:numPr>
-          <w:ilvl w:val="0"/>
-          <w:numId w:val="1003"/>
-        </w:numPr>
-      </w:pPr>
-      <w:r>
-        <w:t xml:space="preserve">PIERCE: And other good programs count. Not just yours. There are several.</w:t>
-      </w:r>
-      <w:r>
-        <w:t xml:space="preserve"> </w:t>
-      </w:r>
-      <w:r>
-        <w:t xml:space="preserve">피어스: 그리고 다른 좋은 프로그램도 인정해요. 당신 것만 말고. 여러 개 있어요.</w:t>
-      </w:r>
-    </w:p>
-    <w:p>
-      <w:pPr>
-        <w:numPr>
-          <w:ilvl w:val="0"/>
-          <w:numId w:val="1003"/>
-        </w:numPr>
-      </w:pPr>
-      <w:r>
-        <w:t xml:space="preserve">NOAH: Done. We’ll recognize other accredited emergency training too.</w:t>
-      </w:r>
-      <w:r>
-        <w:t xml:space="preserve"> </w:t>
-      </w:r>
-      <w:r>
-        <w:t xml:space="preserve">노아: 그렇게 할게요. 인정받는 다른 응급 교육도 인정하겠습니다.</w:t>
-      </w:r>
-    </w:p>
-    <w:p>
-      <w:pPr>
-        <w:numPr>
-          <w:ilvl w:val="0"/>
-          <w:numId w:val="1003"/>
-        </w:numPr>
-      </w:pPr>
-      <w:r>
-        <w:t xml:space="preserve">PIERCE: Done? Just like that? Don’t you need a meeting?</w:t>
-      </w:r>
-      <w:r>
-        <w:t xml:space="preserve"> </w:t>
-      </w:r>
-      <w:r>
-        <w:t xml:space="preserve">피어스: 그렇게 한다고요? 그냥 그렇게? 회의 안 해도 돼요?</w:t>
-      </w:r>
-    </w:p>
-    <w:p>
-      <w:pPr>
-        <w:numPr>
-          <w:ilvl w:val="0"/>
-          <w:numId w:val="1003"/>
-        </w:numPr>
-      </w:pPr>
-      <w:r>
-        <w:t xml:space="preserve">NOAH: We’ll have one. But I already know the answer. Rule one. First, do no harm.</w:t>
-      </w:r>
-      <w:r>
-        <w:t xml:space="preserve"> </w:t>
-      </w:r>
-      <w:r>
-        <w:t xml:space="preserve">노아: 할 거예요. 하지만 답은 이미 알아요. 규칙 1. 첫째, 해를 끼치지 말 것.</w:t>
-      </w:r>
-    </w:p>
-    <w:p>
-      <w:pPr>
-        <w:numPr>
-          <w:ilvl w:val="0"/>
-          <w:numId w:val="1003"/>
-        </w:numPr>
-      </w:pPr>
-      <w:r>
-        <w:t xml:space="preserve">PIERCE: And the</w:t>
-      </w:r>
-      <w:r>
-        <w:t xml:space="preserve"> </w:t>
-      </w:r>
-      <w:r>
-        <w:t xml:space="preserve">“</w:t>
-      </w:r>
-      <w:r>
-        <w:t xml:space="preserve">fire exit</w:t>
-      </w:r>
-      <w:r>
-        <w:t xml:space="preserve">”</w:t>
-      </w:r>
-      <w:r>
         <w:t xml:space="preserve">? The fear?</w:t>
       </w:r>
-      <w:r>
-        <w:t xml:space="preserve"> </w:t>
-      </w:r>
-      <w:r>
-        <w:t xml:space="preserve">피어스: 그리고</w:t>
-      </w:r>
-      <w:r>
-        <w:t xml:space="preserve"> </w:t>
-      </w:r>
-      <w:r>
-        <w:t xml:space="preserve">“</w:t>
-      </w:r>
-      <w:r>
-        <w:t xml:space="preserve">비상구</w:t>
-      </w:r>
-      <w:r>
-        <w:t xml:space="preserve">”</w:t>
-      </w:r>
-      <w:r>
-        <w:t xml:space="preserve">는요? 공포는요?</w:t>
-      </w:r>
-    </w:p>
-    <w:p>
-      <w:pPr>
-        <w:numPr>
-          <w:ilvl w:val="0"/>
-          <w:numId w:val="1003"/>
-        </w:numPr>
+    </w:p>
+    <w:p>
+      <w:pPr>
+        <w:pStyle w:val="BodyText"/>
       </w:pPr>
       <w:r>
         <w:t xml:space="preserve">ELENA: The risk is real. You know that. But we can say it more calmly.</w:t>
       </w:r>
-      <w:r>
-        <w:t xml:space="preserve"> </w:t>
-      </w:r>
-      <w:r>
-        <w:t xml:space="preserve">엘레나: 위험은 실제예요. 당신도 알잖아요. 하지만 더 차분하게 말할 수는 있어요.</w:t>
-      </w:r>
-    </w:p>
-    <w:p>
-      <w:pPr>
-        <w:numPr>
-          <w:ilvl w:val="0"/>
-          <w:numId w:val="1003"/>
-        </w:numPr>
+    </w:p>
+    <w:p>
+      <w:pPr>
+        <w:pStyle w:val="BodyText"/>
       </w:pPr>
       <w:r>
         <w:t xml:space="preserve">PIERCE: Calmer. Fine. And the training-as-sales thing?</w:t>
       </w:r>
-      <w:r>
-        <w:t xml:space="preserve"> </w:t>
-      </w:r>
-      <w:r>
-        <w:t xml:space="preserve">피어스: 더 차분하게. 좋아요. 그리고 교육이 영업이라는 건?</w:t>
-      </w:r>
-    </w:p>
-    <w:p>
-      <w:pPr>
-        <w:numPr>
-          <w:ilvl w:val="0"/>
-          <w:numId w:val="1003"/>
-        </w:numPr>
+    </w:p>
+    <w:p>
+      <w:pPr>
+        <w:pStyle w:val="BodyText"/>
       </w:pPr>
       <w:r>
         <w:t xml:space="preserve">NOAH: Partly true. Training is good business for us. We’ll say that openly.</w:t>
       </w:r>
-      <w:r>
-        <w:t xml:space="preserve"> </w:t>
-      </w:r>
-      <w:r>
-        <w:t xml:space="preserve">노아: 부분적으로 사실이에요. 교육은 우리에게 좋은 사업이에요. 공개적으로 말하겠습니다.</w:t>
-      </w:r>
-    </w:p>
-    <w:p>
-      <w:pPr>
-        <w:numPr>
-          <w:ilvl w:val="0"/>
-          <w:numId w:val="1003"/>
-        </w:numPr>
+    </w:p>
+    <w:p>
+      <w:pPr>
+        <w:pStyle w:val="BodyText"/>
       </w:pPr>
       <w:r>
         <w:t xml:space="preserve">PIERCE: You’ll admit that? In public?</w:t>
       </w:r>
-      <w:r>
-        <w:t xml:space="preserve"> </w:t>
-      </w:r>
-      <w:r>
-        <w:t xml:space="preserve">피어스: 그걸 인정한다고요? 공개적으로?</w:t>
-      </w:r>
-    </w:p>
-    <w:p>
-      <w:pPr>
-        <w:numPr>
-          <w:ilvl w:val="0"/>
-          <w:numId w:val="1003"/>
-        </w:numPr>
+    </w:p>
+    <w:p>
+      <w:pPr>
+        <w:pStyle w:val="BodyText"/>
       </w:pPr>
       <w:r>
         <w:t xml:space="preserve">NOAH: Good business and good medicine. Both can be true. We’d rather say it first.</w:t>
       </w:r>
-      <w:r>
-        <w:t xml:space="preserve"> </w:t>
-      </w:r>
-      <w:r>
-        <w:t xml:space="preserve">노아: 좋은 사업이자 좋은 의학. 둘 다 사실일 수 있어요. 우리가 먼저 말하는 게 낫죠.</w:t>
-      </w:r>
-    </w:p>
-    <w:p>
-      <w:pPr>
-        <w:numPr>
-          <w:ilvl w:val="0"/>
-          <w:numId w:val="1003"/>
-        </w:numPr>
+    </w:p>
+    <w:p>
+      <w:pPr>
+        <w:pStyle w:val="BodyText"/>
       </w:pPr>
       <w:r>
         <w:t xml:space="preserve">PIERCE: Bennett. You’re a strange CEO.</w:t>
       </w:r>
-      <w:r>
-        <w:t xml:space="preserve"> </w:t>
-      </w:r>
-      <w:r>
-        <w:t xml:space="preserve">피어스: 베넷. 이상한 CEO네요.</w:t>
-      </w:r>
-    </w:p>
-    <w:p>
-      <w:pPr>
-        <w:numPr>
-          <w:ilvl w:val="0"/>
-          <w:numId w:val="1003"/>
-        </w:numPr>
+    </w:p>
+    <w:p>
+      <w:pPr>
+        <w:pStyle w:val="BodyText"/>
       </w:pPr>
       <w:r>
         <w:t xml:space="preserve">ELENA: He gets that a lot.</w:t>
-      </w:r>
-      <w:r>
-        <w:t xml:space="preserve"> </w:t>
-      </w:r>
-      <w:r>
-        <w:t xml:space="preserve">엘레나: 그런 말 많이 들어요.</w:t>
       </w:r>
     </w:p>
     <w:bookmarkEnd w:id="23"/>
@@ -1831,44 +1003,23 @@
     </w:p>
     <w:p>
       <w:pPr>
-        <w:numPr>
-          <w:ilvl w:val="0"/>
-          <w:numId w:val="1004"/>
-        </w:numPr>
+        <w:pStyle w:val="FirstParagraph"/>
       </w:pPr>
       <w:r>
         <w:t xml:space="preserve">ZOE: You promised to take buyers off the map? Our map is our funnel!</w:t>
       </w:r>
-      <w:r>
-        <w:t xml:space="preserve"> </w:t>
-      </w:r>
-      <w:r>
-        <w:t xml:space="preserve">조이: 지도를 구매자랑 분리하겠다고 약속했어요? 지도가 우리 퍼널인데!</w:t>
-      </w:r>
-    </w:p>
-    <w:p>
-      <w:pPr>
-        <w:numPr>
-          <w:ilvl w:val="0"/>
-          <w:numId w:val="1004"/>
-        </w:numPr>
+    </w:p>
+    <w:p>
+      <w:pPr>
+        <w:pStyle w:val="BodyText"/>
       </w:pPr>
       <w:r>
         <w:t xml:space="preserve">NOAH: Not off. We add everyone who’s trained, whatever product they use. Our customers stay on the map, and they get a filter, so Jess can still find them if she wants.</w:t>
       </w:r>
-      <w:r>
-        <w:t xml:space="preserve"> </w:t>
-      </w:r>
-      <w:r>
-        <w:t xml:space="preserve">노아: 빼는 게 아니에요. 어떤 제품을 쓰든 교육받은 모두를 추가하는 거죠. 우리 고객은 지도에 그대로 있고 필터도 생겨요. 그래서 제스가 원하면 여전히 찾을 수 있어요.</w:t>
-      </w:r>
-    </w:p>
-    <w:p>
-      <w:pPr>
-        <w:numPr>
-          <w:ilvl w:val="0"/>
-          <w:numId w:val="1004"/>
-        </w:numPr>
+    </w:p>
+    <w:p>
+      <w:pPr>
+        <w:pStyle w:val="BodyText"/>
       </w:pPr>
       <w:r>
         <w:t xml:space="preserve">AVA: Like</w:t>
@@ -1891,11 +1042,29 @@
       <w:r>
         <w:t xml:space="preserve">A separate checkbox.</w:t>
       </w:r>
-      <w:r>
-        <w:t xml:space="preserve"> </w:t>
-      </w:r>
-      <w:r>
-        <w:t xml:space="preserve">에이바:</w:t>
+    </w:p>
+    <w:p>
+      <w:pPr>
+        <w:pStyle w:val="BodyText"/>
+      </w:pPr>
+      <w:r>
+        <w:t xml:space="preserve">ZOE: So Jess finds a ready injector. Then chooses a product. Or not.</w:t>
+      </w:r>
+    </w:p>
+    <w:p>
+      <w:pPr>
+        <w:pStyle w:val="BodyText"/>
+      </w:pPr>
+      <w:r>
+        <w:t xml:space="preserve">ELENA: Exactly. Ready comes first. The product second.</w:t>
+      </w:r>
+    </w:p>
+    <w:p>
+      <w:pPr>
+        <w:pStyle w:val="BodyText"/>
+      </w:pPr>
+      <w:r>
+        <w:t xml:space="preserve">ZOE: We said that at the FDA panel.</w:t>
       </w:r>
       <w:r>
         <w:t xml:space="preserve"> </w:t>
@@ -1904,61 +1073,26 @@
         <w:t xml:space="preserve">“</w:t>
       </w:r>
       <w:r>
-        <w:t xml:space="preserve">베이라 필 취급</w:t>
+        <w:t xml:space="preserve">The injector first. The product second.</w:t>
       </w:r>
       <w:r>
         <w:t xml:space="preserve">”</w:t>
       </w:r>
-      <w:r>
-        <w:t xml:space="preserve"> </w:t>
-      </w:r>
-      <w:r>
-        <w:t xml:space="preserve">같은 거요. 별도 체크박스.</w:t>
-      </w:r>
-    </w:p>
-    <w:p>
-      <w:pPr>
-        <w:numPr>
-          <w:ilvl w:val="0"/>
-          <w:numId w:val="1004"/>
-        </w:numPr>
-      </w:pPr>
-      <w:r>
-        <w:t xml:space="preserve">ZOE: So Jess finds a ready injector. Then chooses a product. Or not.</w:t>
-      </w:r>
-      <w:r>
-        <w:t xml:space="preserve"> </w:t>
-      </w:r>
-      <w:r>
-        <w:t xml:space="preserve">조이: 그러니까 제스가 준비된 시술자를 찾고. 그다음 제품을 고르거나. 안 고르거나.</w:t>
-      </w:r>
-    </w:p>
-    <w:p>
-      <w:pPr>
-        <w:numPr>
-          <w:ilvl w:val="0"/>
-          <w:numId w:val="1004"/>
-        </w:numPr>
-      </w:pPr>
-      <w:r>
-        <w:t xml:space="preserve">ELENA: Exactly. Ready comes first. The product second.</w:t>
-      </w:r>
-      <w:r>
-        <w:t xml:space="preserve"> </w:t>
-      </w:r>
-      <w:r>
-        <w:t xml:space="preserve">엘레나: 바로 그거예요. 준비가 먼저. 제품은 두 번째.</w:t>
-      </w:r>
-    </w:p>
-    <w:p>
-      <w:pPr>
-        <w:numPr>
-          <w:ilvl w:val="0"/>
-          <w:numId w:val="1004"/>
-        </w:numPr>
-      </w:pPr>
-      <w:r>
-        <w:t xml:space="preserve">ZOE: We said that at the FDA panel.</w:t>
+    </w:p>
+    <w:p>
+      <w:pPr>
+        <w:pStyle w:val="BodyText"/>
+      </w:pPr>
+      <w:r>
+        <w:t xml:space="preserve">DEREK: And Brooke’s video?</w:t>
+      </w:r>
+    </w:p>
+    <w:p>
+      <w:pPr>
+        <w:pStyle w:val="BodyText"/>
+      </w:pPr>
+      <w:r>
+        <w:t xml:space="preserve">ZOE: We re-cut the line.</w:t>
       </w:r>
       <w:r>
         <w:t xml:space="preserve"> </w:t>
@@ -1967,7 +1101,7 @@
         <w:t xml:space="preserve">“</w:t>
       </w:r>
       <w:r>
-        <w:t xml:space="preserve">The injector first. The product second.</w:t>
+        <w:t xml:space="preserve">Ask if they’re trained in emergency response.</w:t>
       </w:r>
       <w:r>
         <w:t xml:space="preserve">”</w:t>
@@ -1976,7 +1110,7 @@
         <w:t xml:space="preserve"> </w:t>
       </w:r>
       <w:r>
-        <w:t xml:space="preserve">조이: 우리가 FDA 패널에서 한 말이네요.</w:t>
+        <w:t xml:space="preserve">Not</w:t>
       </w:r>
       <w:r>
         <w:t xml:space="preserve"> </w:t>
@@ -1985,7 +1119,7 @@
         <w:t xml:space="preserve">“</w:t>
       </w:r>
       <w:r>
-        <w:t xml:space="preserve">시술자가 먼저. 제품은 두 번째.</w:t>
+        <w:t xml:space="preserve">Veyra Ready.</w:t>
       </w:r>
       <w:r>
         <w:t xml:space="preserve">”</w:t>
@@ -1993,30 +1127,82 @@
     </w:p>
     <w:p>
       <w:pPr>
-        <w:numPr>
-          <w:ilvl w:val="0"/>
-          <w:numId w:val="1004"/>
-        </w:numPr>
-      </w:pPr>
-      <w:r>
-        <w:t xml:space="preserve">DEREK: And Brooke’s video?</w:t>
-      </w:r>
-      <w:r>
-        <w:t xml:space="preserve"> </w:t>
-      </w:r>
-      <w:r>
-        <w:t xml:space="preserve">데릭: 그럼 브룩 영상은요?</w:t>
-      </w:r>
-    </w:p>
-    <w:p>
-      <w:pPr>
-        <w:numPr>
-          <w:ilvl w:val="0"/>
-          <w:numId w:val="1004"/>
-        </w:numPr>
-      </w:pPr>
-      <w:r>
-        <w:t xml:space="preserve">ZOE: We re-cut the line.</w:t>
+        <w:pStyle w:val="BodyText"/>
+      </w:pPr>
+      <w:r>
+        <w:t xml:space="preserve">AVA: Brooke called. She wants to clap back at Pierce. In a story.</w:t>
+      </w:r>
+    </w:p>
+    <w:p>
+      <w:pPr>
+        <w:pStyle w:val="BodyText"/>
+      </w:pPr>
+      <w:r>
+        <w:t xml:space="preserve">DIANE: Absolutely not. A paid influencer attacking a doctor online? That’s a disaster. It looks like we sent her, and legally, as her sponsor, we could be responsible for what she says.</w:t>
+      </w:r>
+    </w:p>
+    <w:p>
+      <w:pPr>
+        <w:pStyle w:val="BodyText"/>
+      </w:pPr>
+      <w:r>
+        <w:t xml:space="preserve">BROOKE: But he’s mean!</w:t>
+      </w:r>
+    </w:p>
+    <w:p>
+      <w:pPr>
+        <w:pStyle w:val="BodyText"/>
+      </w:pPr>
+      <w:r>
+        <w:t xml:space="preserve">ZOE: He’s fair, Brooke. He’s just not nice. We’re fixing the video, and if you fight him now, it only makes things worse, for you and for us.</w:t>
+      </w:r>
+    </w:p>
+    <w:p>
+      <w:pPr>
+        <w:pStyle w:val="BodyText"/>
+      </w:pPr>
+      <w:r>
+        <w:t xml:space="preserve">BROOKE: Fixing? So he was right?</w:t>
+      </w:r>
+    </w:p>
+    <w:p>
+      <w:pPr>
+        <w:pStyle w:val="BodyText"/>
+      </w:pPr>
+      <w:r>
+        <w:t xml:space="preserve">ZOE: About one thing. A big one. Please don’t post anything today.</w:t>
+      </w:r>
+    </w:p>
+    <w:p>
+      <w:pPr>
+        <w:pStyle w:val="BodyText"/>
+      </w:pPr>
+      <w:r>
+        <w:t xml:space="preserve">NOAH: Now our response. Short. No defending. Diane reads every word.</w:t>
+      </w:r>
+    </w:p>
+    <w:p>
+      <w:pPr>
+        <w:pStyle w:val="BodyText"/>
+      </w:pPr>
+      <w:r>
+        <w:t xml:space="preserve">ELENA: Start with thanks. He made us better.</w:t>
+      </w:r>
+    </w:p>
+    <w:p>
+      <w:pPr>
+        <w:pStyle w:val="BodyText"/>
+      </w:pPr>
+      <w:r>
+        <w:t xml:space="preserve">ZOE: Okay. Draft. Read it out, Noah.</w:t>
+      </w:r>
+    </w:p>
+    <w:p>
+      <w:pPr>
+        <w:pStyle w:val="BodyText"/>
+      </w:pPr>
+      <w:r>
+        <w:t xml:space="preserve">NOAH:</w:t>
       </w:r>
       <w:r>
         <w:t xml:space="preserve"> </w:t>
@@ -2025,16 +1211,26 @@
         <w:t xml:space="preserve">“</w:t>
       </w:r>
       <w:r>
-        <w:t xml:space="preserve">Ask if they’re trained in emergency response.</w:t>
+        <w:t xml:space="preserve">Dr. Pierce raised fair concerns. He’s right that safety isn’t one company’s sticker. Our map now includes every injector with emergency training, any product.</w:t>
       </w:r>
       <w:r>
         <w:t xml:space="preserve">”</w:t>
       </w:r>
-      <w:r>
-        <w:t xml:space="preserve"> </w:t>
-      </w:r>
-      <w:r>
-        <w:t xml:space="preserve">Not</w:t>
+    </w:p>
+    <w:p>
+      <w:pPr>
+        <w:pStyle w:val="BodyText"/>
+      </w:pPr>
+      <w:r>
+        <w:t xml:space="preserve">DIANE: Good. Add one more line. About training and business.</w:t>
+      </w:r>
+    </w:p>
+    <w:p>
+      <w:pPr>
+        <w:pStyle w:val="BodyText"/>
+      </w:pPr>
+      <w:r>
+        <w:t xml:space="preserve">NOAH:</w:t>
       </w:r>
       <w:r>
         <w:t xml:space="preserve"> </w:t>
@@ -2043,16 +1239,26 @@
         <w:t xml:space="preserve">“</w:t>
       </w:r>
       <w:r>
-        <w:t xml:space="preserve">Veyra Ready.</w:t>
+        <w:t xml:space="preserve">Training is good for patients. It’s also good for our business. Both are true.</w:t>
       </w:r>
       <w:r>
         <w:t xml:space="preserve">”</w:t>
       </w:r>
-      <w:r>
-        <w:t xml:space="preserve"> </w:t>
-      </w:r>
-      <w:r>
-        <w:t xml:space="preserve">조이: 그 대사를 다시 편집해요.</w:t>
+    </w:p>
+    <w:p>
+      <w:pPr>
+        <w:pStyle w:val="BodyText"/>
+      </w:pPr>
+      <w:r>
+        <w:t xml:space="preserve">DIANE: Approved. No adjectives. No attacks. Post it at six.</w:t>
+      </w:r>
+    </w:p>
+    <w:p>
+      <w:pPr>
+        <w:pStyle w:val="BodyText"/>
+      </w:pPr>
+      <w:r>
+        <w:t xml:space="preserve">ZOE: No</w:t>
       </w:r>
       <w:r>
         <w:t xml:space="preserve"> </w:t>
@@ -2061,428 +1267,52 @@
         <w:t xml:space="preserve">“</w:t>
       </w:r>
       <w:r>
-        <w:t xml:space="preserve">응급 대응 교육을 받았는지 물어보세요.</w:t>
+        <w:t xml:space="preserve">amazing</w:t>
       </w:r>
       <w:r>
         <w:t xml:space="preserve">”</w:t>
       </w:r>
       <w:r>
+        <w:t xml:space="preserve">? No</w:t>
+      </w:r>
+      <w:r>
         <w:t xml:space="preserve"> </w:t>
       </w:r>
       <w:r>
         <w:t xml:space="preserve">“</w:t>
       </w:r>
       <w:r>
-        <w:t xml:space="preserve">베이라 레디</w:t>
+        <w:t xml:space="preserve">exciting</w:t>
       </w:r>
       <w:r>
         <w:t xml:space="preserve">”</w:t>
       </w:r>
       <w:r>
-        <w:t xml:space="preserve"> </w:t>
-      </w:r>
-      <w:r>
-        <w:t xml:space="preserve">말고.</w:t>
-      </w:r>
-    </w:p>
-    <w:p>
-      <w:pPr>
-        <w:numPr>
-          <w:ilvl w:val="0"/>
-          <w:numId w:val="1004"/>
-        </w:numPr>
-      </w:pPr>
-      <w:r>
-        <w:t xml:space="preserve">AVA: Brooke called. She wants to clap back at Pierce. In a story.</w:t>
-      </w:r>
-      <w:r>
-        <w:t xml:space="preserve"> </w:t>
-      </w:r>
-      <w:r>
-        <w:t xml:space="preserve">에이바: 브룩이 전화했어요. 피어스한테 반박하고 싶대요. 스토리로.</w:t>
-      </w:r>
-    </w:p>
-    <w:p>
-      <w:pPr>
-        <w:numPr>
-          <w:ilvl w:val="0"/>
-          <w:numId w:val="1004"/>
-        </w:numPr>
-      </w:pPr>
-      <w:r>
-        <w:t xml:space="preserve">DIANE: Absolutely not. A paid influencer attacking a doctor online? That’s a disaster. It looks like we sent her, and legally, as her sponsor, we could be responsible for what she says.</w:t>
-      </w:r>
-      <w:r>
-        <w:t xml:space="preserve"> </w:t>
-      </w:r>
-      <w:r>
-        <w:t xml:space="preserve">다이앤: 절대 안 돼요. 돈 받은 인플루언서가 온라인에서 의사를 공격한다고요? 그건 재앙이에요. 우리가 시킨 것처럼 보이고, 법적으로도 협찬사인 우리가 그녀의 말에 책임질 수 있어요.</w:t>
-      </w:r>
-    </w:p>
-    <w:p>
-      <w:pPr>
-        <w:numPr>
-          <w:ilvl w:val="0"/>
-          <w:numId w:val="1004"/>
-        </w:numPr>
-      </w:pPr>
-      <w:r>
-        <w:t xml:space="preserve">BROOKE: But he’s mean!</w:t>
-      </w:r>
-      <w:r>
-        <w:t xml:space="preserve"> </w:t>
-      </w:r>
-      <w:r>
-        <w:t xml:space="preserve">브룩: 근데 그 사람 못됐잖아요!</w:t>
-      </w:r>
-    </w:p>
-    <w:p>
-      <w:pPr>
-        <w:numPr>
-          <w:ilvl w:val="0"/>
-          <w:numId w:val="1004"/>
-        </w:numPr>
-      </w:pPr>
-      <w:r>
-        <w:t xml:space="preserve">ZOE: He’s fair, Brooke. He’s just not nice. We’re fixing the video, and if you fight him now, it only makes things worse, for you and for us.</w:t>
-      </w:r>
-      <w:r>
-        <w:t xml:space="preserve"> </w:t>
-      </w:r>
-      <w:r>
-        <w:t xml:space="preserve">조이: 공정한 사람이에요, 브룩. 친절하지 않을 뿐이에요. 우린 영상을 고칠 거예요. 지금 그 사람이랑 싸우면 당신한테도 우리한테도 상황만 더 나빠져요.</w:t>
-      </w:r>
-    </w:p>
-    <w:p>
-      <w:pPr>
-        <w:numPr>
-          <w:ilvl w:val="0"/>
-          <w:numId w:val="1004"/>
-        </w:numPr>
-      </w:pPr>
-      <w:r>
-        <w:t xml:space="preserve">BROOKE: Fixing? So he was right?</w:t>
-      </w:r>
-      <w:r>
-        <w:t xml:space="preserve"> </w:t>
-      </w:r>
-      <w:r>
-        <w:t xml:space="preserve">브룩: 고친다고요? 그럼 그 사람이 옳았어요?</w:t>
-      </w:r>
-    </w:p>
-    <w:p>
-      <w:pPr>
-        <w:numPr>
-          <w:ilvl w:val="0"/>
-          <w:numId w:val="1004"/>
-        </w:numPr>
-      </w:pPr>
-      <w:r>
-        <w:t xml:space="preserve">ZOE: About one thing. A big one. Please don’t post anything today.</w:t>
-      </w:r>
-      <w:r>
-        <w:t xml:space="preserve"> </w:t>
-      </w:r>
-      <w:r>
-        <w:t xml:space="preserve">조이: 한 가지는요. 큰 거요. 오늘은 아무것도 올리지 말아 줘요.</w:t>
-      </w:r>
-    </w:p>
-    <w:p>
-      <w:pPr>
-        <w:numPr>
-          <w:ilvl w:val="0"/>
-          <w:numId w:val="1004"/>
-        </w:numPr>
-      </w:pPr>
-      <w:r>
-        <w:t xml:space="preserve">NOAH: Now our response. Short. No defending. Diane reads every word.</w:t>
-      </w:r>
-      <w:r>
-        <w:t xml:space="preserve"> </w:t>
-      </w:r>
-      <w:r>
-        <w:t xml:space="preserve">노아: 이제 우리 응답. 짧게. 변호 없이. 다이앤이 모든 단어를 읽어요.</w:t>
-      </w:r>
-    </w:p>
-    <w:p>
-      <w:pPr>
-        <w:numPr>
-          <w:ilvl w:val="0"/>
-          <w:numId w:val="1004"/>
-        </w:numPr>
-      </w:pPr>
-      <w:r>
-        <w:t xml:space="preserve">ELENA: Start with thanks. He made us better.</w:t>
-      </w:r>
-      <w:r>
-        <w:t xml:space="preserve"> </w:t>
-      </w:r>
-      <w:r>
-        <w:t xml:space="preserve">엘레나: 감사로 시작해요. 그 사람이 우릴 더 낫게 만들었어요.</w:t>
-      </w:r>
-    </w:p>
-    <w:p>
-      <w:pPr>
-        <w:numPr>
-          <w:ilvl w:val="0"/>
-          <w:numId w:val="1004"/>
-        </w:numPr>
-      </w:pPr>
-      <w:r>
-        <w:t xml:space="preserve">ZOE: Okay. Draft. Read it out, Noah.</w:t>
-      </w:r>
-      <w:r>
-        <w:t xml:space="preserve"> </w:t>
-      </w:r>
-      <w:r>
-        <w:t xml:space="preserve">조이: 좋아요. 초안. 읽어 봐요, 노아.</w:t>
-      </w:r>
-    </w:p>
-    <w:p>
-      <w:pPr>
-        <w:numPr>
-          <w:ilvl w:val="0"/>
-          <w:numId w:val="1004"/>
-        </w:numPr>
-      </w:pPr>
-      <w:r>
-        <w:t xml:space="preserve">NOAH:</w:t>
-      </w:r>
-      <w:r>
-        <w:t xml:space="preserve"> </w:t>
-      </w:r>
-      <w:r>
-        <w:t xml:space="preserve">“</w:t>
-      </w:r>
-      <w:r>
-        <w:t xml:space="preserve">Dr. Pierce raised fair concerns. He’s right that safety isn’t one company’s sticker. Our map now includes every injector with emergency training, any product.</w:t>
-      </w:r>
-      <w:r>
-        <w:t xml:space="preserve">”</w:t>
-      </w:r>
-      <w:r>
-        <w:t xml:space="preserve"> </w:t>
-      </w:r>
-      <w:r>
-        <w:t xml:space="preserve">노아:</w:t>
-      </w:r>
-      <w:r>
-        <w:t xml:space="preserve"> </w:t>
-      </w:r>
-      <w:r>
-        <w:t xml:space="preserve">“</w:t>
-      </w:r>
-      <w:r>
-        <w:t xml:space="preserve">피어스 선생님이 정당한 우려를 제기했습니다. 안전이 한 회사의 스티커가 아니라는 말씀이 옳습니다. 이제 저희 지도에는 응급 교육을 받은 모든 시술자가, 제품과 무관하게, 포함됩니다.</w:t>
-      </w:r>
-      <w:r>
-        <w:t xml:space="preserve">”</w:t>
-      </w:r>
-    </w:p>
-    <w:p>
-      <w:pPr>
-        <w:numPr>
-          <w:ilvl w:val="0"/>
-          <w:numId w:val="1004"/>
-        </w:numPr>
-      </w:pPr>
-      <w:r>
-        <w:t xml:space="preserve">DIANE: Good. Add one more line. About training and business.</w:t>
-      </w:r>
-      <w:r>
-        <w:t xml:space="preserve"> </w:t>
-      </w:r>
-      <w:r>
-        <w:t xml:space="preserve">다이앤: 좋아요. 한 줄 더 넣어요. 교육과 사업에 대해.</w:t>
-      </w:r>
-    </w:p>
-    <w:p>
-      <w:pPr>
-        <w:numPr>
-          <w:ilvl w:val="0"/>
-          <w:numId w:val="1004"/>
-        </w:numPr>
-      </w:pPr>
-      <w:r>
-        <w:t xml:space="preserve">NOAH:</w:t>
-      </w:r>
-      <w:r>
-        <w:t xml:space="preserve"> </w:t>
-      </w:r>
-      <w:r>
-        <w:t xml:space="preserve">“</w:t>
-      </w:r>
-      <w:r>
-        <w:t xml:space="preserve">Training is good for patients. It’s also good for our business. Both are true.</w:t>
-      </w:r>
-      <w:r>
-        <w:t xml:space="preserve">”</w:t>
-      </w:r>
-      <w:r>
-        <w:t xml:space="preserve"> </w:t>
-      </w:r>
-      <w:r>
-        <w:t xml:space="preserve">노아:</w:t>
-      </w:r>
-      <w:r>
-        <w:t xml:space="preserve"> </w:t>
-      </w:r>
-      <w:r>
-        <w:t xml:space="preserve">“</w:t>
-      </w:r>
-      <w:r>
-        <w:t xml:space="preserve">교육은 환자에게 좋습니다. 우리 사업에도 좋습니다. 둘 다 사실입니다.</w:t>
-      </w:r>
-      <w:r>
-        <w:t xml:space="preserve">”</w:t>
-      </w:r>
-    </w:p>
-    <w:p>
-      <w:pPr>
-        <w:numPr>
-          <w:ilvl w:val="0"/>
-          <w:numId w:val="1004"/>
-        </w:numPr>
-      </w:pPr>
-      <w:r>
-        <w:t xml:space="preserve">DIANE: Approved. No adjectives. No attacks. Post it at six.</w:t>
-      </w:r>
-      <w:r>
-        <w:t xml:space="preserve"> </w:t>
-      </w:r>
-      <w:r>
-        <w:t xml:space="preserve">다이앤: 승인. 형용사 없음. 공격 없음. 6시에 올려요.</w:t>
-      </w:r>
-    </w:p>
-    <w:p>
-      <w:pPr>
-        <w:numPr>
-          <w:ilvl w:val="0"/>
-          <w:numId w:val="1004"/>
-        </w:numPr>
-      </w:pPr>
-      <w:r>
-        <w:t xml:space="preserve">ZOE: No</w:t>
-      </w:r>
-      <w:r>
-        <w:t xml:space="preserve"> </w:t>
-      </w:r>
-      <w:r>
-        <w:t xml:space="preserve">“</w:t>
-      </w:r>
-      <w:r>
-        <w:t xml:space="preserve">amazing</w:t>
-      </w:r>
-      <w:r>
-        <w:t xml:space="preserve">”</w:t>
-      </w:r>
-      <w:r>
-        <w:t xml:space="preserve">? No</w:t>
-      </w:r>
-      <w:r>
-        <w:t xml:space="preserve"> </w:t>
-      </w:r>
-      <w:r>
-        <w:t xml:space="preserve">“</w:t>
-      </w:r>
-      <w:r>
-        <w:t xml:space="preserve">exciting</w:t>
-      </w:r>
-      <w:r>
-        <w:t xml:space="preserve">”</w:t>
-      </w:r>
-      <w:r>
         <w:t xml:space="preserve">?</w:t>
       </w:r>
-      <w:r>
-        <w:t xml:space="preserve"> </w:t>
-      </w:r>
-      <w:r>
-        <w:t xml:space="preserve">조이:</w:t>
-      </w:r>
-      <w:r>
-        <w:t xml:space="preserve"> </w:t>
-      </w:r>
-      <w:r>
-        <w:t xml:space="preserve">“</w:t>
-      </w:r>
-      <w:r>
-        <w:t xml:space="preserve">놀라운</w:t>
-      </w:r>
-      <w:r>
-        <w:t xml:space="preserve">”</w:t>
-      </w:r>
-      <w:r>
-        <w:t xml:space="preserve"> </w:t>
-      </w:r>
-      <w:r>
-        <w:t xml:space="preserve">없어요?</w:t>
-      </w:r>
-      <w:r>
-        <w:t xml:space="preserve"> </w:t>
-      </w:r>
-      <w:r>
-        <w:t xml:space="preserve">“</w:t>
-      </w:r>
-      <w:r>
-        <w:t xml:space="preserve">신나는</w:t>
-      </w:r>
-      <w:r>
-        <w:t xml:space="preserve">”</w:t>
-      </w:r>
-      <w:r>
-        <w:t xml:space="preserve">도?</w:t>
-      </w:r>
-    </w:p>
-    <w:p>
-      <w:pPr>
-        <w:numPr>
-          <w:ilvl w:val="0"/>
-          <w:numId w:val="1004"/>
-        </w:numPr>
+    </w:p>
+    <w:p>
+      <w:pPr>
+        <w:pStyle w:val="BodyText"/>
       </w:pPr>
       <w:r>
         <w:t xml:space="preserve">DIANE: Zoe, it’s an apology, not a launch. The moment we sound excited, people will think we’re celebrating instead of fixing. Plain words show we took it seriously.</w:t>
       </w:r>
-      <w:r>
-        <w:t xml:space="preserve"> </w:t>
-      </w:r>
-      <w:r>
-        <w:t xml:space="preserve">다이앤: 조이, 이건 출시가 아니라 사과예요. 우리가 들뜬 것처럼 들리는 순간, 사람들은 우리가 고치는 대신 축하하고 있다고 생각할 거예요. 담백한 말이 진지하게 받아들였다는 걸 보여 줘요.</w:t>
-      </w:r>
-    </w:p>
-    <w:p>
-      <w:pPr>
-        <w:numPr>
-          <w:ilvl w:val="0"/>
-          <w:numId w:val="1004"/>
-        </w:numPr>
+    </w:p>
+    <w:p>
+      <w:pPr>
+        <w:pStyle w:val="BodyText"/>
       </w:pPr>
       <w:r>
         <w:t xml:space="preserve">DEREK: Should we tag him?</w:t>
       </w:r>
-      <w:r>
-        <w:t xml:space="preserve"> </w:t>
-      </w:r>
-      <w:r>
-        <w:t xml:space="preserve">데릭: 태그할까요?</w:t>
-      </w:r>
-    </w:p>
-    <w:p>
-      <w:pPr>
-        <w:numPr>
-          <w:ilvl w:val="0"/>
-          <w:numId w:val="1004"/>
-        </w:numPr>
+    </w:p>
+    <w:p>
+      <w:pPr>
+        <w:pStyle w:val="BodyText"/>
       </w:pPr>
       <w:r>
         <w:t xml:space="preserve">ELENA: Yes. And I’ll text him first. So he’s not surprised.</w:t>
-      </w:r>
-      <w:r>
-        <w:t xml:space="preserve"> </w:t>
-      </w:r>
-      <w:r>
-        <w:t xml:space="preserve">엘레나: 네. 그리고 먼저 문자할게요. 놀라지 않게.</w:t>
       </w:r>
     </w:p>
     <w:bookmarkEnd w:id="24"/>
@@ -2497,27 +1327,15 @@
     </w:p>
     <w:p>
       <w:pPr>
-        <w:numPr>
-          <w:ilvl w:val="0"/>
-          <w:numId w:val="1005"/>
-        </w:numPr>
+        <w:pStyle w:val="FirstParagraph"/>
       </w:pPr>
       <w:r>
         <w:t xml:space="preserve">AVA: Posted. Six p.m. Comments coming in.</w:t>
       </w:r>
-      <w:r>
-        <w:t xml:space="preserve"> </w:t>
-      </w:r>
-      <w:r>
-        <w:t xml:space="preserve">에이바: 올렸어요. 저녁 6시. 댓글 들어오고 있어요.</w:t>
-      </w:r>
-    </w:p>
-    <w:p>
-      <w:pPr>
-        <w:numPr>
-          <w:ilvl w:val="0"/>
-          <w:numId w:val="1005"/>
-        </w:numPr>
+    </w:p>
+    <w:p>
+      <w:pPr>
+        <w:pStyle w:val="BodyText"/>
       </w:pPr>
       <w:r>
         <w:t xml:space="preserve">DEREK:</w:t>
@@ -2558,11 +1376,13 @@
       <w:r>
         <w:t xml:space="preserve">”</w:t>
       </w:r>
-      <w:r>
-        <w:t xml:space="preserve"> </w:t>
-      </w:r>
-      <w:r>
-        <w:t xml:space="preserve">데릭:</w:t>
+    </w:p>
+    <w:p>
+      <w:pPr>
+        <w:pStyle w:val="BodyText"/>
+      </w:pPr>
+      <w:r>
+        <w:t xml:space="preserve">ZOE:</w:t>
       </w:r>
       <w:r>
         <w:t xml:space="preserve"> </w:t>
@@ -2571,7 +1391,7 @@
         <w:t xml:space="preserve">“</w:t>
       </w:r>
       <w:r>
-        <w:t xml:space="preserve">회사가 이걸 인정하는 건 드물다.</w:t>
+        <w:t xml:space="preserve">Still skeptical, but okay.</w:t>
       </w:r>
       <w:r>
         <w:t xml:space="preserve">”</w:t>
@@ -2580,306 +1400,115 @@
         <w:t xml:space="preserve"> </w:t>
       </w:r>
       <w:r>
+        <w:t xml:space="preserve">I’ll take that.</w:t>
+      </w:r>
+    </w:p>
+    <w:p>
+      <w:pPr>
+        <w:pStyle w:val="BodyText"/>
+      </w:pPr>
+      <w:r>
+        <w:t xml:space="preserve">AVA: Pierce replied. Twenty minutes ago.</w:t>
+      </w:r>
+    </w:p>
+    <w:p>
+      <w:pPr>
+        <w:pStyle w:val="BodyText"/>
+      </w:pPr>
+      <w:r>
+        <w:t xml:space="preserve">NOAH: Read it.</w:t>
+      </w:r>
+    </w:p>
+    <w:p>
+      <w:pPr>
+        <w:pStyle w:val="BodyText"/>
+      </w:pPr>
+      <w:r>
+        <w:t xml:space="preserve">DEREK:</w:t>
+      </w:r>
+      <w:r>
+        <w:t xml:space="preserve"> </w:t>
+      </w:r>
+      <w:r>
         <w:t xml:space="preserve">“</w:t>
       </w:r>
       <w:r>
-        <w:t xml:space="preserve">존중.</w:t>
+        <w:t xml:space="preserve">Credit where due. They listened. Fixed it in a day. I still think the fire exit is oversold.</w:t>
       </w:r>
       <w:r>
         <w:t xml:space="preserve">”</w:t>
       </w:r>
-      <w:r>
-        <w:t xml:space="preserve"> </w:t>
-      </w:r>
-      <w:r>
-        <w:t xml:space="preserve">“</w:t>
-      </w:r>
-      <w:r>
-        <w:t xml:space="preserve">여전히 회의적이지만, 오케이.</w:t>
-      </w:r>
-      <w:r>
-        <w:t xml:space="preserve">”</w:t>
-      </w:r>
-    </w:p>
-    <w:p>
-      <w:pPr>
-        <w:numPr>
-          <w:ilvl w:val="0"/>
-          <w:numId w:val="1005"/>
-        </w:numPr>
-      </w:pPr>
-      <w:r>
-        <w:t xml:space="preserve">ZOE:</w:t>
-      </w:r>
-      <w:r>
-        <w:t xml:space="preserve"> </w:t>
-      </w:r>
-      <w:r>
-        <w:t xml:space="preserve">“</w:t>
-      </w:r>
-      <w:r>
-        <w:t xml:space="preserve">Still skeptical, but okay.</w:t>
-      </w:r>
-      <w:r>
-        <w:t xml:space="preserve">”</w:t>
-      </w:r>
-      <w:r>
-        <w:t xml:space="preserve"> </w:t>
-      </w:r>
-      <w:r>
-        <w:t xml:space="preserve">I’ll take that.</w:t>
-      </w:r>
-      <w:r>
-        <w:t xml:space="preserve"> </w:t>
-      </w:r>
-      <w:r>
-        <w:t xml:space="preserve">조이:</w:t>
-      </w:r>
-      <w:r>
-        <w:t xml:space="preserve"> </w:t>
-      </w:r>
-      <w:r>
-        <w:t xml:space="preserve">“</w:t>
-      </w:r>
-      <w:r>
-        <w:t xml:space="preserve">여전히 회의적이지만, 오케이.</w:t>
-      </w:r>
-      <w:r>
-        <w:t xml:space="preserve">”</w:t>
-      </w:r>
-      <w:r>
-        <w:t xml:space="preserve"> </w:t>
-      </w:r>
-      <w:r>
-        <w:t xml:space="preserve">받아들일게요.</w:t>
-      </w:r>
-    </w:p>
-    <w:p>
-      <w:pPr>
-        <w:numPr>
-          <w:ilvl w:val="0"/>
-          <w:numId w:val="1005"/>
-        </w:numPr>
-      </w:pPr>
-      <w:r>
-        <w:t xml:space="preserve">AVA: Pierce replied. Twenty minutes ago.</w:t>
-      </w:r>
-      <w:r>
-        <w:t xml:space="preserve"> </w:t>
-      </w:r>
-      <w:r>
-        <w:t xml:space="preserve">에이바: 피어스가 답했어요. 20분 전에.</w:t>
-      </w:r>
-    </w:p>
-    <w:p>
-      <w:pPr>
-        <w:numPr>
-          <w:ilvl w:val="0"/>
-          <w:numId w:val="1005"/>
-        </w:numPr>
-      </w:pPr>
-      <w:r>
-        <w:t xml:space="preserve">NOAH: Read it.</w:t>
-      </w:r>
-      <w:r>
-        <w:t xml:space="preserve"> </w:t>
-      </w:r>
-      <w:r>
-        <w:t xml:space="preserve">노아: 읽어 줘요.</w:t>
-      </w:r>
-    </w:p>
-    <w:p>
-      <w:pPr>
-        <w:numPr>
-          <w:ilvl w:val="0"/>
-          <w:numId w:val="1005"/>
-        </w:numPr>
-      </w:pPr>
-      <w:r>
-        <w:t xml:space="preserve">DEREK:</w:t>
-      </w:r>
-      <w:r>
-        <w:t xml:space="preserve"> </w:t>
-      </w:r>
-      <w:r>
-        <w:t xml:space="preserve">“</w:t>
-      </w:r>
-      <w:r>
-        <w:t xml:space="preserve">Credit where due. They listened. Fixed it in a day. I still think the fire exit is oversold.</w:t>
-      </w:r>
-      <w:r>
-        <w:t xml:space="preserve">”</w:t>
-      </w:r>
-      <w:r>
-        <w:t xml:space="preserve"> </w:t>
-      </w:r>
-      <w:r>
-        <w:t xml:space="preserve">데릭:</w:t>
-      </w:r>
-      <w:r>
-        <w:t xml:space="preserve"> </w:t>
-      </w:r>
-      <w:r>
-        <w:t xml:space="preserve">“</w:t>
-      </w:r>
-      <w:r>
-        <w:t xml:space="preserve">인정할 건 인정하자. 그들은 들었다. 하루 만에 고쳤다. 비상구는 여전히 과장됐다고 생각하지만.</w:t>
-      </w:r>
-      <w:r>
-        <w:t xml:space="preserve">”</w:t>
-      </w:r>
-    </w:p>
-    <w:p>
-      <w:pPr>
-        <w:numPr>
-          <w:ilvl w:val="0"/>
-          <w:numId w:val="1005"/>
-        </w:numPr>
+    </w:p>
+    <w:p>
+      <w:pPr>
+        <w:pStyle w:val="BodyText"/>
       </w:pPr>
       <w:r>
         <w:t xml:space="preserve">ELENA: That’s Alan’s version of a hug.</w:t>
       </w:r>
-      <w:r>
-        <w:t xml:space="preserve"> </w:t>
-      </w:r>
-      <w:r>
-        <w:t xml:space="preserve">엘레나: 그게 앨런식 포옹이에요.</w:t>
-      </w:r>
-    </w:p>
-    <w:p>
-      <w:pPr>
-        <w:numPr>
-          <w:ilvl w:val="0"/>
-          <w:numId w:val="1005"/>
-        </w:numPr>
+    </w:p>
+    <w:p>
+      <w:pPr>
+        <w:pStyle w:val="BodyText"/>
       </w:pPr>
       <w:r>
         <w:t xml:space="preserve">ZOE: One bad post. One good response. Views on ours just passed his.</w:t>
       </w:r>
-      <w:r>
-        <w:t xml:space="preserve"> </w:t>
-      </w:r>
-      <w:r>
-        <w:t xml:space="preserve">조이: 나쁜 게시물 하나. 좋은 응답 하나. 우리 조회수가 방금 그쪽을 넘었어요.</w:t>
-      </w:r>
-    </w:p>
-    <w:p>
-      <w:pPr>
-        <w:numPr>
-          <w:ilvl w:val="0"/>
-          <w:numId w:val="1005"/>
-        </w:numPr>
+    </w:p>
+    <w:p>
+      <w:pPr>
+        <w:pStyle w:val="BodyText"/>
       </w:pPr>
       <w:r>
         <w:t xml:space="preserve">NOAH: Don’t celebrate views. Celebrate the fix.</w:t>
       </w:r>
-      <w:r>
-        <w:t xml:space="preserve"> </w:t>
-      </w:r>
-      <w:r>
-        <w:t xml:space="preserve">노아: 조회수를 축하하지 마요. 고친 걸 축하해요.</w:t>
-      </w:r>
-    </w:p>
-    <w:p>
-      <w:pPr>
-        <w:numPr>
-          <w:ilvl w:val="0"/>
-          <w:numId w:val="1005"/>
-        </w:numPr>
+    </w:p>
+    <w:p>
+      <w:pPr>
+        <w:pStyle w:val="BodyText"/>
       </w:pPr>
       <w:r>
         <w:t xml:space="preserve">ZOE: Fine. Celebrating the fix. Quietly. With wine. At home.</w:t>
       </w:r>
-      <w:r>
-        <w:t xml:space="preserve"> </w:t>
-      </w:r>
-      <w:r>
-        <w:t xml:space="preserve">조이: 좋아요. 고친 걸 축하하죠. 조용히. 와인이랑. 집에서.</w:t>
-      </w:r>
-    </w:p>
-    <w:p>
-      <w:pPr>
-        <w:numPr>
-          <w:ilvl w:val="0"/>
-          <w:numId w:val="1005"/>
-        </w:numPr>
+    </w:p>
+    <w:p>
+      <w:pPr>
+        <w:pStyle w:val="BodyText"/>
       </w:pPr>
       <w:r>
         <w:t xml:space="preserve">LEO: Noah? Sorry, it’s late. Are you awake?</w:t>
       </w:r>
-      <w:r>
-        <w:t xml:space="preserve"> </w:t>
-      </w:r>
-      <w:r>
-        <w:t xml:space="preserve">레오: 노아? 늦어서 미안해요. 깨어 있어요?</w:t>
-      </w:r>
-    </w:p>
-    <w:p>
-      <w:pPr>
-        <w:numPr>
-          <w:ilvl w:val="0"/>
-          <w:numId w:val="1005"/>
-        </w:numPr>
+    </w:p>
+    <w:p>
+      <w:pPr>
+        <w:pStyle w:val="BodyText"/>
       </w:pPr>
       <w:r>
         <w:t xml:space="preserve">NOAH: Leo. It’s eleven forty. What’s wrong?</w:t>
       </w:r>
-      <w:r>
-        <w:t xml:space="preserve"> </w:t>
-      </w:r>
-      <w:r>
-        <w:t xml:space="preserve">노아: 레오. 11시 40분이에요. 무슨 일이에요?</w:t>
-      </w:r>
-    </w:p>
-    <w:p>
-      <w:pPr>
-        <w:numPr>
-          <w:ilvl w:val="0"/>
-          <w:numId w:val="1005"/>
-        </w:numPr>
+    </w:p>
+    <w:p>
+      <w:pPr>
+        <w:pStyle w:val="BodyText"/>
       </w:pPr>
       <w:r>
         <w:t xml:space="preserve">LEO: Lot fourteen. Meridian sent the stability retains. One test failed.</w:t>
       </w:r>
-      <w:r>
-        <w:t xml:space="preserve"> </w:t>
-      </w:r>
-      <w:r>
-        <w:t xml:space="preserve">레오: 14번 로트. 메리디안이 안정성 보관 샘플 결과를 보냈어요. 시험 하나가 실패했어요.</w:t>
-      </w:r>
-    </w:p>
-    <w:p>
-      <w:pPr>
-        <w:numPr>
-          <w:ilvl w:val="0"/>
-          <w:numId w:val="1005"/>
-        </w:numPr>
+    </w:p>
+    <w:p>
+      <w:pPr>
+        <w:pStyle w:val="BodyText"/>
       </w:pPr>
       <w:r>
         <w:t xml:space="preserve">NOAH: Which test?</w:t>
       </w:r>
-      <w:r>
-        <w:t xml:space="preserve"> </w:t>
-      </w:r>
-      <w:r>
-        <w:t xml:space="preserve">노아: 무슨 시험이요?</w:t>
-      </w:r>
-    </w:p>
-    <w:p>
-      <w:pPr>
-        <w:numPr>
-          <w:ilvl w:val="0"/>
-          <w:numId w:val="1005"/>
-        </w:numPr>
+    </w:p>
+    <w:p>
+      <w:pPr>
+        <w:pStyle w:val="BodyText"/>
       </w:pPr>
       <w:r>
         <w:t xml:space="preserve">LEO: Container closure. The seal. Can you come to the office? Now?</w:t>
-      </w:r>
-      <w:r>
-        <w:t xml:space="preserve"> </w:t>
-      </w:r>
-      <w:r>
-        <w:t xml:space="preserve">레오: 용기 밀봉. 밀봉이요. 사무실로 와 줄 수 있어요? 지금?</w:t>
       </w:r>
     </w:p>
     <w:p>
@@ -3020,7 +1649,7 @@
               <w:jc w:val="left"/>
             </w:pPr>
             <w:r>
-              <w:t xml:space="preserve">11턴. 비판에 대한 첫 반응을 다스리는 표현.</w:t>
+              <w:t xml:space="preserve">도입. 비판에 대한 첫 반응을 다스리는 표현.</w:t>
             </w:r>
           </w:p>
         </w:tc>
@@ -3070,7 +1699,7 @@
               <w:jc w:val="left"/>
             </w:pPr>
             <w:r>
-              <w:t xml:space="preserve">15턴. 위기 대응 순서.</w:t>
+              <w:t xml:space="preserve">도입. 위기 대응 순서.</w:t>
             </w:r>
           </w:p>
         </w:tc>
@@ -3120,7 +1749,7 @@
               <w:jc w:val="left"/>
             </w:pPr>
             <w:r>
-              <w:t xml:space="preserve">16턴. 비판을 분류하는 틀.</w:t>
+              <w:t xml:space="preserve">장면1. 비판을 분류하는 틀.</w:t>
             </w:r>
           </w:p>
         </w:tc>
@@ -3170,7 +1799,7 @@
               <w:jc w:val="left"/>
             </w:pPr>
             <w:r>
-              <w:t xml:space="preserve">28턴. 이분법을 피하는 성숙한 표현.</w:t>
+              <w:t xml:space="preserve">장면1. 이분법을 피하는 성숙한 표현.</w:t>
             </w:r>
           </w:p>
         </w:tc>
@@ -3220,7 +1849,7 @@
               <w:jc w:val="left"/>
             </w:pPr>
             <w:r>
-              <w:t xml:space="preserve">49턴. 공개 논쟁을 비공개 대화로 옮기는 제안.</w:t>
+              <w:t xml:space="preserve">장면1. 공개 논쟁을 비공개 대화로 옮기는 제안.</w:t>
             </w:r>
           </w:p>
         </w:tc>
@@ -3270,7 +1899,7 @@
               <w:jc w:val="left"/>
             </w:pPr>
             <w:r>
-              <w:t xml:space="preserve">52턴. 듣는 자세를 보여 주는 오프닝.</w:t>
+              <w:t xml:space="preserve">장면2. 듣는 자세를 보여 주는 오프닝.</w:t>
             </w:r>
           </w:p>
         </w:tc>
@@ -3320,7 +1949,7 @@
               <w:jc w:val="left"/>
             </w:pPr>
             <w:r>
-              <w:t xml:space="preserve">64턴. 의도와 결과를 구분해 책임지는 표현.</w:t>
+              <w:t xml:space="preserve">장면2. 의도와 결과를 구분해 책임지는 표현.</w:t>
             </w:r>
           </w:p>
         </w:tc>
@@ -3370,7 +1999,7 @@
               <w:jc w:val="left"/>
             </w:pPr>
             <w:r>
-              <w:t xml:space="preserve">66턴. 비판자를 해결 과정에 참여시키기.</w:t>
+              <w:t xml:space="preserve">장면2. 비판자를 해결 과정에 참여시키기.</w:t>
             </w:r>
           </w:p>
         </w:tc>
@@ -3420,7 +2049,7 @@
               <w:jc w:val="left"/>
             </w:pPr>
             <w:r>
-              <w:t xml:space="preserve">103턴. 사과문의 어조 원칙.</w:t>
+              <w:t xml:space="preserve">절정·전환. 사과문의 어조 원칙.</w:t>
             </w:r>
           </w:p>
         </w:tc>
@@ -3470,7 +2099,7 @@
               <w:jc w:val="left"/>
             </w:pPr>
             <w:r>
-              <w:t xml:space="preserve">111턴. 상대의 잘한 점을 인정하는 관용구.</w:t>
+              <w:t xml:space="preserve">마무리. 상대의 잘한 점을 인정하는 관용구.</w:t>
             </w:r>
           </w:p>
         </w:tc>
@@ -3959,7 +2588,7 @@
           <w:bCs/>
           <w:b/>
         </w:rPr>
-        <w:t xml:space="preserve">64턴 NOAH:</w:t>
+        <w:t xml:space="preserve">NOAH (장면2):</w:t>
       </w:r>
       <w:r>
         <w:t xml:space="preserve"> </w:t>
@@ -4230,9 +2859,1327 @@
         <w:t xml:space="preserve">고객이 우리 회사 안내문 때문에 오해를 받았다고 항의할 때, 같은 구조로 책임을 인정하는 말을 30단어 안팎으로 해 보기.</w:t>
       </w:r>
     </w:p>
+    <w:p>
+      <w:r>
+        <w:pict>
+          <v:rect style="width:0;height:1.5pt" o:hralign="center" o:hrstd="t" o:hr="t"/>
+        </w:pict>
+      </w:r>
+    </w:p>
     <w:bookmarkEnd w:id="30"/>
     <w:bookmarkEnd w:id="31"/>
+    <w:bookmarkStart w:id="37" w:name="한국어-번역"/>
+    <w:p>
+      <w:pPr>
+        <w:pStyle w:val="Heading2"/>
+      </w:pPr>
+      <w:r>
+        <w:t xml:space="preserve">한국어 번역</w:t>
+      </w:r>
+    </w:p>
+    <w:bookmarkStart w:id="32" w:name="도입-오후-3시-대회의실-1"/>
+    <w:p>
+      <w:pPr>
+        <w:pStyle w:val="Heading3"/>
+      </w:pPr>
+      <w:r>
+        <w:t xml:space="preserve">도입 — 오후 3시, 대회의실</w:t>
+      </w:r>
+    </w:p>
+    <w:p>
+      <w:pPr>
+        <w:pStyle w:val="FirstParagraph"/>
+      </w:pPr>
+      <w:r>
+        <w:t xml:space="preserve">에이바: 영상은 4분이에요. 지금 조회수 1만 2천. 공유 계속 올라가요.</w:t>
+      </w:r>
+    </w:p>
+    <w:p>
+      <w:pPr>
+        <w:pStyle w:val="BodyText"/>
+      </w:pPr>
+      <w:r>
+        <w:t xml:space="preserve">노아: 요약해 줘요. 핵심만. 차분하게.</w:t>
+      </w:r>
+    </w:p>
+    <w:p>
+      <w:pPr>
+        <w:pStyle w:val="BodyText"/>
+      </w:pPr>
+      <w:r>
+        <w:t xml:space="preserve">에이바: 네 가지예요. 하나.</w:t>
+      </w:r>
+      <w:r>
+        <w:t xml:space="preserve"> </w:t>
+      </w:r>
+      <w:r>
+        <w:t xml:space="preserve">“</w:t>
+      </w:r>
+      <w:r>
+        <w:t xml:space="preserve">비상구</w:t>
+      </w:r>
+      <w:r>
+        <w:t xml:space="preserve">”</w:t>
+      </w:r>
+      <w:r>
+        <w:t xml:space="preserve">는 공포 마케팅. 필러를 팔려고 공포를 판다.</w:t>
+      </w:r>
+    </w:p>
+    <w:p>
+      <w:pPr>
+        <w:pStyle w:val="BodyText"/>
+      </w:pPr>
+      <w:r>
+        <w:t xml:space="preserve">데릭: 둘. 이점이 입증되지 않았다. 우리 라벨을 인용해요. 그대로.</w:t>
+      </w:r>
+    </w:p>
+    <w:p>
+      <w:pPr>
+        <w:pStyle w:val="BodyText"/>
+      </w:pPr>
+      <w:r>
+        <w:t xml:space="preserve">엘레나: 그건 사실이에요. 우리도 직접 말하잖아요.</w:t>
+      </w:r>
+    </w:p>
+    <w:p>
+      <w:pPr>
+        <w:pStyle w:val="BodyText"/>
+      </w:pPr>
+      <w:r>
+        <w:t xml:space="preserve">에이바: 셋. 우리 캠페인이 좋은 시술자를 위험해 보이게 만든다. 우리 스티커가 없으면.</w:t>
+      </w:r>
+    </w:p>
+    <w:p>
+      <w:pPr>
+        <w:pStyle w:val="BodyText"/>
+      </w:pPr>
+      <w:r>
+        <w:t xml:space="preserve">조이: 캠페인은 그런 말 안 해요!</w:t>
+      </w:r>
+    </w:p>
+    <w:p>
+      <w:pPr>
+        <w:pStyle w:val="BodyText"/>
+      </w:pPr>
+      <w:r>
+        <w:t xml:space="preserve">에이바: 넷. 우리 교육은 영업 깔때기다. 안전으로 위장한.</w:t>
+      </w:r>
+    </w:p>
+    <w:p>
+      <w:pPr>
+        <w:pStyle w:val="BodyText"/>
+      </w:pPr>
+      <w:r>
+        <w:t xml:space="preserve">데릭: 팔로워 3만, 그중 절반이 의사예요. 그냥 온라인 소음이 아니에요. 바로 우리가 교육하고 팔아야 하는 사람들이에요. 그러니 심각해요.</w:t>
+      </w:r>
+    </w:p>
+    <w:p>
+      <w:pPr>
+        <w:pStyle w:val="BodyText"/>
+      </w:pPr>
+      <w:r>
+        <w:t xml:space="preserve">조이: 답글 쓸게요. 지금 당장. 하나하나.</w:t>
+      </w:r>
+    </w:p>
+    <w:p>
+      <w:pPr>
+        <w:pStyle w:val="BodyText"/>
+      </w:pPr>
+      <w:r>
+        <w:t xml:space="preserve">노아: 조이. 멈춰요. 방어적으로 굴지 말아요.</w:t>
+      </w:r>
+    </w:p>
+    <w:p>
+      <w:pPr>
+        <w:pStyle w:val="BodyText"/>
+      </w:pPr>
+      <w:r>
+        <w:t xml:space="preserve">조이: 기본적으로 우리를 거짓말쟁이라고 했잖아요!</w:t>
+      </w:r>
+    </w:p>
+    <w:p>
+      <w:pPr>
+        <w:pStyle w:val="BodyText"/>
+      </w:pPr>
+      <w:r>
+        <w:t xml:space="preserve">엘레나: 그 단어는 안 썼어요, 조이. 두 번 봤어요. 화난 건 맞지만 신중해요. 그가 말하는 모든 요점은 우리가 직접 확인해 볼 수 있는 것들이에요.</w:t>
+      </w:r>
+    </w:p>
+    <w:p>
+      <w:pPr>
+        <w:pStyle w:val="BodyText"/>
+      </w:pPr>
+      <w:r>
+        <w:t xml:space="preserve">다이앤: 내가 읽기 전엔 아무것도 공개하지 마요. 아무것도. 댓글도. 좋아요도.</w:t>
+      </w:r>
+    </w:p>
+    <w:p>
+      <w:pPr>
+        <w:pStyle w:val="BodyText"/>
+      </w:pPr>
+      <w:r>
+        <w:t xml:space="preserve">노아: 동의해요. 먼저 이해하고. 그다음 답해요.</w:t>
+      </w:r>
+    </w:p>
     <w:bookmarkEnd w:id="32"/>
+    <w:bookmarkStart w:id="33" w:name="장면1-비판-분류-1"/>
+    <w:p>
+      <w:pPr>
+        <w:pStyle w:val="Heading3"/>
+      </w:pPr>
+      <w:r>
+        <w:t xml:space="preserve">장면1 — 비판 분류</w:t>
+      </w:r>
+    </w:p>
+    <w:p>
+      <w:pPr>
+        <w:pStyle w:val="FirstParagraph"/>
+      </w:pPr>
+      <w:r>
+        <w:t xml:space="preserve">노아: 네 가지. 분류해 봐요. 정당. 부분적으로 정당. 오해.</w:t>
+      </w:r>
+    </w:p>
+    <w:p>
+      <w:pPr>
+        <w:pStyle w:val="BodyText"/>
+      </w:pPr>
+      <w:r>
+        <w:t xml:space="preserve">엘레나: 둘째는 정당해요. 완전히. 우리 라벨에 있어요.</w:t>
+      </w:r>
+    </w:p>
+    <w:p>
+      <w:pPr>
+        <w:pStyle w:val="BodyText"/>
+      </w:pPr>
+      <w:r>
+        <w:t xml:space="preserve">조이: 하지만 우린 항상 말해 왔잖아요! 정직하다는 이유로 공격하는 거예요.</w:t>
+      </w:r>
+    </w:p>
+    <w:p>
+      <w:pPr>
+        <w:pStyle w:val="BodyText"/>
+      </w:pPr>
+      <w:r>
+        <w:t xml:space="preserve">노아: 그럼 반복해 줘서 고맙다고 하죠. 다음. 첫째. 공포 마케팅.</w:t>
+      </w:r>
+    </w:p>
+    <w:p>
+      <w:pPr>
+        <w:pStyle w:val="BodyText"/>
+      </w:pPr>
+      <w:r>
+        <w:t xml:space="preserve">데릭: 부분적으로 정당해요.</w:t>
+      </w:r>
+      <w:r>
+        <w:t xml:space="preserve"> </w:t>
+      </w:r>
+      <w:r>
+        <w:t xml:space="preserve">“</w:t>
+      </w:r>
+      <w:r>
+        <w:t xml:space="preserve">비상구</w:t>
+      </w:r>
+      <w:r>
+        <w:t xml:space="preserve">”</w:t>
+      </w:r>
+      <w:r>
+        <w:t xml:space="preserve">는 극적으로 들리긴 해요.</w:t>
+      </w:r>
+    </w:p>
+    <w:p>
+      <w:pPr>
+        <w:pStyle w:val="BodyText"/>
+      </w:pPr>
+      <w:r>
+        <w:t xml:space="preserve">엘레나: 하지만 혈관 폐색은 실제예요. 웨비나 의사 61퍼센트가 겪었어요.</w:t>
+      </w:r>
+    </w:p>
+    <w:p>
+      <w:pPr>
+        <w:pStyle w:val="BodyText"/>
+      </w:pPr>
+      <w:r>
+        <w:t xml:space="preserve">노아: 그러니 위험은 실제예요. 어조는 더 차분할 수 있고요. 부분적으로 정당.</w:t>
+      </w:r>
+    </w:p>
+    <w:p>
+      <w:pPr>
+        <w:pStyle w:val="BodyText"/>
+      </w:pPr>
+      <w:r>
+        <w:t xml:space="preserve">에이바: 넷째. 교육은 영업 깔때기.</w:t>
+      </w:r>
+    </w:p>
+    <w:p>
+      <w:pPr>
+        <w:pStyle w:val="BodyText"/>
+      </w:pPr>
+      <w:r>
+        <w:t xml:space="preserve">조이: 모듈 4는 무료예요! 모두에게! 어떤 브랜드든!</w:t>
+      </w:r>
+    </w:p>
+    <w:p>
+      <w:pPr>
+        <w:pStyle w:val="BodyText"/>
+      </w:pPr>
+      <w:r>
+        <w:t xml:space="preserve">데릭: 하지만 전체 인증은 주문으로 이어져요. 83퍼센트. 우리 대시보드에 있어요.</w:t>
+      </w:r>
+    </w:p>
+    <w:p>
+      <w:pPr>
+        <w:pStyle w:val="BodyText"/>
+      </w:pPr>
+      <w:r>
+        <w:t xml:space="preserve">조이: 데릭!</w:t>
+      </w:r>
+    </w:p>
+    <w:p>
+      <w:pPr>
+        <w:pStyle w:val="BodyText"/>
+      </w:pPr>
+      <w:r>
+        <w:t xml:space="preserve">데릭: 왜요? 사실이잖아요. 교육은 팔려요. 타샤가 직접 말했어요.</w:t>
+      </w:r>
+    </w:p>
+    <w:p>
+      <w:pPr>
+        <w:pStyle w:val="BodyText"/>
+      </w:pPr>
+      <w:r>
+        <w:t xml:space="preserve">노아: 데릭 말이 맞아요, 조이. 교육은 우리에게 좋은 사업이고, 동시에 좋은 의학이에요. 둘 다 동시에 사실일 수 있어요. 문제는 우리가 아닌 척할 때뿐이에요.</w:t>
+      </w:r>
+    </w:p>
+    <w:p>
+      <w:pPr>
+        <w:pStyle w:val="BodyText"/>
+      </w:pPr>
+      <w:r>
+        <w:t xml:space="preserve">엘레나: 부분적으로 정당해요. 그걸 공개적으로 말해야 해요. 숨기지 말고.</w:t>
+      </w:r>
+    </w:p>
+    <w:p>
+      <w:pPr>
+        <w:pStyle w:val="BodyText"/>
+      </w:pPr>
+      <w:r>
+        <w:t xml:space="preserve">노아: 셋째. 캠페인이 좋은 시술자를 위험해 보이게 한다.</w:t>
+      </w:r>
+    </w:p>
+    <w:p>
+      <w:pPr>
+        <w:pStyle w:val="BodyText"/>
+      </w:pPr>
+      <w:r>
+        <w:t xml:space="preserve">조이: 그게 오해예요. 우린</w:t>
+      </w:r>
+      <w:r>
+        <w:t xml:space="preserve"> </w:t>
+      </w:r>
+      <w:r>
+        <w:t xml:space="preserve">“</w:t>
+      </w:r>
+      <w:r>
+        <w:t xml:space="preserve">위험하다</w:t>
+      </w:r>
+      <w:r>
+        <w:t xml:space="preserve">”</w:t>
+      </w:r>
+      <w:r>
+        <w:t xml:space="preserve">고 한 적 없어요.</w:t>
+      </w:r>
+    </w:p>
+    <w:p>
+      <w:pPr>
+        <w:pStyle w:val="BodyText"/>
+      </w:pPr>
+      <w:r>
+        <w:t xml:space="preserve">에이바: 하지만 브룩 영상에서</w:t>
+      </w:r>
+      <w:r>
+        <w:t xml:space="preserve"> </w:t>
+      </w:r>
+      <w:r>
+        <w:t xml:space="preserve">“</w:t>
+      </w:r>
+      <w:r>
+        <w:t xml:space="preserve">베이라 레디 인증을 받았는지 물어보세요</w:t>
+      </w:r>
+      <w:r>
+        <w:t xml:space="preserve">”</w:t>
+      </w:r>
+      <w:r>
+        <w:t xml:space="preserve">라고 해요.</w:t>
+      </w:r>
+    </w:p>
+    <w:p>
+      <w:pPr>
+        <w:pStyle w:val="BodyText"/>
+      </w:pPr>
+      <w:r>
+        <w:t xml:space="preserve">데릭: 그리고 병원 찾기엔 우리 제품을 산 병원만 나와요.</w:t>
+      </w:r>
+    </w:p>
+    <w:p>
+      <w:pPr>
+        <w:pStyle w:val="BodyText"/>
+      </w:pPr>
+      <w:r>
+        <w:t xml:space="preserve">엘레나: 그러니까 완벽하게 교육받았지만 그냥 우리 제품을 안 사는 20년 차 외과의를 생각해 봐요. 우리 지도에 없어요. 그리고 지도를 보는 사람은 아무도 그 이유를 모르죠.</w:t>
+      </w:r>
+    </w:p>
+    <w:p>
+      <w:pPr>
+        <w:pStyle w:val="BodyText"/>
+      </w:pPr>
+      <w:r>
+        <w:t xml:space="preserve">데릭: 앨런 피어스처럼요.</w:t>
+      </w:r>
+    </w:p>
+    <w:p>
+      <w:pPr>
+        <w:pStyle w:val="BodyText"/>
+      </w:pPr>
+      <w:r>
+        <w:t xml:space="preserve">조이: …아.</w:t>
+      </w:r>
+    </w:p>
+    <w:p>
+      <w:pPr>
+        <w:pStyle w:val="BodyText"/>
+      </w:pPr>
+      <w:r>
+        <w:t xml:space="preserve">노아: 그럼 제스는 어떻게 생각할까요? 자기 외과의가 지도에 없으면?</w:t>
+      </w:r>
+    </w:p>
+    <w:p>
+      <w:pPr>
+        <w:pStyle w:val="BodyText"/>
+      </w:pPr>
+      <w:r>
+        <w:t xml:space="preserve">조이: 그녀는… 그 사람이 준비 안 됐다고 생각하겠죠.</w:t>
+      </w:r>
+    </w:p>
+    <w:p>
+      <w:pPr>
+        <w:pStyle w:val="BodyText"/>
+      </w:pPr>
+      <w:r>
+        <w:t xml:space="preserve">엘레나: 셋째는 정당해요. 어쩌면 제일 정당하고요.</w:t>
+      </w:r>
+    </w:p>
+    <w:p>
+      <w:pPr>
+        <w:pStyle w:val="BodyText"/>
+      </w:pPr>
+      <w:r>
+        <w:t xml:space="preserve">조이: 싫지만 맞아요. 그 지도를 내가 만들었는데, 퍼널에만 너무 집중해서 거기 없는 의사한테 어떻게 보일지는 한 번도 생각해 보지 않았어요.</w:t>
+      </w:r>
+    </w:p>
+    <w:p>
+      <w:pPr>
+        <w:pStyle w:val="BodyText"/>
+      </w:pPr>
+      <w:r>
+        <w:t xml:space="preserve">노아: 빨강의 주인은 없어요. 우리 모두가 만들었죠.</w:t>
+      </w:r>
+    </w:p>
+    <w:p>
+      <w:pPr>
+        <w:pStyle w:val="BodyText"/>
+      </w:pPr>
+      <w:r>
+        <w:t xml:space="preserve">다이앤: 그럼 선택지는요?</w:t>
+      </w:r>
+    </w:p>
+    <w:p>
+      <w:pPr>
+        <w:pStyle w:val="BodyText"/>
+      </w:pPr>
+      <w:r>
+        <w:t xml:space="preserve">데릭: 하나. 공개적으로 답한다. 하나하나. 위험해요.</w:t>
+      </w:r>
+    </w:p>
+    <w:p>
+      <w:pPr>
+        <w:pStyle w:val="BodyText"/>
+      </w:pPr>
+      <w:r>
+        <w:t xml:space="preserve">에이바: 둘. 무시한다. 잦아들기를 기다린다.</w:t>
+      </w:r>
+    </w:p>
+    <w:p>
+      <w:pPr>
+        <w:pStyle w:val="BodyText"/>
+      </w:pPr>
+      <w:r>
+        <w:t xml:space="preserve">엘레나: 안 잦아들어요. 앨런은 그냥 넘어가는 법이 없어요.</w:t>
+      </w:r>
+    </w:p>
+    <w:p>
+      <w:pPr>
+        <w:pStyle w:val="BodyText"/>
+      </w:pPr>
+      <w:r>
+        <w:t xml:space="preserve">노아: 셋. 공개적으로 무슨 말을 하기 전에 직접 만난다. 먼저 이야기하면 그를 더 잘 이해하게 되고, 사적인 대화는 퍼질 일도 없어요.</w:t>
+      </w:r>
+    </w:p>
+    <w:p>
+      <w:pPr>
+        <w:pStyle w:val="BodyText"/>
+      </w:pPr>
+      <w:r>
+        <w:t xml:space="preserve">조이: 안 만나 줄 거예요. 방금 우릴 공격했잖아요.</w:t>
+      </w:r>
+    </w:p>
+    <w:p>
+      <w:pPr>
+        <w:pStyle w:val="BodyText"/>
+      </w:pPr>
+      <w:r>
+        <w:t xml:space="preserve">데릭: 엘레나는 그 사람을 20년 알았잖아요. 아침 한 끼는 살 수 있겠죠.</w:t>
+      </w:r>
+    </w:p>
+    <w:p>
+      <w:pPr>
+        <w:pStyle w:val="BodyText"/>
+      </w:pPr>
+      <w:r>
+        <w:t xml:space="preserve">엘레나: 앨런? 엘레나예요. 봤어요. 두 번. 오프라인으로 얘기할 수 있을까요?</w:t>
+      </w:r>
+    </w:p>
+    <w:p>
+      <w:pPr>
+        <w:pStyle w:val="BodyText"/>
+      </w:pPr>
+      <w:r>
+        <w:t xml:space="preserve">피어스: 내일. 오전 7시. 내 병원. 베넷을 데려와요. 마케팅 담당자 말고.</w:t>
+      </w:r>
+    </w:p>
+    <w:bookmarkEnd w:id="33"/>
+    <w:bookmarkStart w:id="34" w:name="장면2-다음-날-오전-7시-pierce의-병원-1"/>
+    <w:p>
+      <w:pPr>
+        <w:pStyle w:val="Heading3"/>
+      </w:pPr>
+      <w:r>
+        <w:t xml:space="preserve">장면2 — 다음 날 오전 7시, Pierce의 병원</w:t>
+      </w:r>
+    </w:p>
+    <w:p>
+      <w:pPr>
+        <w:pStyle w:val="FirstParagraph"/>
+      </w:pPr>
+      <w:r>
+        <w:t xml:space="preserve">피어스: 커피는 카운터에 있어요. 내가 안 만들었어요. 간호사가 만들었죠. 그 사람도 화났어요.</w:t>
+      </w:r>
+    </w:p>
+    <w:p>
+      <w:pPr>
+        <w:pStyle w:val="BodyText"/>
+      </w:pPr>
+      <w:r>
+        <w:t xml:space="preserve">노아: 만나 주셔서 감사해요. 우려하시는 걸 듣고 싶어요. 전부.</w:t>
+      </w:r>
+    </w:p>
+    <w:p>
+      <w:pPr>
+        <w:pStyle w:val="BodyText"/>
+      </w:pPr>
+      <w:r>
+        <w:t xml:space="preserve">피어스: 변호하러 온 게 아니에요?</w:t>
+      </w:r>
+    </w:p>
+    <w:p>
+      <w:pPr>
+        <w:pStyle w:val="BodyText"/>
+      </w:pPr>
+      <w:r>
+        <w:t xml:space="preserve">노아: 오늘은 아니에요. 오늘은 들으러 왔어요.</w:t>
+      </w:r>
+    </w:p>
+    <w:p>
+      <w:pPr>
+        <w:pStyle w:val="BodyText"/>
+      </w:pPr>
+      <w:r>
+        <w:t xml:space="preserve">피어스: 흠. 내가 왜 글을 올렸는지 말해 주죠. 지난주에 환자 한 명이 예약을 취소했어요. 나랑 12년 된 환자예요. 12년인데, 갑자기 나를 믿지 않게 된 거죠.</w:t>
+      </w:r>
+    </w:p>
+    <w:p>
+      <w:pPr>
+        <w:pStyle w:val="BodyText"/>
+      </w:pPr>
+      <w:r>
+        <w:t xml:space="preserve">엘레나: 왜요?</w:t>
+      </w:r>
+    </w:p>
+    <w:p>
+      <w:pPr>
+        <w:pStyle w:val="BodyText"/>
+      </w:pPr>
+      <w:r>
+        <w:t xml:space="preserve">피어스: 딸이 인플루언서 영상을 봤대요.</w:t>
+      </w:r>
+      <w:r>
+        <w:t xml:space="preserve"> </w:t>
+      </w:r>
+      <w:r>
+        <w:t xml:space="preserve">“</w:t>
+      </w:r>
+      <w:r>
+        <w:t xml:space="preserve">준비됐는지 물어보세요.</w:t>
+      </w:r>
+      <w:r>
+        <w:t xml:space="preserve">”</w:t>
+      </w:r>
+      <w:r>
+        <w:t xml:space="preserve"> </w:t>
+      </w:r>
+      <w:r>
+        <w:t xml:space="preserve">당신네 지도를 확인했고요.</w:t>
+      </w:r>
+    </w:p>
+    <w:p>
+      <w:pPr>
+        <w:pStyle w:val="BodyText"/>
+      </w:pPr>
+      <w:r>
+        <w:t xml:space="preserve">노아: 그리고 선생님은 없었죠.</w:t>
+      </w:r>
+    </w:p>
+    <w:p>
+      <w:pPr>
+        <w:pStyle w:val="BodyText"/>
+      </w:pPr>
+      <w:r>
+        <w:t xml:space="preserve">피어스: 당신네 모듈 4를 들었어요. 기록을 깼죠. 1.4초.</w:t>
+      </w:r>
+    </w:p>
+    <w:p>
+      <w:pPr>
+        <w:pStyle w:val="BodyText"/>
+      </w:pPr>
+      <w:r>
+        <w:t xml:space="preserve">노아: 하지만 저희 필러를 안 사셨죠. 그래서 지도에 없는 거고요.</w:t>
+      </w:r>
+    </w:p>
+    <w:p>
+      <w:pPr>
+        <w:pStyle w:val="BodyText"/>
+      </w:pPr>
+      <w:r>
+        <w:t xml:space="preserve">엘레나: 앨런, 미안해요. 그건 잘못됐어요. 그리고 우리 잘못이에요.</w:t>
+      </w:r>
+    </w:p>
+    <w:p>
+      <w:pPr>
+        <w:pStyle w:val="BodyText"/>
+      </w:pPr>
+      <w:r>
+        <w:t xml:space="preserve">피어스: 우리 간호사는 9년 동안 교육받았어요. 신중하고 숙련된 사람이에요. 그런데 이제 환자들이 그녀에게</w:t>
+      </w:r>
+      <w:r>
+        <w:t xml:space="preserve"> </w:t>
+      </w:r>
+      <w:r>
+        <w:t xml:space="preserve">“</w:t>
+      </w:r>
+      <w:r>
+        <w:t xml:space="preserve">준비됐냐</w:t>
+      </w:r>
+      <w:r>
+        <w:t xml:space="preserve">”</w:t>
+      </w:r>
+      <w:r>
+        <w:t xml:space="preserve">고 물어요. 9년의 노력이 영상 하나로 의심받는 거죠.</w:t>
+      </w:r>
+    </w:p>
+    <w:p>
+      <w:pPr>
+        <w:pStyle w:val="BodyText"/>
+      </w:pPr>
+      <w:r>
+        <w:t xml:space="preserve">엘레나: 마치 안전이 스티커인 것처럼. 마치 한 회사가 소유한 것처럼.</w:t>
+      </w:r>
+    </w:p>
+    <w:p>
+      <w:pPr>
+        <w:pStyle w:val="BodyText"/>
+      </w:pPr>
+      <w:r>
+        <w:t xml:space="preserve">노아: 맞는 말씀이에요. 우리가 의도한 건 아니었지만, 선생님 환자에겐 의도가 별로 중요하지 않죠. 그건 우리가 한 일이에요. 우리가 했으니, 고치는 것도 우리 몫이에요.</w:t>
+      </w:r>
+    </w:p>
+    <w:p>
+      <w:pPr>
+        <w:pStyle w:val="BodyText"/>
+      </w:pPr>
+      <w:r>
+        <w:t xml:space="preserve">피어스: 적어도 그 차이는 아네요.</w:t>
+      </w:r>
+    </w:p>
+    <w:p>
+      <w:pPr>
+        <w:pStyle w:val="BodyText"/>
+      </w:pPr>
+      <w:r>
+        <w:t xml:space="preserve">노아: 어떻게 하면 고쳐질까요? 선생님 생각엔?</w:t>
+      </w:r>
+    </w:p>
+    <w:p>
+      <w:pPr>
+        <w:pStyle w:val="BodyText"/>
+      </w:pPr>
+      <w:r>
+        <w:t xml:space="preserve">피어스: 지도를 당신네 판매와 분리해요. 안전은 고객 명단이 아니에요. 지도에 구매자만 나온다면 그건 광고고, 환자들은 그걸 알 권리가 있어요.</w:t>
+      </w:r>
+    </w:p>
+    <w:p>
+      <w:pPr>
+        <w:pStyle w:val="BodyText"/>
+      </w:pPr>
+      <w:r>
+        <w:t xml:space="preserve">엘레나: 응급 교육을 이수한 사람은 누구나 지도에 올라가요. 어떤 제품이든.</w:t>
+      </w:r>
+    </w:p>
+    <w:p>
+      <w:pPr>
+        <w:pStyle w:val="BodyText"/>
+      </w:pPr>
+      <w:r>
+        <w:t xml:space="preserve">피어스: 그리고 다른 좋은 프로그램도 인정해요. 당신 것만 말고. 여러 개 있어요.</w:t>
+      </w:r>
+    </w:p>
+    <w:p>
+      <w:pPr>
+        <w:pStyle w:val="BodyText"/>
+      </w:pPr>
+      <w:r>
+        <w:t xml:space="preserve">노아: 그렇게 할게요. 인정받는 다른 응급 교육도 인정하겠습니다.</w:t>
+      </w:r>
+    </w:p>
+    <w:p>
+      <w:pPr>
+        <w:pStyle w:val="BodyText"/>
+      </w:pPr>
+      <w:r>
+        <w:t xml:space="preserve">피어스: 그렇게 한다고요? 그냥 그렇게? 회의 안 해도 돼요?</w:t>
+      </w:r>
+    </w:p>
+    <w:p>
+      <w:pPr>
+        <w:pStyle w:val="BodyText"/>
+      </w:pPr>
+      <w:r>
+        <w:t xml:space="preserve">노아: 할 거예요. 하지만 답은 이미 알아요. 규칙 1. 첫째, 해를 끼치지 말 것.</w:t>
+      </w:r>
+    </w:p>
+    <w:p>
+      <w:pPr>
+        <w:pStyle w:val="BodyText"/>
+      </w:pPr>
+      <w:r>
+        <w:t xml:space="preserve">피어스: 그리고</w:t>
+      </w:r>
+      <w:r>
+        <w:t xml:space="preserve"> </w:t>
+      </w:r>
+      <w:r>
+        <w:t xml:space="preserve">“</w:t>
+      </w:r>
+      <w:r>
+        <w:t xml:space="preserve">비상구</w:t>
+      </w:r>
+      <w:r>
+        <w:t xml:space="preserve">”</w:t>
+      </w:r>
+      <w:r>
+        <w:t xml:space="preserve">는요? 공포는요?</w:t>
+      </w:r>
+    </w:p>
+    <w:p>
+      <w:pPr>
+        <w:pStyle w:val="BodyText"/>
+      </w:pPr>
+      <w:r>
+        <w:t xml:space="preserve">엘레나: 위험은 실제예요. 당신도 알잖아요. 하지만 더 차분하게 말할 수는 있어요.</w:t>
+      </w:r>
+    </w:p>
+    <w:p>
+      <w:pPr>
+        <w:pStyle w:val="BodyText"/>
+      </w:pPr>
+      <w:r>
+        <w:t xml:space="preserve">피어스: 더 차분하게. 좋아요. 그리고 교육이 영업이라는 건?</w:t>
+      </w:r>
+    </w:p>
+    <w:p>
+      <w:pPr>
+        <w:pStyle w:val="BodyText"/>
+      </w:pPr>
+      <w:r>
+        <w:t xml:space="preserve">노아: 부분적으로 사실이에요. 교육은 우리에게 좋은 사업이에요. 공개적으로 말하겠습니다.</w:t>
+      </w:r>
+    </w:p>
+    <w:p>
+      <w:pPr>
+        <w:pStyle w:val="BodyText"/>
+      </w:pPr>
+      <w:r>
+        <w:t xml:space="preserve">피어스: 그걸 인정한다고요? 공개적으로?</w:t>
+      </w:r>
+    </w:p>
+    <w:p>
+      <w:pPr>
+        <w:pStyle w:val="BodyText"/>
+      </w:pPr>
+      <w:r>
+        <w:t xml:space="preserve">노아: 좋은 사업이자 좋은 의학. 둘 다 사실일 수 있어요. 우리가 먼저 말하는 게 낫죠.</w:t>
+      </w:r>
+    </w:p>
+    <w:p>
+      <w:pPr>
+        <w:pStyle w:val="BodyText"/>
+      </w:pPr>
+      <w:r>
+        <w:t xml:space="preserve">피어스: 베넷. 이상한 CEO네요.</w:t>
+      </w:r>
+    </w:p>
+    <w:p>
+      <w:pPr>
+        <w:pStyle w:val="BodyText"/>
+      </w:pPr>
+      <w:r>
+        <w:t xml:space="preserve">엘레나: 그런 말 많이 들어요.</w:t>
+      </w:r>
+    </w:p>
+    <w:bookmarkEnd w:id="34"/>
+    <w:bookmarkStart w:id="35" w:name="절정전환-오후-2시-내부-결정과-공개-응답-1"/>
+    <w:p>
+      <w:pPr>
+        <w:pStyle w:val="Heading3"/>
+      </w:pPr>
+      <w:r>
+        <w:t xml:space="preserve">절정·전환 — 오후 2시, 내부 결정과 공개 응답</w:t>
+      </w:r>
+    </w:p>
+    <w:p>
+      <w:pPr>
+        <w:pStyle w:val="FirstParagraph"/>
+      </w:pPr>
+      <w:r>
+        <w:t xml:space="preserve">조이: 지도를 구매자랑 분리하겠다고 약속했어요? 지도가 우리 퍼널인데!</w:t>
+      </w:r>
+    </w:p>
+    <w:p>
+      <w:pPr>
+        <w:pStyle w:val="BodyText"/>
+      </w:pPr>
+      <w:r>
+        <w:t xml:space="preserve">노아: 빼는 게 아니에요. 어떤 제품을 쓰든 교육받은 모두를 추가하는 거죠. 우리 고객은 지도에 그대로 있고 필터도 생겨요. 그래서 제스가 원하면 여전히 찾을 수 있어요.</w:t>
+      </w:r>
+    </w:p>
+    <w:p>
+      <w:pPr>
+        <w:pStyle w:val="BodyText"/>
+      </w:pPr>
+      <w:r>
+        <w:t xml:space="preserve">에이바:</w:t>
+      </w:r>
+      <w:r>
+        <w:t xml:space="preserve"> </w:t>
+      </w:r>
+      <w:r>
+        <w:t xml:space="preserve">“</w:t>
+      </w:r>
+      <w:r>
+        <w:t xml:space="preserve">베이라 필 취급</w:t>
+      </w:r>
+      <w:r>
+        <w:t xml:space="preserve">”</w:t>
+      </w:r>
+      <w:r>
+        <w:t xml:space="preserve"> </w:t>
+      </w:r>
+      <w:r>
+        <w:t xml:space="preserve">같은 거요. 별도 체크박스.</w:t>
+      </w:r>
+    </w:p>
+    <w:p>
+      <w:pPr>
+        <w:pStyle w:val="BodyText"/>
+      </w:pPr>
+      <w:r>
+        <w:t xml:space="preserve">조이: 그러니까 제스가 준비된 시술자를 찾고. 그다음 제품을 고르거나. 안 고르거나.</w:t>
+      </w:r>
+    </w:p>
+    <w:p>
+      <w:pPr>
+        <w:pStyle w:val="BodyText"/>
+      </w:pPr>
+      <w:r>
+        <w:t xml:space="preserve">엘레나: 바로 그거예요. 준비가 먼저. 제품은 두 번째.</w:t>
+      </w:r>
+    </w:p>
+    <w:p>
+      <w:pPr>
+        <w:pStyle w:val="BodyText"/>
+      </w:pPr>
+      <w:r>
+        <w:t xml:space="preserve">조이: 우리가 FDA 패널에서 한 말이네요.</w:t>
+      </w:r>
+      <w:r>
+        <w:t xml:space="preserve"> </w:t>
+      </w:r>
+      <w:r>
+        <w:t xml:space="preserve">“</w:t>
+      </w:r>
+      <w:r>
+        <w:t xml:space="preserve">시술자가 먼저. 제품은 두 번째.</w:t>
+      </w:r>
+      <w:r>
+        <w:t xml:space="preserve">”</w:t>
+      </w:r>
+    </w:p>
+    <w:p>
+      <w:pPr>
+        <w:pStyle w:val="BodyText"/>
+      </w:pPr>
+      <w:r>
+        <w:t xml:space="preserve">데릭: 그럼 브룩 영상은요?</w:t>
+      </w:r>
+    </w:p>
+    <w:p>
+      <w:pPr>
+        <w:pStyle w:val="BodyText"/>
+      </w:pPr>
+      <w:r>
+        <w:t xml:space="preserve">조이: 그 대사를 다시 편집해요.</w:t>
+      </w:r>
+      <w:r>
+        <w:t xml:space="preserve"> </w:t>
+      </w:r>
+      <w:r>
+        <w:t xml:space="preserve">“</w:t>
+      </w:r>
+      <w:r>
+        <w:t xml:space="preserve">응급 대응 교육을 받았는지 물어보세요.</w:t>
+      </w:r>
+      <w:r>
+        <w:t xml:space="preserve">”</w:t>
+      </w:r>
+      <w:r>
+        <w:t xml:space="preserve"> </w:t>
+      </w:r>
+      <w:r>
+        <w:t xml:space="preserve">“</w:t>
+      </w:r>
+      <w:r>
+        <w:t xml:space="preserve">베이라 레디</w:t>
+      </w:r>
+      <w:r>
+        <w:t xml:space="preserve">”</w:t>
+      </w:r>
+      <w:r>
+        <w:t xml:space="preserve"> </w:t>
+      </w:r>
+      <w:r>
+        <w:t xml:space="preserve">말고.</w:t>
+      </w:r>
+    </w:p>
+    <w:p>
+      <w:pPr>
+        <w:pStyle w:val="BodyText"/>
+      </w:pPr>
+      <w:r>
+        <w:t xml:space="preserve">에이바: 브룩이 전화했어요. 피어스한테 반박하고 싶대요. 스토리로.</w:t>
+      </w:r>
+    </w:p>
+    <w:p>
+      <w:pPr>
+        <w:pStyle w:val="BodyText"/>
+      </w:pPr>
+      <w:r>
+        <w:t xml:space="preserve">다이앤: 절대 안 돼요. 돈 받은 인플루언서가 온라인에서 의사를 공격한다고요? 그건 재앙이에요. 우리가 시킨 것처럼 보이고, 법적으로도 협찬사인 우리가 그녀의 말에 책임질 수 있어요.</w:t>
+      </w:r>
+    </w:p>
+    <w:p>
+      <w:pPr>
+        <w:pStyle w:val="BodyText"/>
+      </w:pPr>
+      <w:r>
+        <w:t xml:space="preserve">브룩: 근데 그 사람 못됐잖아요!</w:t>
+      </w:r>
+    </w:p>
+    <w:p>
+      <w:pPr>
+        <w:pStyle w:val="BodyText"/>
+      </w:pPr>
+      <w:r>
+        <w:t xml:space="preserve">조이: 공정한 사람이에요, 브룩. 친절하지 않을 뿐이에요. 우린 영상을 고칠 거예요. 지금 그 사람이랑 싸우면 당신한테도 우리한테도 상황만 더 나빠져요.</w:t>
+      </w:r>
+    </w:p>
+    <w:p>
+      <w:pPr>
+        <w:pStyle w:val="BodyText"/>
+      </w:pPr>
+      <w:r>
+        <w:t xml:space="preserve">브룩: 고친다고요? 그럼 그 사람이 옳았어요?</w:t>
+      </w:r>
+    </w:p>
+    <w:p>
+      <w:pPr>
+        <w:pStyle w:val="BodyText"/>
+      </w:pPr>
+      <w:r>
+        <w:t xml:space="preserve">조이: 한 가지는요. 큰 거요. 오늘은 아무것도 올리지 말아 줘요.</w:t>
+      </w:r>
+    </w:p>
+    <w:p>
+      <w:pPr>
+        <w:pStyle w:val="BodyText"/>
+      </w:pPr>
+      <w:r>
+        <w:t xml:space="preserve">노아: 이제 우리 응답. 짧게. 변호 없이. 다이앤이 모든 단어를 읽어요.</w:t>
+      </w:r>
+    </w:p>
+    <w:p>
+      <w:pPr>
+        <w:pStyle w:val="BodyText"/>
+      </w:pPr>
+      <w:r>
+        <w:t xml:space="preserve">엘레나: 감사로 시작해요. 그 사람이 우릴 더 낫게 만들었어요.</w:t>
+      </w:r>
+    </w:p>
+    <w:p>
+      <w:pPr>
+        <w:pStyle w:val="BodyText"/>
+      </w:pPr>
+      <w:r>
+        <w:t xml:space="preserve">조이: 좋아요. 초안. 읽어 봐요, 노아.</w:t>
+      </w:r>
+    </w:p>
+    <w:p>
+      <w:pPr>
+        <w:pStyle w:val="BodyText"/>
+      </w:pPr>
+      <w:r>
+        <w:t xml:space="preserve">노아:</w:t>
+      </w:r>
+      <w:r>
+        <w:t xml:space="preserve"> </w:t>
+      </w:r>
+      <w:r>
+        <w:t xml:space="preserve">“</w:t>
+      </w:r>
+      <w:r>
+        <w:t xml:space="preserve">피어스 선생님이 정당한 우려를 제기했습니다. 안전이 한 회사의 스티커가 아니라는 말씀이 옳습니다. 이제 저희 지도에는 응급 교육을 받은 모든 시술자가, 제품과 무관하게, 포함됩니다.</w:t>
+      </w:r>
+      <w:r>
+        <w:t xml:space="preserve">”</w:t>
+      </w:r>
+    </w:p>
+    <w:p>
+      <w:pPr>
+        <w:pStyle w:val="BodyText"/>
+      </w:pPr>
+      <w:r>
+        <w:t xml:space="preserve">다이앤: 좋아요. 한 줄 더 넣어요. 교육과 사업에 대해.</w:t>
+      </w:r>
+    </w:p>
+    <w:p>
+      <w:pPr>
+        <w:pStyle w:val="BodyText"/>
+      </w:pPr>
+      <w:r>
+        <w:t xml:space="preserve">노아:</w:t>
+      </w:r>
+      <w:r>
+        <w:t xml:space="preserve"> </w:t>
+      </w:r>
+      <w:r>
+        <w:t xml:space="preserve">“</w:t>
+      </w:r>
+      <w:r>
+        <w:t xml:space="preserve">교육은 환자에게 좋습니다. 우리 사업에도 좋습니다. 둘 다 사실입니다.</w:t>
+      </w:r>
+      <w:r>
+        <w:t xml:space="preserve">”</w:t>
+      </w:r>
+    </w:p>
+    <w:p>
+      <w:pPr>
+        <w:pStyle w:val="BodyText"/>
+      </w:pPr>
+      <w:r>
+        <w:t xml:space="preserve">다이앤: 승인. 형용사 없음. 공격 없음. 6시에 올려요.</w:t>
+      </w:r>
+    </w:p>
+    <w:p>
+      <w:pPr>
+        <w:pStyle w:val="BodyText"/>
+      </w:pPr>
+      <w:r>
+        <w:t xml:space="preserve">조이:</w:t>
+      </w:r>
+      <w:r>
+        <w:t xml:space="preserve"> </w:t>
+      </w:r>
+      <w:r>
+        <w:t xml:space="preserve">“</w:t>
+      </w:r>
+      <w:r>
+        <w:t xml:space="preserve">놀라운</w:t>
+      </w:r>
+      <w:r>
+        <w:t xml:space="preserve">”</w:t>
+      </w:r>
+      <w:r>
+        <w:t xml:space="preserve"> </w:t>
+      </w:r>
+      <w:r>
+        <w:t xml:space="preserve">없어요?</w:t>
+      </w:r>
+      <w:r>
+        <w:t xml:space="preserve"> </w:t>
+      </w:r>
+      <w:r>
+        <w:t xml:space="preserve">“</w:t>
+      </w:r>
+      <w:r>
+        <w:t xml:space="preserve">신나는</w:t>
+      </w:r>
+      <w:r>
+        <w:t xml:space="preserve">”</w:t>
+      </w:r>
+      <w:r>
+        <w:t xml:space="preserve">도?</w:t>
+      </w:r>
+    </w:p>
+    <w:p>
+      <w:pPr>
+        <w:pStyle w:val="BodyText"/>
+      </w:pPr>
+      <w:r>
+        <w:t xml:space="preserve">다이앤: 조이, 이건 출시가 아니라 사과예요. 우리가 들뜬 것처럼 들리는 순간, 사람들은 우리가 고치는 대신 축하하고 있다고 생각할 거예요. 담백한 말이 진지하게 받아들였다는 걸 보여 줘요.</w:t>
+      </w:r>
+    </w:p>
+    <w:p>
+      <w:pPr>
+        <w:pStyle w:val="BodyText"/>
+      </w:pPr>
+      <w:r>
+        <w:t xml:space="preserve">데릭: 태그할까요?</w:t>
+      </w:r>
+    </w:p>
+    <w:p>
+      <w:pPr>
+        <w:pStyle w:val="BodyText"/>
+      </w:pPr>
+      <w:r>
+        <w:t xml:space="preserve">엘레나: 네. 그리고 먼저 문자할게요. 놀라지 않게.</w:t>
+      </w:r>
+    </w:p>
+    <w:bookmarkEnd w:id="35"/>
+    <w:bookmarkStart w:id="36" w:name="마무리-저녁-6시-밤-11시-40분-1"/>
+    <w:p>
+      <w:pPr>
+        <w:pStyle w:val="Heading3"/>
+      </w:pPr>
+      <w:r>
+        <w:t xml:space="preserve">마무리 — 저녁 6시 ~ 밤 11시 40분</w:t>
+      </w:r>
+    </w:p>
+    <w:p>
+      <w:pPr>
+        <w:pStyle w:val="FirstParagraph"/>
+      </w:pPr>
+      <w:r>
+        <w:t xml:space="preserve">에이바: 올렸어요. 저녁 6시. 댓글 들어오고 있어요.</w:t>
+      </w:r>
+    </w:p>
+    <w:p>
+      <w:pPr>
+        <w:pStyle w:val="BodyText"/>
+      </w:pPr>
+      <w:r>
+        <w:t xml:space="preserve">데릭:</w:t>
+      </w:r>
+      <w:r>
+        <w:t xml:space="preserve"> </w:t>
+      </w:r>
+      <w:r>
+        <w:t xml:space="preserve">“</w:t>
+      </w:r>
+      <w:r>
+        <w:t xml:space="preserve">회사가 이걸 인정하는 건 드물다.</w:t>
+      </w:r>
+      <w:r>
+        <w:t xml:space="preserve">”</w:t>
+      </w:r>
+      <w:r>
+        <w:t xml:space="preserve"> </w:t>
+      </w:r>
+      <w:r>
+        <w:t xml:space="preserve">“</w:t>
+      </w:r>
+      <w:r>
+        <w:t xml:space="preserve">존중.</w:t>
+      </w:r>
+      <w:r>
+        <w:t xml:space="preserve">”</w:t>
+      </w:r>
+      <w:r>
+        <w:t xml:space="preserve"> </w:t>
+      </w:r>
+      <w:r>
+        <w:t xml:space="preserve">“</w:t>
+      </w:r>
+      <w:r>
+        <w:t xml:space="preserve">여전히 회의적이지만, 오케이.</w:t>
+      </w:r>
+      <w:r>
+        <w:t xml:space="preserve">”</w:t>
+      </w:r>
+    </w:p>
+    <w:p>
+      <w:pPr>
+        <w:pStyle w:val="BodyText"/>
+      </w:pPr>
+      <w:r>
+        <w:t xml:space="preserve">조이:</w:t>
+      </w:r>
+      <w:r>
+        <w:t xml:space="preserve"> </w:t>
+      </w:r>
+      <w:r>
+        <w:t xml:space="preserve">“</w:t>
+      </w:r>
+      <w:r>
+        <w:t xml:space="preserve">여전히 회의적이지만, 오케이.</w:t>
+      </w:r>
+      <w:r>
+        <w:t xml:space="preserve">”</w:t>
+      </w:r>
+      <w:r>
+        <w:t xml:space="preserve"> </w:t>
+      </w:r>
+      <w:r>
+        <w:t xml:space="preserve">받아들일게요.</w:t>
+      </w:r>
+    </w:p>
+    <w:p>
+      <w:pPr>
+        <w:pStyle w:val="BodyText"/>
+      </w:pPr>
+      <w:r>
+        <w:t xml:space="preserve">에이바: 피어스가 답했어요. 20분 전에.</w:t>
+      </w:r>
+    </w:p>
+    <w:p>
+      <w:pPr>
+        <w:pStyle w:val="BodyText"/>
+      </w:pPr>
+      <w:r>
+        <w:t xml:space="preserve">노아: 읽어 줘요.</w:t>
+      </w:r>
+    </w:p>
+    <w:p>
+      <w:pPr>
+        <w:pStyle w:val="BodyText"/>
+      </w:pPr>
+      <w:r>
+        <w:t xml:space="preserve">데릭:</w:t>
+      </w:r>
+      <w:r>
+        <w:t xml:space="preserve"> </w:t>
+      </w:r>
+      <w:r>
+        <w:t xml:space="preserve">“</w:t>
+      </w:r>
+      <w:r>
+        <w:t xml:space="preserve">인정할 건 인정하자. 그들은 들었다. 하루 만에 고쳤다. 비상구는 여전히 과장됐다고 생각하지만.</w:t>
+      </w:r>
+      <w:r>
+        <w:t xml:space="preserve">”</w:t>
+      </w:r>
+    </w:p>
+    <w:p>
+      <w:pPr>
+        <w:pStyle w:val="BodyText"/>
+      </w:pPr>
+      <w:r>
+        <w:t xml:space="preserve">엘레나: 그게 앨런식 포옹이에요.</w:t>
+      </w:r>
+    </w:p>
+    <w:p>
+      <w:pPr>
+        <w:pStyle w:val="BodyText"/>
+      </w:pPr>
+      <w:r>
+        <w:t xml:space="preserve">조이: 나쁜 게시물 하나. 좋은 응답 하나. 우리 조회수가 방금 그쪽을 넘었어요.</w:t>
+      </w:r>
+    </w:p>
+    <w:p>
+      <w:pPr>
+        <w:pStyle w:val="BodyText"/>
+      </w:pPr>
+      <w:r>
+        <w:t xml:space="preserve">노아: 조회수를 축하하지 마요. 고친 걸 축하해요.</w:t>
+      </w:r>
+    </w:p>
+    <w:p>
+      <w:pPr>
+        <w:pStyle w:val="BodyText"/>
+      </w:pPr>
+      <w:r>
+        <w:t xml:space="preserve">조이: 좋아요. 고친 걸 축하하죠. 조용히. 와인이랑. 집에서.</w:t>
+      </w:r>
+    </w:p>
+    <w:p>
+      <w:pPr>
+        <w:pStyle w:val="BodyText"/>
+      </w:pPr>
+      <w:r>
+        <w:t xml:space="preserve">레오: 노아? 늦어서 미안해요. 깨어 있어요?</w:t>
+      </w:r>
+    </w:p>
+    <w:p>
+      <w:pPr>
+        <w:pStyle w:val="BodyText"/>
+      </w:pPr>
+      <w:r>
+        <w:t xml:space="preserve">노아: 레오. 11시 40분이에요. 무슨 일이에요?</w:t>
+      </w:r>
+    </w:p>
+    <w:p>
+      <w:pPr>
+        <w:pStyle w:val="BodyText"/>
+      </w:pPr>
+      <w:r>
+        <w:t xml:space="preserve">레오: 14번 로트. 메리디안이 안정성 보관 샘플 결과를 보냈어요. 시험 하나가 실패했어요.</w:t>
+      </w:r>
+    </w:p>
+    <w:p>
+      <w:pPr>
+        <w:pStyle w:val="BodyText"/>
+      </w:pPr>
+      <w:r>
+        <w:t xml:space="preserve">노아: 무슨 시험이요?</w:t>
+      </w:r>
+    </w:p>
+    <w:p>
+      <w:pPr>
+        <w:pStyle w:val="BodyText"/>
+      </w:pPr>
+      <w:r>
+        <w:t xml:space="preserve">레오: 용기 밀봉. 밀봉이요. 사무실로 와 줄 수 있어요? 지금?</w:t>
+      </w:r>
+    </w:p>
+    <w:bookmarkEnd w:id="36"/>
+    <w:bookmarkEnd w:id="37"/>
+    <w:bookmarkEnd w:id="38"/>
     <w:sectPr/>
   </w:body>
 </w:document>
@@ -4339,583 +4286,8 @@
       </w:pPr>
     </w:lvl>
   </w:abstractNum>
-  <w:abstractNum w:abstractNumId="99411">
-    <w:nsid w:val="A99411"/>
-    <w:multiLevelType w:val="multilevel"/>
-    <w:lvl w:ilvl="0">
-      <w:start w:val="1"/>
-      <w:numFmt w:val="decimal"/>
-      <w:lvlText w:val="%1."/>
-      <w:lvlJc w:val="left"/>
-      <w:pPr>
-        <w:ind w:left="720" w:hanging="480"/>
-      </w:pPr>
-    </w:lvl>
-    <w:lvl w:ilvl="1">
-      <w:start w:val="1"/>
-      <w:numFmt w:val="decimal"/>
-      <w:lvlText w:val="%2."/>
-      <w:lvlJc w:val="left"/>
-      <w:pPr>
-        <w:ind w:left="1440" w:hanging="480"/>
-      </w:pPr>
-    </w:lvl>
-    <w:lvl w:ilvl="2">
-      <w:start w:val="1"/>
-      <w:numFmt w:val="decimal"/>
-      <w:lvlText w:val="%3."/>
-      <w:lvlJc w:val="left"/>
-      <w:pPr>
-        <w:ind w:left="2160" w:hanging="480"/>
-      </w:pPr>
-    </w:lvl>
-    <w:lvl w:ilvl="3">
-      <w:start w:val="1"/>
-      <w:numFmt w:val="decimal"/>
-      <w:lvlText w:val="%4."/>
-      <w:lvlJc w:val="left"/>
-      <w:pPr>
-        <w:ind w:left="2880" w:hanging="480"/>
-      </w:pPr>
-    </w:lvl>
-    <w:lvl w:ilvl="4">
-      <w:start w:val="1"/>
-      <w:numFmt w:val="decimal"/>
-      <w:lvlText w:val="%5."/>
-      <w:lvlJc w:val="left"/>
-      <w:pPr>
-        <w:ind w:left="3600" w:hanging="480"/>
-      </w:pPr>
-    </w:lvl>
-    <w:lvl w:ilvl="5">
-      <w:start w:val="1"/>
-      <w:numFmt w:val="decimal"/>
-      <w:lvlText w:val="%6."/>
-      <w:lvlJc w:val="left"/>
-      <w:pPr>
-        <w:ind w:left="4320" w:hanging="480"/>
-      </w:pPr>
-    </w:lvl>
-    <w:lvl w:ilvl="6">
-      <w:start w:val="1"/>
-      <w:numFmt w:val="decimal"/>
-      <w:lvlText w:val="%7."/>
-      <w:lvlJc w:val="left"/>
-      <w:pPr>
-        <w:ind w:left="5040" w:hanging="480"/>
-      </w:pPr>
-    </w:lvl>
-    <w:lvl w:ilvl="7">
-      <w:start w:val="1"/>
-      <w:numFmt w:val="decimal"/>
-      <w:lvlText w:val="%8."/>
-      <w:lvlJc w:val="left"/>
-      <w:pPr>
-        <w:ind w:left="5760" w:hanging="480"/>
-      </w:pPr>
-    </w:lvl>
-    <w:lvl w:ilvl="8">
-      <w:start w:val="1"/>
-      <w:numFmt w:val="decimal"/>
-      <w:lvlText w:val="%9."/>
-      <w:lvlJc w:val="left"/>
-      <w:pPr>
-        <w:ind w:left="6480" w:hanging="480"/>
-      </w:pPr>
-    </w:lvl>
-  </w:abstractNum>
-  <w:abstractNum w:abstractNumId="994116">
-    <w:nsid w:val="A994116"/>
-    <w:multiLevelType w:val="multilevel"/>
-    <w:lvl w:ilvl="0">
-      <w:start w:val="16"/>
-      <w:numFmt w:val="decimal"/>
-      <w:lvlText w:val="%1."/>
-      <w:lvlJc w:val="left"/>
-      <w:pPr>
-        <w:ind w:left="720" w:hanging="480"/>
-      </w:pPr>
-    </w:lvl>
-    <w:lvl w:ilvl="1">
-      <w:start w:val="16"/>
-      <w:numFmt w:val="decimal"/>
-      <w:lvlText w:val="%2."/>
-      <w:lvlJc w:val="left"/>
-      <w:pPr>
-        <w:ind w:left="1440" w:hanging="480"/>
-      </w:pPr>
-    </w:lvl>
-    <w:lvl w:ilvl="2">
-      <w:start w:val="16"/>
-      <w:numFmt w:val="decimal"/>
-      <w:lvlText w:val="%3."/>
-      <w:lvlJc w:val="left"/>
-      <w:pPr>
-        <w:ind w:left="2160" w:hanging="480"/>
-      </w:pPr>
-    </w:lvl>
-    <w:lvl w:ilvl="3">
-      <w:start w:val="16"/>
-      <w:numFmt w:val="decimal"/>
-      <w:lvlText w:val="%4."/>
-      <w:lvlJc w:val="left"/>
-      <w:pPr>
-        <w:ind w:left="2880" w:hanging="480"/>
-      </w:pPr>
-    </w:lvl>
-    <w:lvl w:ilvl="4">
-      <w:start w:val="16"/>
-      <w:numFmt w:val="decimal"/>
-      <w:lvlText w:val="%5."/>
-      <w:lvlJc w:val="left"/>
-      <w:pPr>
-        <w:ind w:left="3600" w:hanging="480"/>
-      </w:pPr>
-    </w:lvl>
-    <w:lvl w:ilvl="5">
-      <w:start w:val="16"/>
-      <w:numFmt w:val="decimal"/>
-      <w:lvlText w:val="%6."/>
-      <w:lvlJc w:val="left"/>
-      <w:pPr>
-        <w:ind w:left="4320" w:hanging="480"/>
-      </w:pPr>
-    </w:lvl>
-    <w:lvl w:ilvl="6">
-      <w:start w:val="16"/>
-      <w:numFmt w:val="decimal"/>
-      <w:lvlText w:val="%7."/>
-      <w:lvlJc w:val="left"/>
-      <w:pPr>
-        <w:ind w:left="5040" w:hanging="480"/>
-      </w:pPr>
-    </w:lvl>
-    <w:lvl w:ilvl="7">
-      <w:start w:val="16"/>
-      <w:numFmt w:val="decimal"/>
-      <w:lvlText w:val="%8."/>
-      <w:lvlJc w:val="left"/>
-      <w:pPr>
-        <w:ind w:left="5760" w:hanging="480"/>
-      </w:pPr>
-    </w:lvl>
-    <w:lvl w:ilvl="8">
-      <w:start w:val="16"/>
-      <w:numFmt w:val="decimal"/>
-      <w:lvlText w:val="%9."/>
-      <w:lvlJc w:val="left"/>
-      <w:pPr>
-        <w:ind w:left="6480" w:hanging="480"/>
-      </w:pPr>
-    </w:lvl>
-  </w:abstractNum>
-  <w:abstractNum w:abstractNumId="994151">
-    <w:nsid w:val="A994151"/>
-    <w:multiLevelType w:val="multilevel"/>
-    <w:lvl w:ilvl="0">
-      <w:start w:val="51"/>
-      <w:numFmt w:val="decimal"/>
-      <w:lvlText w:val="%1."/>
-      <w:lvlJc w:val="left"/>
-      <w:pPr>
-        <w:ind w:left="720" w:hanging="480"/>
-      </w:pPr>
-    </w:lvl>
-    <w:lvl w:ilvl="1">
-      <w:start w:val="51"/>
-      <w:numFmt w:val="decimal"/>
-      <w:lvlText w:val="%2."/>
-      <w:lvlJc w:val="left"/>
-      <w:pPr>
-        <w:ind w:left="1440" w:hanging="480"/>
-      </w:pPr>
-    </w:lvl>
-    <w:lvl w:ilvl="2">
-      <w:start w:val="51"/>
-      <w:numFmt w:val="decimal"/>
-      <w:lvlText w:val="%3."/>
-      <w:lvlJc w:val="left"/>
-      <w:pPr>
-        <w:ind w:left="2160" w:hanging="480"/>
-      </w:pPr>
-    </w:lvl>
-    <w:lvl w:ilvl="3">
-      <w:start w:val="51"/>
-      <w:numFmt w:val="decimal"/>
-      <w:lvlText w:val="%4."/>
-      <w:lvlJc w:val="left"/>
-      <w:pPr>
-        <w:ind w:left="2880" w:hanging="480"/>
-      </w:pPr>
-    </w:lvl>
-    <w:lvl w:ilvl="4">
-      <w:start w:val="51"/>
-      <w:numFmt w:val="decimal"/>
-      <w:lvlText w:val="%5."/>
-      <w:lvlJc w:val="left"/>
-      <w:pPr>
-        <w:ind w:left="3600" w:hanging="480"/>
-      </w:pPr>
-    </w:lvl>
-    <w:lvl w:ilvl="5">
-      <w:start w:val="51"/>
-      <w:numFmt w:val="decimal"/>
-      <w:lvlText w:val="%6."/>
-      <w:lvlJc w:val="left"/>
-      <w:pPr>
-        <w:ind w:left="4320" w:hanging="480"/>
-      </w:pPr>
-    </w:lvl>
-    <w:lvl w:ilvl="6">
-      <w:start w:val="51"/>
-      <w:numFmt w:val="decimal"/>
-      <w:lvlText w:val="%7."/>
-      <w:lvlJc w:val="left"/>
-      <w:pPr>
-        <w:ind w:left="5040" w:hanging="480"/>
-      </w:pPr>
-    </w:lvl>
-    <w:lvl w:ilvl="7">
-      <w:start w:val="51"/>
-      <w:numFmt w:val="decimal"/>
-      <w:lvlText w:val="%8."/>
-      <w:lvlJc w:val="left"/>
-      <w:pPr>
-        <w:ind w:left="5760" w:hanging="480"/>
-      </w:pPr>
-    </w:lvl>
-    <w:lvl w:ilvl="8">
-      <w:start w:val="51"/>
-      <w:numFmt w:val="decimal"/>
-      <w:lvlText w:val="%9."/>
-      <w:lvlJc w:val="left"/>
-      <w:pPr>
-        <w:ind w:left="6480" w:hanging="480"/>
-      </w:pPr>
-    </w:lvl>
-  </w:abstractNum>
-  <w:abstractNum w:abstractNumId="994181">
-    <w:nsid w:val="A994181"/>
-    <w:multiLevelType w:val="multilevel"/>
-    <w:lvl w:ilvl="0">
-      <w:start w:val="81"/>
-      <w:numFmt w:val="decimal"/>
-      <w:lvlText w:val="%1."/>
-      <w:lvlJc w:val="left"/>
-      <w:pPr>
-        <w:ind w:left="720" w:hanging="480"/>
-      </w:pPr>
-    </w:lvl>
-    <w:lvl w:ilvl="1">
-      <w:start w:val="81"/>
-      <w:numFmt w:val="decimal"/>
-      <w:lvlText w:val="%2."/>
-      <w:lvlJc w:val="left"/>
-      <w:pPr>
-        <w:ind w:left="1440" w:hanging="480"/>
-      </w:pPr>
-    </w:lvl>
-    <w:lvl w:ilvl="2">
-      <w:start w:val="81"/>
-      <w:numFmt w:val="decimal"/>
-      <w:lvlText w:val="%3."/>
-      <w:lvlJc w:val="left"/>
-      <w:pPr>
-        <w:ind w:left="2160" w:hanging="480"/>
-      </w:pPr>
-    </w:lvl>
-    <w:lvl w:ilvl="3">
-      <w:start w:val="81"/>
-      <w:numFmt w:val="decimal"/>
-      <w:lvlText w:val="%4."/>
-      <w:lvlJc w:val="left"/>
-      <w:pPr>
-        <w:ind w:left="2880" w:hanging="480"/>
-      </w:pPr>
-    </w:lvl>
-    <w:lvl w:ilvl="4">
-      <w:start w:val="81"/>
-      <w:numFmt w:val="decimal"/>
-      <w:lvlText w:val="%5."/>
-      <w:lvlJc w:val="left"/>
-      <w:pPr>
-        <w:ind w:left="3600" w:hanging="480"/>
-      </w:pPr>
-    </w:lvl>
-    <w:lvl w:ilvl="5">
-      <w:start w:val="81"/>
-      <w:numFmt w:val="decimal"/>
-      <w:lvlText w:val="%6."/>
-      <w:lvlJc w:val="left"/>
-      <w:pPr>
-        <w:ind w:left="4320" w:hanging="480"/>
-      </w:pPr>
-    </w:lvl>
-    <w:lvl w:ilvl="6">
-      <w:start w:val="81"/>
-      <w:numFmt w:val="decimal"/>
-      <w:lvlText w:val="%7."/>
-      <w:lvlJc w:val="left"/>
-      <w:pPr>
-        <w:ind w:left="5040" w:hanging="480"/>
-      </w:pPr>
-    </w:lvl>
-    <w:lvl w:ilvl="7">
-      <w:start w:val="81"/>
-      <w:numFmt w:val="decimal"/>
-      <w:lvlText w:val="%8."/>
-      <w:lvlJc w:val="left"/>
-      <w:pPr>
-        <w:ind w:left="5760" w:hanging="480"/>
-      </w:pPr>
-    </w:lvl>
-    <w:lvl w:ilvl="8">
-      <w:start w:val="81"/>
-      <w:numFmt w:val="decimal"/>
-      <w:lvlText w:val="%9."/>
-      <w:lvlJc w:val="left"/>
-      <w:pPr>
-        <w:ind w:left="6480" w:hanging="480"/>
-      </w:pPr>
-    </w:lvl>
-  </w:abstractNum>
-  <w:abstractNum w:abstractNumId="9941106">
-    <w:nsid w:val="A9941106"/>
-    <w:multiLevelType w:val="multilevel"/>
-    <w:lvl w:ilvl="0">
-      <w:start w:val="106"/>
-      <w:numFmt w:val="decimal"/>
-      <w:lvlText w:val="%1."/>
-      <w:lvlJc w:val="left"/>
-      <w:pPr>
-        <w:ind w:left="720" w:hanging="480"/>
-      </w:pPr>
-    </w:lvl>
-    <w:lvl w:ilvl="1">
-      <w:start w:val="106"/>
-      <w:numFmt w:val="decimal"/>
-      <w:lvlText w:val="%2."/>
-      <w:lvlJc w:val="left"/>
-      <w:pPr>
-        <w:ind w:left="1440" w:hanging="480"/>
-      </w:pPr>
-    </w:lvl>
-    <w:lvl w:ilvl="2">
-      <w:start w:val="106"/>
-      <w:numFmt w:val="decimal"/>
-      <w:lvlText w:val="%3."/>
-      <w:lvlJc w:val="left"/>
-      <w:pPr>
-        <w:ind w:left="2160" w:hanging="480"/>
-      </w:pPr>
-    </w:lvl>
-    <w:lvl w:ilvl="3">
-      <w:start w:val="106"/>
-      <w:numFmt w:val="decimal"/>
-      <w:lvlText w:val="%4."/>
-      <w:lvlJc w:val="left"/>
-      <w:pPr>
-        <w:ind w:left="2880" w:hanging="480"/>
-      </w:pPr>
-    </w:lvl>
-    <w:lvl w:ilvl="4">
-      <w:start w:val="106"/>
-      <w:numFmt w:val="decimal"/>
-      <w:lvlText w:val="%5."/>
-      <w:lvlJc w:val="left"/>
-      <w:pPr>
-        <w:ind w:left="3600" w:hanging="480"/>
-      </w:pPr>
-    </w:lvl>
-    <w:lvl w:ilvl="5">
-      <w:start w:val="106"/>
-      <w:numFmt w:val="decimal"/>
-      <w:lvlText w:val="%6."/>
-      <w:lvlJc w:val="left"/>
-      <w:pPr>
-        <w:ind w:left="4320" w:hanging="480"/>
-      </w:pPr>
-    </w:lvl>
-    <w:lvl w:ilvl="6">
-      <w:start w:val="106"/>
-      <w:numFmt w:val="decimal"/>
-      <w:lvlText w:val="%7."/>
-      <w:lvlJc w:val="left"/>
-      <w:pPr>
-        <w:ind w:left="5040" w:hanging="480"/>
-      </w:pPr>
-    </w:lvl>
-    <w:lvl w:ilvl="7">
-      <w:start w:val="106"/>
-      <w:numFmt w:val="decimal"/>
-      <w:lvlText w:val="%8."/>
-      <w:lvlJc w:val="left"/>
-      <w:pPr>
-        <w:ind w:left="5760" w:hanging="480"/>
-      </w:pPr>
-    </w:lvl>
-    <w:lvl w:ilvl="8">
-      <w:start w:val="106"/>
-      <w:numFmt w:val="decimal"/>
-      <w:lvlText w:val="%9."/>
-      <w:lvlJc w:val="left"/>
-      <w:pPr>
-        <w:ind w:left="6480" w:hanging="480"/>
-      </w:pPr>
-    </w:lvl>
-  </w:abstractNum>
   <w:num w:numId="1000">
     <w:abstractNumId w:val="990"/>
-  </w:num>
-  <w:num w:numId="1001">
-    <w:abstractNumId w:val="99411"/>
-    <w:lvlOverride w:ilvl="0">
-      <w:startOverride w:val="1"/>
-    </w:lvlOverride>
-    <w:lvlOverride w:ilvl="1">
-      <w:startOverride w:val="1"/>
-    </w:lvlOverride>
-    <w:lvlOverride w:ilvl="2">
-      <w:startOverride w:val="1"/>
-    </w:lvlOverride>
-    <w:lvlOverride w:ilvl="3">
-      <w:startOverride w:val="1"/>
-    </w:lvlOverride>
-    <w:lvlOverride w:ilvl="4">
-      <w:startOverride w:val="1"/>
-    </w:lvlOverride>
-    <w:lvlOverride w:ilvl="5">
-      <w:startOverride w:val="1"/>
-    </w:lvlOverride>
-    <w:lvlOverride w:ilvl="6">
-      <w:startOverride w:val="1"/>
-    </w:lvlOverride>
-    <w:lvlOverride w:ilvl="7">
-      <w:startOverride w:val="1"/>
-    </w:lvlOverride>
-    <w:lvlOverride w:ilvl="8">
-      <w:startOverride w:val="1"/>
-    </w:lvlOverride>
-  </w:num>
-  <w:num w:numId="1002">
-    <w:abstractNumId w:val="994116"/>
-    <w:lvlOverride w:ilvl="0">
-      <w:startOverride w:val="16"/>
-    </w:lvlOverride>
-    <w:lvlOverride w:ilvl="1">
-      <w:startOverride w:val="16"/>
-    </w:lvlOverride>
-    <w:lvlOverride w:ilvl="2">
-      <w:startOverride w:val="16"/>
-    </w:lvlOverride>
-    <w:lvlOverride w:ilvl="3">
-      <w:startOverride w:val="16"/>
-    </w:lvlOverride>
-    <w:lvlOverride w:ilvl="4">
-      <w:startOverride w:val="16"/>
-    </w:lvlOverride>
-    <w:lvlOverride w:ilvl="5">
-      <w:startOverride w:val="16"/>
-    </w:lvlOverride>
-    <w:lvlOverride w:ilvl="6">
-      <w:startOverride w:val="16"/>
-    </w:lvlOverride>
-    <w:lvlOverride w:ilvl="7">
-      <w:startOverride w:val="16"/>
-    </w:lvlOverride>
-    <w:lvlOverride w:ilvl="8">
-      <w:startOverride w:val="16"/>
-    </w:lvlOverride>
-  </w:num>
-  <w:num w:numId="1003">
-    <w:abstractNumId w:val="994151"/>
-    <w:lvlOverride w:ilvl="0">
-      <w:startOverride w:val="51"/>
-    </w:lvlOverride>
-    <w:lvlOverride w:ilvl="1">
-      <w:startOverride w:val="51"/>
-    </w:lvlOverride>
-    <w:lvlOverride w:ilvl="2">
-      <w:startOverride w:val="51"/>
-    </w:lvlOverride>
-    <w:lvlOverride w:ilvl="3">
-      <w:startOverride w:val="51"/>
-    </w:lvlOverride>
-    <w:lvlOverride w:ilvl="4">
-      <w:startOverride w:val="51"/>
-    </w:lvlOverride>
-    <w:lvlOverride w:ilvl="5">
-      <w:startOverride w:val="51"/>
-    </w:lvlOverride>
-    <w:lvlOverride w:ilvl="6">
-      <w:startOverride w:val="51"/>
-    </w:lvlOverride>
-    <w:lvlOverride w:ilvl="7">
-      <w:startOverride w:val="51"/>
-    </w:lvlOverride>
-    <w:lvlOverride w:ilvl="8">
-      <w:startOverride w:val="51"/>
-    </w:lvlOverride>
-  </w:num>
-  <w:num w:numId="1004">
-    <w:abstractNumId w:val="994181"/>
-    <w:lvlOverride w:ilvl="0">
-      <w:startOverride w:val="81"/>
-    </w:lvlOverride>
-    <w:lvlOverride w:ilvl="1">
-      <w:startOverride w:val="81"/>
-    </w:lvlOverride>
-    <w:lvlOverride w:ilvl="2">
-      <w:startOverride w:val="81"/>
-    </w:lvlOverride>
-    <w:lvlOverride w:ilvl="3">
-      <w:startOverride w:val="81"/>
-    </w:lvlOverride>
-    <w:lvlOverride w:ilvl="4">
-      <w:startOverride w:val="81"/>
-    </w:lvlOverride>
-    <w:lvlOverride w:ilvl="5">
-      <w:startOverride w:val="81"/>
-    </w:lvlOverride>
-    <w:lvlOverride w:ilvl="6">
-      <w:startOverride w:val="81"/>
-    </w:lvlOverride>
-    <w:lvlOverride w:ilvl="7">
-      <w:startOverride w:val="81"/>
-    </w:lvlOverride>
-    <w:lvlOverride w:ilvl="8">
-      <w:startOverride w:val="81"/>
-    </w:lvlOverride>
-  </w:num>
-  <w:num w:numId="1005">
-    <w:abstractNumId w:val="9941106"/>
-    <w:lvlOverride w:ilvl="0">
-      <w:startOverride w:val="106"/>
-    </w:lvlOverride>
-    <w:lvlOverride w:ilvl="1">
-      <w:startOverride w:val="106"/>
-    </w:lvlOverride>
-    <w:lvlOverride w:ilvl="2">
-      <w:startOverride w:val="106"/>
-    </w:lvlOverride>
-    <w:lvlOverride w:ilvl="3">
-      <w:startOverride w:val="106"/>
-    </w:lvlOverride>
-    <w:lvlOverride w:ilvl="4">
-      <w:startOverride w:val="106"/>
-    </w:lvlOverride>
-    <w:lvlOverride w:ilvl="5">
-      <w:startOverride w:val="106"/>
-    </w:lvlOverride>
-    <w:lvlOverride w:ilvl="6">
-      <w:startOverride w:val="106"/>
-    </w:lvlOverride>
-    <w:lvlOverride w:ilvl="7">
-      <w:startOverride w:val="106"/>
-    </w:lvlOverride>
-    <w:lvlOverride w:ilvl="8">
-      <w:startOverride w:val="106"/>
-    </w:lvlOverride>
   </w:num>
 </w:numbering>
 </file>
